--- a/قائمة_المقررات_التخصصية_المفقودة_2026-09-14.docx
+++ b/قائمة_المقررات_التخصصية_المفقودة_2026-09-14.docx
@@ -81,7 +81,7 @@
           <w:color w:val="000000"/>
           <w:sz w:val="22"/>
         </w:rPr>
-        <w:t>القائمة أدناه تمثل المنشور فعليًا: 635 موضعًا متاحًا من 756، و121 موضعًا مفقودًا تمثل 100 هوية مقرر. توجد ثمانية توصيفات مرشحة للأنظمة لم تُستورد بعد؛ لذلك بقيت هوياتها في القائمة إلى حين اعتمادها والتحقق منها.</w:t>
+        <w:t>القائمة أدناه تمثل المنشور فعليًا: 639 موضعًا متاحًا من 756، و117 موضعًا مفقودًا تمثل 96 هوية مقرر. توجد ثمانية توصيفات مرشحة للأنظمة لم تُستورد بعد؛ لذلك بقيت هوياتها في القائمة إلى حين اعتمادها والتحقق منها.</w:t>
       </w:r>
     </w:p>
     <w:p>
@@ -114,7 +114,7 @@
           <w:color w:val="000000"/>
           <w:sz w:val="24"/>
         </w:rPr>
-        <w:t>نسبة التغطية الحالية 83.99 بالمئة</w:t>
+        <w:t>نسبة التغطية الحالية 84.52 بالمئة</w:t>
       </w:r>
     </w:p>
     <w:tbl>
@@ -1586,7 +1586,9 @@
               <w:jc w:val="center"/>
               <w:bidi w:val="1"/>
             </w:pPr>
-            <w:r/>
+            <w:r>
+              <w:t>102/127</w:t>
+            </w:r>
             <w:r>
               <w:rPr>
                 <w:rFonts w:ascii="Arial" w:hAnsi="Arial" w:cs="Arial"/>
@@ -1594,7 +1596,6 @@
                 <w:color w:val="000000"/>
                 <w:sz w:val="18"/>
               </w:rPr>
-              <w:t>98/127</w:t>
             </w:r>
           </w:p>
         </w:tc>
@@ -1623,7 +1624,9 @@
               <w:jc w:val="center"/>
               <w:bidi w:val="1"/>
             </w:pPr>
-            <w:r/>
+            <w:r>
+              <w:t>80.31%</w:t>
+            </w:r>
             <w:r>
               <w:rPr>
                 <w:rFonts w:ascii="Arial" w:hAnsi="Arial" w:cs="Arial"/>
@@ -1631,7 +1634,6 @@
                 <w:color w:val="000000"/>
                 <w:sz w:val="18"/>
               </w:rPr>
-              <w:t>77.17%</w:t>
             </w:r>
           </w:p>
         </w:tc>
@@ -1660,7 +1662,9 @@
               <w:jc w:val="center"/>
               <w:bidi w:val="1"/>
             </w:pPr>
-            <w:r/>
+            <w:r>
+              <w:t>25</w:t>
+            </w:r>
             <w:r>
               <w:rPr>
                 <w:rFonts w:ascii="Arial" w:hAnsi="Arial" w:cs="Arial"/>
@@ -1668,7 +1672,6 @@
                 <w:color w:val="000000"/>
                 <w:sz w:val="18"/>
               </w:rPr>
-              <w:t>29</w:t>
             </w:r>
           </w:p>
         </w:tc>
@@ -3249,7 +3252,7 @@
           <w:color w:val="000000"/>
           <w:sz w:val="21"/>
         </w:rPr>
-        <w:t>عدد الهويات المدرجة 100 هوية، وتمثل 121 موضعًا في الخطط.</w:t>
+        <w:t>عدد الهويات المدرجة 96 هوية، وتمثل 117 موضعًا في الخطط.</w:t>
       </w:r>
     </w:p>
     <w:tbl>
@@ -3531,15 +3534,16 @@
               <w:jc w:val="center"/>
               <w:bidi w:val="1"/>
             </w:pPr>
-            <w:r/>
-            <w:r>
-              <w:rPr>
-                <w:rFonts w:ascii="Arial" w:hAnsi="Arial" w:cs="Arial"/>
-                <w:b w:val="0"/>
-                <w:color w:val="000000"/>
-                <w:sz w:val="16"/>
-              </w:rPr>
+            <w:r>
               <w:t>1</w:t>
+            </w:r>
+            <w:r>
+              <w:rPr>
+                <w:rFonts w:ascii="Arial" w:hAnsi="Arial" w:cs="Arial"/>
+                <w:b w:val="0"/>
+                <w:color w:val="000000"/>
+                <w:sz w:val="16"/>
+              </w:rPr>
             </w:r>
           </w:p>
         </w:tc>
@@ -3761,15 +3765,16 @@
               <w:jc w:val="center"/>
               <w:bidi w:val="1"/>
             </w:pPr>
-            <w:r/>
-            <w:r>
-              <w:rPr>
-                <w:rFonts w:ascii="Arial" w:hAnsi="Arial" w:cs="Arial"/>
-                <w:b w:val="0"/>
-                <w:color w:val="000000"/>
-                <w:sz w:val="16"/>
-              </w:rPr>
+            <w:r>
               <w:t>2</w:t>
+            </w:r>
+            <w:r>
+              <w:rPr>
+                <w:rFonts w:ascii="Arial" w:hAnsi="Arial" w:cs="Arial"/>
+                <w:b w:val="0"/>
+                <w:color w:val="000000"/>
+                <w:sz w:val="16"/>
+              </w:rPr>
             </w:r>
           </w:p>
         </w:tc>
@@ -3995,15 +4000,16 @@
               <w:jc w:val="center"/>
               <w:bidi w:val="1"/>
             </w:pPr>
-            <w:r/>
-            <w:r>
-              <w:rPr>
-                <w:rFonts w:ascii="Arial" w:hAnsi="Arial" w:cs="Arial"/>
-                <w:b w:val="0"/>
-                <w:color w:val="000000"/>
-                <w:sz w:val="16"/>
-              </w:rPr>
+            <w:r>
               <w:t>3</w:t>
+            </w:r>
+            <w:r>
+              <w:rPr>
+                <w:rFonts w:ascii="Arial" w:hAnsi="Arial" w:cs="Arial"/>
+                <w:b w:val="0"/>
+                <w:color w:val="000000"/>
+                <w:sz w:val="16"/>
+              </w:rPr>
             </w:r>
           </w:p>
         </w:tc>
@@ -4225,15 +4231,16 @@
               <w:jc w:val="center"/>
               <w:bidi w:val="1"/>
             </w:pPr>
-            <w:r/>
-            <w:r>
-              <w:rPr>
-                <w:rFonts w:ascii="Arial" w:hAnsi="Arial" w:cs="Arial"/>
-                <w:b w:val="0"/>
-                <w:color w:val="000000"/>
-                <w:sz w:val="16"/>
-              </w:rPr>
+            <w:r>
               <w:t>4</w:t>
+            </w:r>
+            <w:r>
+              <w:rPr>
+                <w:rFonts w:ascii="Arial" w:hAnsi="Arial" w:cs="Arial"/>
+                <w:b w:val="0"/>
+                <w:color w:val="000000"/>
+                <w:sz w:val="16"/>
+              </w:rPr>
             </w:r>
           </w:p>
         </w:tc>
@@ -4459,15 +4466,16 @@
               <w:jc w:val="center"/>
               <w:bidi w:val="1"/>
             </w:pPr>
-            <w:r/>
-            <w:r>
-              <w:rPr>
-                <w:rFonts w:ascii="Arial" w:hAnsi="Arial" w:cs="Arial"/>
-                <w:b w:val="0"/>
-                <w:color w:val="000000"/>
-                <w:sz w:val="16"/>
-              </w:rPr>
+            <w:r>
               <w:t>5</w:t>
+            </w:r>
+            <w:r>
+              <w:rPr>
+                <w:rFonts w:ascii="Arial" w:hAnsi="Arial" w:cs="Arial"/>
+                <w:b w:val="0"/>
+                <w:color w:val="000000"/>
+                <w:sz w:val="16"/>
+              </w:rPr>
             </w:r>
           </w:p>
         </w:tc>
@@ -4689,15 +4697,16 @@
               <w:jc w:val="center"/>
               <w:bidi w:val="1"/>
             </w:pPr>
-            <w:r/>
-            <w:r>
-              <w:rPr>
-                <w:rFonts w:ascii="Arial" w:hAnsi="Arial" w:cs="Arial"/>
-                <w:b w:val="0"/>
-                <w:color w:val="000000"/>
-                <w:sz w:val="16"/>
-              </w:rPr>
+            <w:r>
               <w:t>6</w:t>
+            </w:r>
+            <w:r>
+              <w:rPr>
+                <w:rFonts w:ascii="Arial" w:hAnsi="Arial" w:cs="Arial"/>
+                <w:b w:val="0"/>
+                <w:color w:val="000000"/>
+                <w:sz w:val="16"/>
+              </w:rPr>
             </w:r>
           </w:p>
         </w:tc>
@@ -4923,15 +4932,16 @@
               <w:jc w:val="center"/>
               <w:bidi w:val="1"/>
             </w:pPr>
-            <w:r/>
-            <w:r>
-              <w:rPr>
-                <w:rFonts w:ascii="Arial" w:hAnsi="Arial" w:cs="Arial"/>
-                <w:b w:val="0"/>
-                <w:color w:val="000000"/>
-                <w:sz w:val="16"/>
-              </w:rPr>
+            <w:r>
               <w:t>7</w:t>
+            </w:r>
+            <w:r>
+              <w:rPr>
+                <w:rFonts w:ascii="Arial" w:hAnsi="Arial" w:cs="Arial"/>
+                <w:b w:val="0"/>
+                <w:color w:val="000000"/>
+                <w:sz w:val="16"/>
+              </w:rPr>
             </w:r>
           </w:p>
         </w:tc>
@@ -5153,15 +5163,16 @@
               <w:jc w:val="center"/>
               <w:bidi w:val="1"/>
             </w:pPr>
-            <w:r/>
-            <w:r>
-              <w:rPr>
-                <w:rFonts w:ascii="Arial" w:hAnsi="Arial" w:cs="Arial"/>
-                <w:b w:val="0"/>
-                <w:color w:val="000000"/>
-                <w:sz w:val="16"/>
-              </w:rPr>
+            <w:r>
               <w:t>8</w:t>
+            </w:r>
+            <w:r>
+              <w:rPr>
+                <w:rFonts w:ascii="Arial" w:hAnsi="Arial" w:cs="Arial"/>
+                <w:b w:val="0"/>
+                <w:color w:val="000000"/>
+                <w:sz w:val="16"/>
+              </w:rPr>
             </w:r>
           </w:p>
         </w:tc>
@@ -5387,15 +5398,16 @@
               <w:jc w:val="center"/>
               <w:bidi w:val="1"/>
             </w:pPr>
-            <w:r/>
-            <w:r>
-              <w:rPr>
-                <w:rFonts w:ascii="Arial" w:hAnsi="Arial" w:cs="Arial"/>
-                <w:b w:val="0"/>
-                <w:color w:val="000000"/>
-                <w:sz w:val="16"/>
-              </w:rPr>
+            <w:r>
               <w:t>9</w:t>
+            </w:r>
+            <w:r>
+              <w:rPr>
+                <w:rFonts w:ascii="Arial" w:hAnsi="Arial" w:cs="Arial"/>
+                <w:b w:val="0"/>
+                <w:color w:val="000000"/>
+                <w:sz w:val="16"/>
+              </w:rPr>
             </w:r>
           </w:p>
         </w:tc>
@@ -5617,15 +5629,16 @@
               <w:jc w:val="center"/>
               <w:bidi w:val="1"/>
             </w:pPr>
-            <w:r/>
-            <w:r>
-              <w:rPr>
-                <w:rFonts w:ascii="Arial" w:hAnsi="Arial" w:cs="Arial"/>
-                <w:b w:val="0"/>
-                <w:color w:val="000000"/>
-                <w:sz w:val="16"/>
-              </w:rPr>
+            <w:r>
               <w:t>10</w:t>
+            </w:r>
+            <w:r>
+              <w:rPr>
+                <w:rFonts w:ascii="Arial" w:hAnsi="Arial" w:cs="Arial"/>
+                <w:b w:val="0"/>
+                <w:color w:val="000000"/>
+                <w:sz w:val="16"/>
+              </w:rPr>
             </w:r>
           </w:p>
         </w:tc>
@@ -5851,15 +5864,16 @@
               <w:jc w:val="center"/>
               <w:bidi w:val="1"/>
             </w:pPr>
-            <w:r/>
-            <w:r>
-              <w:rPr>
-                <w:rFonts w:ascii="Arial" w:hAnsi="Arial" w:cs="Arial"/>
-                <w:b w:val="0"/>
-                <w:color w:val="000000"/>
-                <w:sz w:val="16"/>
-              </w:rPr>
+            <w:r>
               <w:t>11</w:t>
+            </w:r>
+            <w:r>
+              <w:rPr>
+                <w:rFonts w:ascii="Arial" w:hAnsi="Arial" w:cs="Arial"/>
+                <w:b w:val="0"/>
+                <w:color w:val="000000"/>
+                <w:sz w:val="16"/>
+              </w:rPr>
             </w:r>
           </w:p>
         </w:tc>
@@ -6081,15 +6095,16 @@
               <w:jc w:val="center"/>
               <w:bidi w:val="1"/>
             </w:pPr>
-            <w:r/>
-            <w:r>
-              <w:rPr>
-                <w:rFonts w:ascii="Arial" w:hAnsi="Arial" w:cs="Arial"/>
-                <w:b w:val="0"/>
-                <w:color w:val="000000"/>
-                <w:sz w:val="16"/>
-              </w:rPr>
+            <w:r>
               <w:t>12</w:t>
+            </w:r>
+            <w:r>
+              <w:rPr>
+                <w:rFonts w:ascii="Arial" w:hAnsi="Arial" w:cs="Arial"/>
+                <w:b w:val="0"/>
+                <w:color w:val="000000"/>
+                <w:sz w:val="16"/>
+              </w:rPr>
             </w:r>
           </w:p>
         </w:tc>
@@ -6315,15 +6330,16 @@
               <w:jc w:val="center"/>
               <w:bidi w:val="1"/>
             </w:pPr>
-            <w:r/>
-            <w:r>
-              <w:rPr>
-                <w:rFonts w:ascii="Arial" w:hAnsi="Arial" w:cs="Arial"/>
-                <w:b w:val="0"/>
-                <w:color w:val="000000"/>
-                <w:sz w:val="16"/>
-              </w:rPr>
+            <w:r>
               <w:t>13</w:t>
+            </w:r>
+            <w:r>
+              <w:rPr>
+                <w:rFonts w:ascii="Arial" w:hAnsi="Arial" w:cs="Arial"/>
+                <w:b w:val="0"/>
+                <w:color w:val="000000"/>
+                <w:sz w:val="16"/>
+              </w:rPr>
             </w:r>
           </w:p>
         </w:tc>
@@ -6545,15 +6561,16 @@
               <w:jc w:val="center"/>
               <w:bidi w:val="1"/>
             </w:pPr>
-            <w:r/>
-            <w:r>
-              <w:rPr>
-                <w:rFonts w:ascii="Arial" w:hAnsi="Arial" w:cs="Arial"/>
-                <w:b w:val="0"/>
-                <w:color w:val="000000"/>
-                <w:sz w:val="16"/>
-              </w:rPr>
+            <w:r>
               <w:t>14</w:t>
+            </w:r>
+            <w:r>
+              <w:rPr>
+                <w:rFonts w:ascii="Arial" w:hAnsi="Arial" w:cs="Arial"/>
+                <w:b w:val="0"/>
+                <w:color w:val="000000"/>
+                <w:sz w:val="16"/>
+              </w:rPr>
             </w:r>
           </w:p>
         </w:tc>
@@ -6779,15 +6796,16 @@
               <w:jc w:val="center"/>
               <w:bidi w:val="1"/>
             </w:pPr>
-            <w:r/>
-            <w:r>
-              <w:rPr>
-                <w:rFonts w:ascii="Arial" w:hAnsi="Arial" w:cs="Arial"/>
-                <w:b w:val="0"/>
-                <w:color w:val="000000"/>
-                <w:sz w:val="16"/>
-              </w:rPr>
+            <w:r>
               <w:t>15</w:t>
+            </w:r>
+            <w:r>
+              <w:rPr>
+                <w:rFonts w:ascii="Arial" w:hAnsi="Arial" w:cs="Arial"/>
+                <w:b w:val="0"/>
+                <w:color w:val="000000"/>
+                <w:sz w:val="16"/>
+              </w:rPr>
             </w:r>
           </w:p>
         </w:tc>
@@ -7009,15 +7027,16 @@
               <w:jc w:val="center"/>
               <w:bidi w:val="1"/>
             </w:pPr>
-            <w:r/>
-            <w:r>
-              <w:rPr>
-                <w:rFonts w:ascii="Arial" w:hAnsi="Arial" w:cs="Arial"/>
-                <w:b w:val="0"/>
-                <w:color w:val="000000"/>
-                <w:sz w:val="16"/>
-              </w:rPr>
+            <w:r>
               <w:t>16</w:t>
+            </w:r>
+            <w:r>
+              <w:rPr>
+                <w:rFonts w:ascii="Arial" w:hAnsi="Arial" w:cs="Arial"/>
+                <w:b w:val="0"/>
+                <w:color w:val="000000"/>
+                <w:sz w:val="16"/>
+              </w:rPr>
             </w:r>
           </w:p>
         </w:tc>
@@ -7243,15 +7262,16 @@
               <w:jc w:val="center"/>
               <w:bidi w:val="1"/>
             </w:pPr>
-            <w:r/>
-            <w:r>
-              <w:rPr>
-                <w:rFonts w:ascii="Arial" w:hAnsi="Arial" w:cs="Arial"/>
-                <w:b w:val="0"/>
-                <w:color w:val="000000"/>
-                <w:sz w:val="16"/>
-              </w:rPr>
+            <w:r>
               <w:t>17</w:t>
+            </w:r>
+            <w:r>
+              <w:rPr>
+                <w:rFonts w:ascii="Arial" w:hAnsi="Arial" w:cs="Arial"/>
+                <w:b w:val="0"/>
+                <w:color w:val="000000"/>
+                <w:sz w:val="16"/>
+              </w:rPr>
             </w:r>
           </w:p>
         </w:tc>
@@ -7473,15 +7493,16 @@
               <w:jc w:val="center"/>
               <w:bidi w:val="1"/>
             </w:pPr>
-            <w:r/>
-            <w:r>
-              <w:rPr>
-                <w:rFonts w:ascii="Arial" w:hAnsi="Arial" w:cs="Arial"/>
-                <w:b w:val="0"/>
-                <w:color w:val="000000"/>
-                <w:sz w:val="16"/>
-              </w:rPr>
+            <w:r>
               <w:t>18</w:t>
+            </w:r>
+            <w:r>
+              <w:rPr>
+                <w:rFonts w:ascii="Arial" w:hAnsi="Arial" w:cs="Arial"/>
+                <w:b w:val="0"/>
+                <w:color w:val="000000"/>
+                <w:sz w:val="16"/>
+              </w:rPr>
             </w:r>
           </w:p>
         </w:tc>
@@ -7707,15 +7728,16 @@
               <w:jc w:val="center"/>
               <w:bidi w:val="1"/>
             </w:pPr>
-            <w:r/>
-            <w:r>
-              <w:rPr>
-                <w:rFonts w:ascii="Arial" w:hAnsi="Arial" w:cs="Arial"/>
-                <w:b w:val="0"/>
-                <w:color w:val="000000"/>
-                <w:sz w:val="16"/>
-              </w:rPr>
+            <w:r>
               <w:t>19</w:t>
+            </w:r>
+            <w:r>
+              <w:rPr>
+                <w:rFonts w:ascii="Arial" w:hAnsi="Arial" w:cs="Arial"/>
+                <w:b w:val="0"/>
+                <w:color w:val="000000"/>
+                <w:sz w:val="16"/>
+              </w:rPr>
             </w:r>
           </w:p>
         </w:tc>
@@ -7937,15 +7959,16 @@
               <w:jc w:val="center"/>
               <w:bidi w:val="1"/>
             </w:pPr>
-            <w:r/>
-            <w:r>
-              <w:rPr>
-                <w:rFonts w:ascii="Arial" w:hAnsi="Arial" w:cs="Arial"/>
-                <w:b w:val="0"/>
-                <w:color w:val="000000"/>
-                <w:sz w:val="16"/>
-              </w:rPr>
+            <w:r>
               <w:t>20</w:t>
+            </w:r>
+            <w:r>
+              <w:rPr>
+                <w:rFonts w:ascii="Arial" w:hAnsi="Arial" w:cs="Arial"/>
+                <w:b w:val="0"/>
+                <w:color w:val="000000"/>
+                <w:sz w:val="16"/>
+              </w:rPr>
             </w:r>
           </w:p>
         </w:tc>
@@ -8171,15 +8194,16 @@
               <w:jc w:val="center"/>
               <w:bidi w:val="1"/>
             </w:pPr>
-            <w:r/>
-            <w:r>
-              <w:rPr>
-                <w:rFonts w:ascii="Arial" w:hAnsi="Arial" w:cs="Arial"/>
-                <w:b w:val="0"/>
-                <w:color w:val="000000"/>
-                <w:sz w:val="16"/>
-              </w:rPr>
+            <w:r>
               <w:t>21</w:t>
+            </w:r>
+            <w:r>
+              <w:rPr>
+                <w:rFonts w:ascii="Arial" w:hAnsi="Arial" w:cs="Arial"/>
+                <w:b w:val="0"/>
+                <w:color w:val="000000"/>
+                <w:sz w:val="16"/>
+              </w:rPr>
             </w:r>
           </w:p>
         </w:tc>
@@ -8401,15 +8425,16 @@
               <w:jc w:val="center"/>
               <w:bidi w:val="1"/>
             </w:pPr>
-            <w:r/>
-            <w:r>
-              <w:rPr>
-                <w:rFonts w:ascii="Arial" w:hAnsi="Arial" w:cs="Arial"/>
-                <w:b w:val="0"/>
-                <w:color w:val="000000"/>
-                <w:sz w:val="16"/>
-              </w:rPr>
+            <w:r>
               <w:t>22</w:t>
+            </w:r>
+            <w:r>
+              <w:rPr>
+                <w:rFonts w:ascii="Arial" w:hAnsi="Arial" w:cs="Arial"/>
+                <w:b w:val="0"/>
+                <w:color w:val="000000"/>
+                <w:sz w:val="16"/>
+              </w:rPr>
             </w:r>
           </w:p>
         </w:tc>
@@ -8635,15 +8660,16 @@
               <w:jc w:val="center"/>
               <w:bidi w:val="1"/>
             </w:pPr>
-            <w:r/>
-            <w:r>
-              <w:rPr>
-                <w:rFonts w:ascii="Arial" w:hAnsi="Arial" w:cs="Arial"/>
-                <w:b w:val="0"/>
-                <w:color w:val="000000"/>
-                <w:sz w:val="16"/>
-              </w:rPr>
+            <w:r>
               <w:t>23</w:t>
+            </w:r>
+            <w:r>
+              <w:rPr>
+                <w:rFonts w:ascii="Arial" w:hAnsi="Arial" w:cs="Arial"/>
+                <w:b w:val="0"/>
+                <w:color w:val="000000"/>
+                <w:sz w:val="16"/>
+              </w:rPr>
             </w:r>
           </w:p>
         </w:tc>
@@ -8865,15 +8891,16 @@
               <w:jc w:val="center"/>
               <w:bidi w:val="1"/>
             </w:pPr>
-            <w:r/>
-            <w:r>
-              <w:rPr>
-                <w:rFonts w:ascii="Arial" w:hAnsi="Arial" w:cs="Arial"/>
-                <w:b w:val="0"/>
-                <w:color w:val="000000"/>
-                <w:sz w:val="16"/>
-              </w:rPr>
+            <w:r>
               <w:t>24</w:t>
+            </w:r>
+            <w:r>
+              <w:rPr>
+                <w:rFonts w:ascii="Arial" w:hAnsi="Arial" w:cs="Arial"/>
+                <w:b w:val="0"/>
+                <w:color w:val="000000"/>
+                <w:sz w:val="16"/>
+              </w:rPr>
             </w:r>
           </w:p>
         </w:tc>
@@ -9099,15 +9126,16 @@
               <w:jc w:val="center"/>
               <w:bidi w:val="1"/>
             </w:pPr>
-            <w:r/>
-            <w:r>
-              <w:rPr>
-                <w:rFonts w:ascii="Arial" w:hAnsi="Arial" w:cs="Arial"/>
-                <w:b w:val="0"/>
-                <w:color w:val="000000"/>
-                <w:sz w:val="16"/>
-              </w:rPr>
+            <w:r>
               <w:t>25</w:t>
+            </w:r>
+            <w:r>
+              <w:rPr>
+                <w:rFonts w:ascii="Arial" w:hAnsi="Arial" w:cs="Arial"/>
+                <w:b w:val="0"/>
+                <w:color w:val="000000"/>
+                <w:sz w:val="16"/>
+              </w:rPr>
             </w:r>
           </w:p>
         </w:tc>
@@ -9329,15 +9357,16 @@
               <w:jc w:val="center"/>
               <w:bidi w:val="1"/>
             </w:pPr>
-            <w:r/>
-            <w:r>
-              <w:rPr>
-                <w:rFonts w:ascii="Arial" w:hAnsi="Arial" w:cs="Arial"/>
-                <w:b w:val="0"/>
-                <w:color w:val="000000"/>
-                <w:sz w:val="16"/>
-              </w:rPr>
+            <w:r>
               <w:t>26</w:t>
+            </w:r>
+            <w:r>
+              <w:rPr>
+                <w:rFonts w:ascii="Arial" w:hAnsi="Arial" w:cs="Arial"/>
+                <w:b w:val="0"/>
+                <w:color w:val="000000"/>
+                <w:sz w:val="16"/>
+              </w:rPr>
             </w:r>
           </w:p>
         </w:tc>
@@ -9563,15 +9592,16 @@
               <w:jc w:val="center"/>
               <w:bidi w:val="1"/>
             </w:pPr>
-            <w:r/>
-            <w:r>
-              <w:rPr>
-                <w:rFonts w:ascii="Arial" w:hAnsi="Arial" w:cs="Arial"/>
-                <w:b w:val="0"/>
-                <w:color w:val="000000"/>
-                <w:sz w:val="16"/>
-              </w:rPr>
+            <w:r>
               <w:t>27</w:t>
+            </w:r>
+            <w:r>
+              <w:rPr>
+                <w:rFonts w:ascii="Arial" w:hAnsi="Arial" w:cs="Arial"/>
+                <w:b w:val="0"/>
+                <w:color w:val="000000"/>
+                <w:sz w:val="16"/>
+              </w:rPr>
             </w:r>
           </w:p>
         </w:tc>
@@ -9793,15 +9823,16 @@
               <w:jc w:val="center"/>
               <w:bidi w:val="1"/>
             </w:pPr>
-            <w:r/>
-            <w:r>
-              <w:rPr>
-                <w:rFonts w:ascii="Arial" w:hAnsi="Arial" w:cs="Arial"/>
-                <w:b w:val="0"/>
-                <w:color w:val="000000"/>
-                <w:sz w:val="16"/>
-              </w:rPr>
+            <w:r>
               <w:t>28</w:t>
+            </w:r>
+            <w:r>
+              <w:rPr>
+                <w:rFonts w:ascii="Arial" w:hAnsi="Arial" w:cs="Arial"/>
+                <w:b w:val="0"/>
+                <w:color w:val="000000"/>
+                <w:sz w:val="16"/>
+              </w:rPr>
             </w:r>
           </w:p>
         </w:tc>
@@ -10027,15 +10058,16 @@
               <w:jc w:val="center"/>
               <w:bidi w:val="1"/>
             </w:pPr>
-            <w:r/>
-            <w:r>
-              <w:rPr>
-                <w:rFonts w:ascii="Arial" w:hAnsi="Arial" w:cs="Arial"/>
-                <w:b w:val="0"/>
-                <w:color w:val="000000"/>
-                <w:sz w:val="16"/>
-              </w:rPr>
+            <w:r>
               <w:t>29</w:t>
+            </w:r>
+            <w:r>
+              <w:rPr>
+                <w:rFonts w:ascii="Arial" w:hAnsi="Arial" w:cs="Arial"/>
+                <w:b w:val="0"/>
+                <w:color w:val="000000"/>
+                <w:sz w:val="16"/>
+              </w:rPr>
             </w:r>
           </w:p>
         </w:tc>
@@ -10257,15 +10289,16 @@
               <w:jc w:val="center"/>
               <w:bidi w:val="1"/>
             </w:pPr>
-            <w:r/>
-            <w:r>
-              <w:rPr>
-                <w:rFonts w:ascii="Arial" w:hAnsi="Arial" w:cs="Arial"/>
-                <w:b w:val="0"/>
-                <w:color w:val="000000"/>
-                <w:sz w:val="16"/>
-              </w:rPr>
+            <w:r>
               <w:t>30</w:t>
+            </w:r>
+            <w:r>
+              <w:rPr>
+                <w:rFonts w:ascii="Arial" w:hAnsi="Arial" w:cs="Arial"/>
+                <w:b w:val="0"/>
+                <w:color w:val="000000"/>
+                <w:sz w:val="16"/>
+              </w:rPr>
             </w:r>
           </w:p>
         </w:tc>
@@ -10484,6 +10517,7 @@
               <w:insideH w:val="single" w:sz="6" w:color="D9D9D9"/>
               <w:insideV w:val="single" w:sz="6" w:color="D9D9D9"/>
             </w:tcBorders>
+            <w:shd w:fill="EAF2F8"/>
           </w:tcPr>
           <w:p>
             <w:pPr>
@@ -10491,16 +10525,17 @@
               <w:jc w:val="center"/>
               <w:bidi w:val="1"/>
             </w:pPr>
-            <w:r/>
-            <w:r>
-              <w:rPr>
-                <w:rFonts w:ascii="Arial" w:hAnsi="Arial" w:cs="Arial"/>
-                <w:b w:val="0"/>
-                <w:color w:val="000000"/>
-                <w:sz w:val="16"/>
-              </w:rPr>
+            <w:r>
               <w:t>31</w:t>
             </w:r>
+            <w:r>
+              <w:rPr>
+                <w:rFonts w:ascii="Arial" w:hAnsi="Arial" w:cs="Arial"/>
+                <w:b w:val="0"/>
+                <w:color w:val="000000"/>
+                <w:sz w:val="16"/>
+              </w:rPr>
+            </w:r>
           </w:p>
         </w:tc>
         <w:tc>
@@ -10521,6 +10556,7 @@
               <w:insideH w:val="single" w:sz="6" w:color="D9D9D9"/>
               <w:insideV w:val="single" w:sz="6" w:color="D9D9D9"/>
             </w:tcBorders>
+            <w:shd w:fill="EAF2F8"/>
           </w:tcPr>
           <w:p>
             <w:pPr>
@@ -10536,7 +10572,7 @@
                 <w:color w:val="000000"/>
                 <w:sz w:val="16"/>
               </w:rPr>
-              <w:t>2002228-2</w:t>
+              <w:t>2002310-3</w:t>
             </w:r>
           </w:p>
         </w:tc>
@@ -10558,6 +10594,7 @@
               <w:insideH w:val="single" w:sz="6" w:color="D9D9D9"/>
               <w:insideV w:val="single" w:sz="6" w:color="D9D9D9"/>
             </w:tcBorders>
+            <w:shd w:fill="EAF2F8"/>
           </w:tcPr>
           <w:p>
             <w:pPr>
@@ -10573,7 +10610,7 @@
                 <w:color w:val="000000"/>
                 <w:sz w:val="16"/>
               </w:rPr>
-              <w:t>القرآن الكريم (٥)</w:t>
+              <w:t>التفسير التحليلي (٣)</w:t>
             </w:r>
           </w:p>
         </w:tc>
@@ -10595,6 +10632,7 @@
               <w:insideH w:val="single" w:sz="6" w:color="D9D9D9"/>
               <w:insideV w:val="single" w:sz="6" w:color="D9D9D9"/>
             </w:tcBorders>
+            <w:shd w:fill="EAF2F8"/>
           </w:tcPr>
           <w:p>
             <w:pPr>
@@ -10634,6 +10672,7 @@
               <w:insideH w:val="single" w:sz="6" w:color="D9D9D9"/>
               <w:insideV w:val="single" w:sz="6" w:color="D9D9D9"/>
             </w:tcBorders>
+            <w:shd w:fill="EAF2F8"/>
           </w:tcPr>
           <w:p>
             <w:pPr>
@@ -10671,6 +10710,7 @@
               <w:insideH w:val="single" w:sz="6" w:color="D9D9D9"/>
               <w:insideV w:val="single" w:sz="6" w:color="D9D9D9"/>
             </w:tcBorders>
+            <w:shd w:fill="EAF2F8"/>
           </w:tcPr>
           <w:p>
             <w:pPr>
@@ -10713,7 +10753,6 @@
               <w:insideH w:val="single" w:sz="6" w:color="D9D9D9"/>
               <w:insideV w:val="single" w:sz="6" w:color="D9D9D9"/>
             </w:tcBorders>
-            <w:shd w:fill="EAF2F8"/>
           </w:tcPr>
           <w:p>
             <w:pPr>
@@ -10721,16 +10760,17 @@
               <w:jc w:val="center"/>
               <w:bidi w:val="1"/>
             </w:pPr>
-            <w:r/>
-            <w:r>
-              <w:rPr>
-                <w:rFonts w:ascii="Arial" w:hAnsi="Arial" w:cs="Arial"/>
-                <w:b w:val="0"/>
-                <w:color w:val="000000"/>
-                <w:sz w:val="16"/>
-              </w:rPr>
+            <w:r>
               <w:t>32</w:t>
             </w:r>
+            <w:r>
+              <w:rPr>
+                <w:rFonts w:ascii="Arial" w:hAnsi="Arial" w:cs="Arial"/>
+                <w:b w:val="0"/>
+                <w:color w:val="000000"/>
+                <w:sz w:val="16"/>
+              </w:rPr>
+            </w:r>
           </w:p>
         </w:tc>
         <w:tc>
@@ -10751,7 +10791,6 @@
               <w:insideH w:val="single" w:sz="6" w:color="D9D9D9"/>
               <w:insideV w:val="single" w:sz="6" w:color="D9D9D9"/>
             </w:tcBorders>
-            <w:shd w:fill="EAF2F8"/>
           </w:tcPr>
           <w:p>
             <w:pPr>
@@ -10767,7 +10806,7 @@
                 <w:color w:val="000000"/>
                 <w:sz w:val="16"/>
               </w:rPr>
-              <w:t>2002229-2</w:t>
+              <w:t>2003220-2</w:t>
             </w:r>
           </w:p>
         </w:tc>
@@ -10789,7 +10828,6 @@
               <w:insideH w:val="single" w:sz="6" w:color="D9D9D9"/>
               <w:insideV w:val="single" w:sz="6" w:color="D9D9D9"/>
             </w:tcBorders>
-            <w:shd w:fill="EAF2F8"/>
           </w:tcPr>
           <w:p>
             <w:pPr>
@@ -10805,7 +10843,7 @@
                 <w:color w:val="000000"/>
                 <w:sz w:val="16"/>
               </w:rPr>
-              <w:t>القرآن الكريم (٦)</w:t>
+              <w:t>المدخل لدراسة الأنظمة</w:t>
             </w:r>
           </w:p>
         </w:tc>
@@ -10827,7 +10865,6 @@
               <w:insideH w:val="single" w:sz="6" w:color="D9D9D9"/>
               <w:insideV w:val="single" w:sz="6" w:color="D9D9D9"/>
             </w:tcBorders>
-            <w:shd w:fill="EAF2F8"/>
           </w:tcPr>
           <w:p>
             <w:pPr>
@@ -10843,9 +10880,9 @@
                 <w:color w:val="000000"/>
                 <w:sz w:val="16"/>
               </w:rPr>
-              <w:t>الدراسات الإسلامية</w:t>
+              <w:t>الدراسات الإسلامية، القرآن وعلومه</w:t>
               <w:br/>
-              <w:t>الدراسات الإسلامية: جديدة 47</w:t>
+              <w:t>الدراسات الإسلامية: قديمة 39؛ القرآن وعلومه: جديدة 47؛ القرآن وعلومه: قديمة 39</w:t>
             </w:r>
           </w:p>
         </w:tc>
@@ -10867,7 +10904,6 @@
               <w:insideH w:val="single" w:sz="6" w:color="D9D9D9"/>
               <w:insideV w:val="single" w:sz="6" w:color="D9D9D9"/>
             </w:tcBorders>
-            <w:shd w:fill="EAF2F8"/>
           </w:tcPr>
           <w:p>
             <w:pPr>
@@ -10883,7 +10919,7 @@
                 <w:color w:val="000000"/>
                 <w:sz w:val="16"/>
               </w:rPr>
-              <w:t>1</w:t>
+              <w:t>3</w:t>
             </w:r>
           </w:p>
         </w:tc>
@@ -10905,7 +10941,6 @@
               <w:insideH w:val="single" w:sz="6" w:color="D9D9D9"/>
               <w:insideV w:val="single" w:sz="6" w:color="D9D9D9"/>
             </w:tcBorders>
-            <w:shd w:fill="EAF2F8"/>
           </w:tcPr>
           <w:p>
             <w:pPr>
@@ -10948,6 +10983,7 @@
               <w:insideH w:val="single" w:sz="6" w:color="D9D9D9"/>
               <w:insideV w:val="single" w:sz="6" w:color="D9D9D9"/>
             </w:tcBorders>
+            <w:shd w:fill="EAF2F8"/>
           </w:tcPr>
           <w:p>
             <w:pPr>
@@ -10955,16 +10991,17 @@
               <w:jc w:val="center"/>
               <w:bidi w:val="1"/>
             </w:pPr>
-            <w:r/>
-            <w:r>
-              <w:rPr>
-                <w:rFonts w:ascii="Arial" w:hAnsi="Arial" w:cs="Arial"/>
-                <w:b w:val="0"/>
-                <w:color w:val="000000"/>
-                <w:sz w:val="16"/>
-              </w:rPr>
+            <w:r>
               <w:t>33</w:t>
             </w:r>
+            <w:r>
+              <w:rPr>
+                <w:rFonts w:ascii="Arial" w:hAnsi="Arial" w:cs="Arial"/>
+                <w:b w:val="0"/>
+                <w:color w:val="000000"/>
+                <w:sz w:val="16"/>
+              </w:rPr>
+            </w:r>
           </w:p>
         </w:tc>
         <w:tc>
@@ -10985,6 +11022,7 @@
               <w:insideH w:val="single" w:sz="6" w:color="D9D9D9"/>
               <w:insideV w:val="single" w:sz="6" w:color="D9D9D9"/>
             </w:tcBorders>
+            <w:shd w:fill="EAF2F8"/>
           </w:tcPr>
           <w:p>
             <w:pPr>
@@ -11000,7 +11038,7 @@
                 <w:color w:val="000000"/>
                 <w:sz w:val="16"/>
               </w:rPr>
-              <w:t>2002236-2</w:t>
+              <w:t>2004211-4</w:t>
             </w:r>
           </w:p>
         </w:tc>
@@ -11022,6 +11060,7 @@
               <w:insideH w:val="single" w:sz="6" w:color="D9D9D9"/>
               <w:insideV w:val="single" w:sz="6" w:color="D9D9D9"/>
             </w:tcBorders>
+            <w:shd w:fill="EAF2F8"/>
           </w:tcPr>
           <w:p>
             <w:pPr>
@@ -11037,7 +11076,7 @@
                 <w:color w:val="000000"/>
                 <w:sz w:val="16"/>
               </w:rPr>
-              <w:t>القرآن الكريم (٨)</w:t>
+              <w:t>العقيدة (1)</w:t>
             </w:r>
           </w:p>
         </w:tc>
@@ -11059,6 +11098,7 @@
               <w:insideH w:val="single" w:sz="6" w:color="D9D9D9"/>
               <w:insideV w:val="single" w:sz="6" w:color="D9D9D9"/>
             </w:tcBorders>
+            <w:shd w:fill="EAF2F8"/>
           </w:tcPr>
           <w:p>
             <w:pPr>
@@ -11098,6 +11138,7 @@
               <w:insideH w:val="single" w:sz="6" w:color="D9D9D9"/>
               <w:insideV w:val="single" w:sz="6" w:color="D9D9D9"/>
             </w:tcBorders>
+            <w:shd w:fill="EAF2F8"/>
           </w:tcPr>
           <w:p>
             <w:pPr>
@@ -11135,6 +11176,7 @@
               <w:insideH w:val="single" w:sz="6" w:color="D9D9D9"/>
               <w:insideV w:val="single" w:sz="6" w:color="D9D9D9"/>
             </w:tcBorders>
+            <w:shd w:fill="EAF2F8"/>
           </w:tcPr>
           <w:p>
             <w:pPr>
@@ -11177,7 +11219,6 @@
               <w:insideH w:val="single" w:sz="6" w:color="D9D9D9"/>
               <w:insideV w:val="single" w:sz="6" w:color="D9D9D9"/>
             </w:tcBorders>
-            <w:shd w:fill="EAF2F8"/>
           </w:tcPr>
           <w:p>
             <w:pPr>
@@ -11185,16 +11226,17 @@
               <w:jc w:val="center"/>
               <w:bidi w:val="1"/>
             </w:pPr>
-            <w:r/>
-            <w:r>
-              <w:rPr>
-                <w:rFonts w:ascii="Arial" w:hAnsi="Arial" w:cs="Arial"/>
-                <w:b w:val="0"/>
-                <w:color w:val="000000"/>
-                <w:sz w:val="16"/>
-              </w:rPr>
+            <w:r>
               <w:t>34</w:t>
             </w:r>
+            <w:r>
+              <w:rPr>
+                <w:rFonts w:ascii="Arial" w:hAnsi="Arial" w:cs="Arial"/>
+                <w:b w:val="0"/>
+                <w:color w:val="000000"/>
+                <w:sz w:val="16"/>
+              </w:rPr>
+            </w:r>
           </w:p>
         </w:tc>
         <w:tc>
@@ -11215,7 +11257,6 @@
               <w:insideH w:val="single" w:sz="6" w:color="D9D9D9"/>
               <w:insideV w:val="single" w:sz="6" w:color="D9D9D9"/>
             </w:tcBorders>
-            <w:shd w:fill="EAF2F8"/>
           </w:tcPr>
           <w:p>
             <w:pPr>
@@ -11231,7 +11272,7 @@
                 <w:color w:val="000000"/>
                 <w:sz w:val="16"/>
               </w:rPr>
-              <w:t>2002310-3</w:t>
+              <w:t>2004252-4</w:t>
             </w:r>
           </w:p>
         </w:tc>
@@ -11253,7 +11294,6 @@
               <w:insideH w:val="single" w:sz="6" w:color="D9D9D9"/>
               <w:insideV w:val="single" w:sz="6" w:color="D9D9D9"/>
             </w:tcBorders>
-            <w:shd w:fill="EAF2F8"/>
           </w:tcPr>
           <w:p>
             <w:pPr>
@@ -11269,7 +11309,7 @@
                 <w:color w:val="000000"/>
                 <w:sz w:val="16"/>
               </w:rPr>
-              <w:t>التفسير التحليلي (٣)</w:t>
+              <w:t>الحديث التحليلي (1)</w:t>
             </w:r>
           </w:p>
         </w:tc>
@@ -11291,7 +11331,6 @@
               <w:insideH w:val="single" w:sz="6" w:color="D9D9D9"/>
               <w:insideV w:val="single" w:sz="6" w:color="D9D9D9"/>
             </w:tcBorders>
-            <w:shd w:fill="EAF2F8"/>
           </w:tcPr>
           <w:p>
             <w:pPr>
@@ -11331,7 +11370,6 @@
               <w:insideH w:val="single" w:sz="6" w:color="D9D9D9"/>
               <w:insideV w:val="single" w:sz="6" w:color="D9D9D9"/>
             </w:tcBorders>
-            <w:shd w:fill="EAF2F8"/>
           </w:tcPr>
           <w:p>
             <w:pPr>
@@ -11369,7 +11407,6 @@
               <w:insideH w:val="single" w:sz="6" w:color="D9D9D9"/>
               <w:insideV w:val="single" w:sz="6" w:color="D9D9D9"/>
             </w:tcBorders>
-            <w:shd w:fill="EAF2F8"/>
           </w:tcPr>
           <w:p>
             <w:pPr>
@@ -11412,6 +11449,7 @@
               <w:insideH w:val="single" w:sz="6" w:color="D9D9D9"/>
               <w:insideV w:val="single" w:sz="6" w:color="D9D9D9"/>
             </w:tcBorders>
+            <w:shd w:fill="EAF2F8"/>
           </w:tcPr>
           <w:p>
             <w:pPr>
@@ -11419,16 +11457,17 @@
               <w:jc w:val="center"/>
               <w:bidi w:val="1"/>
             </w:pPr>
-            <w:r/>
-            <w:r>
-              <w:rPr>
-                <w:rFonts w:ascii="Arial" w:hAnsi="Arial" w:cs="Arial"/>
-                <w:b w:val="0"/>
-                <w:color w:val="000000"/>
-                <w:sz w:val="16"/>
-              </w:rPr>
+            <w:r>
               <w:t>35</w:t>
             </w:r>
+            <w:r>
+              <w:rPr>
+                <w:rFonts w:ascii="Arial" w:hAnsi="Arial" w:cs="Arial"/>
+                <w:b w:val="0"/>
+                <w:color w:val="000000"/>
+                <w:sz w:val="16"/>
+              </w:rPr>
+            </w:r>
           </w:p>
         </w:tc>
         <w:tc>
@@ -11449,6 +11488,7 @@
               <w:insideH w:val="single" w:sz="6" w:color="D9D9D9"/>
               <w:insideV w:val="single" w:sz="6" w:color="D9D9D9"/>
             </w:tcBorders>
+            <w:shd w:fill="EAF2F8"/>
           </w:tcPr>
           <w:p>
             <w:pPr>
@@ -11464,7 +11504,7 @@
                 <w:color w:val="000000"/>
                 <w:sz w:val="16"/>
               </w:rPr>
-              <w:t>2003220-2</w:t>
+              <w:t>2004256-2</w:t>
             </w:r>
           </w:p>
         </w:tc>
@@ -11486,6 +11526,7 @@
               <w:insideH w:val="single" w:sz="6" w:color="D9D9D9"/>
               <w:insideV w:val="single" w:sz="6" w:color="D9D9D9"/>
             </w:tcBorders>
+            <w:shd w:fill="EAF2F8"/>
           </w:tcPr>
           <w:p>
             <w:pPr>
@@ -11501,7 +11542,7 @@
                 <w:color w:val="000000"/>
                 <w:sz w:val="16"/>
               </w:rPr>
-              <w:t>المدخل لدراسة الأنظمة</w:t>
+              <w:t>الحديث التحليلي (٢)</w:t>
             </w:r>
           </w:p>
         </w:tc>
@@ -11523,6 +11564,7 @@
               <w:insideH w:val="single" w:sz="6" w:color="D9D9D9"/>
               <w:insideV w:val="single" w:sz="6" w:color="D9D9D9"/>
             </w:tcBorders>
+            <w:shd w:fill="EAF2F8"/>
           </w:tcPr>
           <w:p>
             <w:pPr>
@@ -11538,9 +11580,9 @@
                 <w:color w:val="000000"/>
                 <w:sz w:val="16"/>
               </w:rPr>
-              <w:t>الدراسات الإسلامية، القرآن وعلومه</w:t>
+              <w:t>الدراسات الإسلامية</w:t>
               <w:br/>
-              <w:t>الدراسات الإسلامية: قديمة 39؛ القرآن وعلومه: جديدة 47؛ القرآن وعلومه: قديمة 39</w:t>
+              <w:t>الدراسات الإسلامية: جديدة 47</w:t>
             </w:r>
           </w:p>
         </w:tc>
@@ -11562,6 +11604,7 @@
               <w:insideH w:val="single" w:sz="6" w:color="D9D9D9"/>
               <w:insideV w:val="single" w:sz="6" w:color="D9D9D9"/>
             </w:tcBorders>
+            <w:shd w:fill="EAF2F8"/>
           </w:tcPr>
           <w:p>
             <w:pPr>
@@ -11577,7 +11620,7 @@
                 <w:color w:val="000000"/>
                 <w:sz w:val="16"/>
               </w:rPr>
-              <w:t>3</w:t>
+              <w:t>1</w:t>
             </w:r>
           </w:p>
         </w:tc>
@@ -11599,6 +11642,7 @@
               <w:insideH w:val="single" w:sz="6" w:color="D9D9D9"/>
               <w:insideV w:val="single" w:sz="6" w:color="D9D9D9"/>
             </w:tcBorders>
+            <w:shd w:fill="EAF2F8"/>
           </w:tcPr>
           <w:p>
             <w:pPr>
@@ -11641,7 +11685,6 @@
               <w:insideH w:val="single" w:sz="6" w:color="D9D9D9"/>
               <w:insideV w:val="single" w:sz="6" w:color="D9D9D9"/>
             </w:tcBorders>
-            <w:shd w:fill="EAF2F8"/>
           </w:tcPr>
           <w:p>
             <w:pPr>
@@ -11649,16 +11692,17 @@
               <w:jc w:val="center"/>
               <w:bidi w:val="1"/>
             </w:pPr>
-            <w:r/>
-            <w:r>
-              <w:rPr>
-                <w:rFonts w:ascii="Arial" w:hAnsi="Arial" w:cs="Arial"/>
-                <w:b w:val="0"/>
-                <w:color w:val="000000"/>
-                <w:sz w:val="16"/>
-              </w:rPr>
+            <w:r>
               <w:t>36</w:t>
             </w:r>
+            <w:r>
+              <w:rPr>
+                <w:rFonts w:ascii="Arial" w:hAnsi="Arial" w:cs="Arial"/>
+                <w:b w:val="0"/>
+                <w:color w:val="000000"/>
+                <w:sz w:val="16"/>
+              </w:rPr>
+            </w:r>
           </w:p>
         </w:tc>
         <w:tc>
@@ -11679,7 +11723,6 @@
               <w:insideH w:val="single" w:sz="6" w:color="D9D9D9"/>
               <w:insideV w:val="single" w:sz="6" w:color="D9D9D9"/>
             </w:tcBorders>
-            <w:shd w:fill="EAF2F8"/>
           </w:tcPr>
           <w:p>
             <w:pPr>
@@ -11695,7 +11738,7 @@
                 <w:color w:val="000000"/>
                 <w:sz w:val="16"/>
               </w:rPr>
-              <w:t>2004211-4</w:t>
+              <w:t>2004262-2</w:t>
             </w:r>
           </w:p>
         </w:tc>
@@ -11717,7 +11760,6 @@
               <w:insideH w:val="single" w:sz="6" w:color="D9D9D9"/>
               <w:insideV w:val="single" w:sz="6" w:color="D9D9D9"/>
             </w:tcBorders>
-            <w:shd w:fill="EAF2F8"/>
           </w:tcPr>
           <w:p>
             <w:pPr>
@@ -11733,7 +11775,7 @@
                 <w:color w:val="000000"/>
                 <w:sz w:val="16"/>
               </w:rPr>
-              <w:t>العقيدة (1)</w:t>
+              <w:t>الدعوة والحسبة</w:t>
             </w:r>
           </w:p>
         </w:tc>
@@ -11755,7 +11797,6 @@
               <w:insideH w:val="single" w:sz="6" w:color="D9D9D9"/>
               <w:insideV w:val="single" w:sz="6" w:color="D9D9D9"/>
             </w:tcBorders>
-            <w:shd w:fill="EAF2F8"/>
           </w:tcPr>
           <w:p>
             <w:pPr>
@@ -11795,7 +11836,6 @@
               <w:insideH w:val="single" w:sz="6" w:color="D9D9D9"/>
               <w:insideV w:val="single" w:sz="6" w:color="D9D9D9"/>
             </w:tcBorders>
-            <w:shd w:fill="EAF2F8"/>
           </w:tcPr>
           <w:p>
             <w:pPr>
@@ -11833,7 +11873,6 @@
               <w:insideH w:val="single" w:sz="6" w:color="D9D9D9"/>
               <w:insideV w:val="single" w:sz="6" w:color="D9D9D9"/>
             </w:tcBorders>
-            <w:shd w:fill="EAF2F8"/>
           </w:tcPr>
           <w:p>
             <w:pPr>
@@ -11876,6 +11915,7 @@
               <w:insideH w:val="single" w:sz="6" w:color="D9D9D9"/>
               <w:insideV w:val="single" w:sz="6" w:color="D9D9D9"/>
             </w:tcBorders>
+            <w:shd w:fill="EAF2F8"/>
           </w:tcPr>
           <w:p>
             <w:pPr>
@@ -11883,16 +11923,17 @@
               <w:jc w:val="center"/>
               <w:bidi w:val="1"/>
             </w:pPr>
-            <w:r/>
-            <w:r>
-              <w:rPr>
-                <w:rFonts w:ascii="Arial" w:hAnsi="Arial" w:cs="Arial"/>
-                <w:b w:val="0"/>
-                <w:color w:val="000000"/>
-                <w:sz w:val="16"/>
-              </w:rPr>
+            <w:r>
               <w:t>37</w:t>
             </w:r>
+            <w:r>
+              <w:rPr>
+                <w:rFonts w:ascii="Arial" w:hAnsi="Arial" w:cs="Arial"/>
+                <w:b w:val="0"/>
+                <w:color w:val="000000"/>
+                <w:sz w:val="16"/>
+              </w:rPr>
+            </w:r>
           </w:p>
         </w:tc>
         <w:tc>
@@ -11913,6 +11954,7 @@
               <w:insideH w:val="single" w:sz="6" w:color="D9D9D9"/>
               <w:insideV w:val="single" w:sz="6" w:color="D9D9D9"/>
             </w:tcBorders>
+            <w:shd w:fill="EAF2F8"/>
           </w:tcPr>
           <w:p>
             <w:pPr>
@@ -11928,7 +11970,7 @@
                 <w:color w:val="000000"/>
                 <w:sz w:val="16"/>
               </w:rPr>
-              <w:t>2004252-4</w:t>
+              <w:t>2004269-4</w:t>
             </w:r>
           </w:p>
         </w:tc>
@@ -11950,6 +11992,7 @@
               <w:insideH w:val="single" w:sz="6" w:color="D9D9D9"/>
               <w:insideV w:val="single" w:sz="6" w:color="D9D9D9"/>
             </w:tcBorders>
+            <w:shd w:fill="EAF2F8"/>
           </w:tcPr>
           <w:p>
             <w:pPr>
@@ -11965,7 +12008,7 @@
                 <w:color w:val="000000"/>
                 <w:sz w:val="16"/>
               </w:rPr>
-              <w:t>الحديث التحليلي (1)</w:t>
+              <w:t>التخريج ودراسة الأسانيد</w:t>
             </w:r>
           </w:p>
         </w:tc>
@@ -11987,6 +12030,7 @@
               <w:insideH w:val="single" w:sz="6" w:color="D9D9D9"/>
               <w:insideV w:val="single" w:sz="6" w:color="D9D9D9"/>
             </w:tcBorders>
+            <w:shd w:fill="EAF2F8"/>
           </w:tcPr>
           <w:p>
             <w:pPr>
@@ -12026,6 +12070,7 @@
               <w:insideH w:val="single" w:sz="6" w:color="D9D9D9"/>
               <w:insideV w:val="single" w:sz="6" w:color="D9D9D9"/>
             </w:tcBorders>
+            <w:shd w:fill="EAF2F8"/>
           </w:tcPr>
           <w:p>
             <w:pPr>
@@ -12063,6 +12108,7 @@
               <w:insideH w:val="single" w:sz="6" w:color="D9D9D9"/>
               <w:insideV w:val="single" w:sz="6" w:color="D9D9D9"/>
             </w:tcBorders>
+            <w:shd w:fill="EAF2F8"/>
           </w:tcPr>
           <w:p>
             <w:pPr>
@@ -12105,7 +12151,6 @@
               <w:insideH w:val="single" w:sz="6" w:color="D9D9D9"/>
               <w:insideV w:val="single" w:sz="6" w:color="D9D9D9"/>
             </w:tcBorders>
-            <w:shd w:fill="EAF2F8"/>
           </w:tcPr>
           <w:p>
             <w:pPr>
@@ -12113,16 +12158,17 @@
               <w:jc w:val="center"/>
               <w:bidi w:val="1"/>
             </w:pPr>
-            <w:r/>
-            <w:r>
-              <w:rPr>
-                <w:rFonts w:ascii="Arial" w:hAnsi="Arial" w:cs="Arial"/>
-                <w:b w:val="0"/>
-                <w:color w:val="000000"/>
-                <w:sz w:val="16"/>
-              </w:rPr>
+            <w:r>
               <w:t>38</w:t>
             </w:r>
+            <w:r>
+              <w:rPr>
+                <w:rFonts w:ascii="Arial" w:hAnsi="Arial" w:cs="Arial"/>
+                <w:b w:val="0"/>
+                <w:color w:val="000000"/>
+                <w:sz w:val="16"/>
+              </w:rPr>
+            </w:r>
           </w:p>
         </w:tc>
         <w:tc>
@@ -12143,7 +12189,6 @@
               <w:insideH w:val="single" w:sz="6" w:color="D9D9D9"/>
               <w:insideV w:val="single" w:sz="6" w:color="D9D9D9"/>
             </w:tcBorders>
-            <w:shd w:fill="EAF2F8"/>
           </w:tcPr>
           <w:p>
             <w:pPr>
@@ -12159,7 +12204,7 @@
                 <w:color w:val="000000"/>
                 <w:sz w:val="16"/>
               </w:rPr>
-              <w:t>2004256-2</w:t>
+              <w:t>2004272-2</w:t>
             </w:r>
           </w:p>
         </w:tc>
@@ -12181,7 +12226,6 @@
               <w:insideH w:val="single" w:sz="6" w:color="D9D9D9"/>
               <w:insideV w:val="single" w:sz="6" w:color="D9D9D9"/>
             </w:tcBorders>
-            <w:shd w:fill="EAF2F8"/>
           </w:tcPr>
           <w:p>
             <w:pPr>
@@ -12197,7 +12241,7 @@
                 <w:color w:val="000000"/>
                 <w:sz w:val="16"/>
               </w:rPr>
-              <w:t>الحديث التحليلي (٢)</w:t>
+              <w:t>العمل الخيري</w:t>
             </w:r>
           </w:p>
         </w:tc>
@@ -12219,7 +12263,6 @@
               <w:insideH w:val="single" w:sz="6" w:color="D9D9D9"/>
               <w:insideV w:val="single" w:sz="6" w:color="D9D9D9"/>
             </w:tcBorders>
-            <w:shd w:fill="EAF2F8"/>
           </w:tcPr>
           <w:p>
             <w:pPr>
@@ -12259,7 +12302,6 @@
               <w:insideH w:val="single" w:sz="6" w:color="D9D9D9"/>
               <w:insideV w:val="single" w:sz="6" w:color="D9D9D9"/>
             </w:tcBorders>
-            <w:shd w:fill="EAF2F8"/>
           </w:tcPr>
           <w:p>
             <w:pPr>
@@ -12297,7 +12339,6 @@
               <w:insideH w:val="single" w:sz="6" w:color="D9D9D9"/>
               <w:insideV w:val="single" w:sz="6" w:color="D9D9D9"/>
             </w:tcBorders>
-            <w:shd w:fill="EAF2F8"/>
           </w:tcPr>
           <w:p>
             <w:pPr>
@@ -12340,6 +12381,7 @@
               <w:insideH w:val="single" w:sz="6" w:color="D9D9D9"/>
               <w:insideV w:val="single" w:sz="6" w:color="D9D9D9"/>
             </w:tcBorders>
+            <w:shd w:fill="EAF2F8"/>
           </w:tcPr>
           <w:p>
             <w:pPr>
@@ -12347,16 +12389,17 @@
               <w:jc w:val="center"/>
               <w:bidi w:val="1"/>
             </w:pPr>
-            <w:r/>
-            <w:r>
-              <w:rPr>
-                <w:rFonts w:ascii="Arial" w:hAnsi="Arial" w:cs="Arial"/>
-                <w:b w:val="0"/>
-                <w:color w:val="000000"/>
-                <w:sz w:val="16"/>
-              </w:rPr>
+            <w:r>
               <w:t>39</w:t>
             </w:r>
+            <w:r>
+              <w:rPr>
+                <w:rFonts w:ascii="Arial" w:hAnsi="Arial" w:cs="Arial"/>
+                <w:b w:val="0"/>
+                <w:color w:val="000000"/>
+                <w:sz w:val="16"/>
+              </w:rPr>
+            </w:r>
           </w:p>
         </w:tc>
         <w:tc>
@@ -12377,6 +12420,7 @@
               <w:insideH w:val="single" w:sz="6" w:color="D9D9D9"/>
               <w:insideV w:val="single" w:sz="6" w:color="D9D9D9"/>
             </w:tcBorders>
+            <w:shd w:fill="EAF2F8"/>
           </w:tcPr>
           <w:p>
             <w:pPr>
@@ -12392,7 +12436,7 @@
                 <w:color w:val="000000"/>
                 <w:sz w:val="16"/>
               </w:rPr>
-              <w:t>2004262-2</w:t>
+              <w:t>2004305-4</w:t>
             </w:r>
           </w:p>
         </w:tc>
@@ -12414,6 +12458,7 @@
               <w:insideH w:val="single" w:sz="6" w:color="D9D9D9"/>
               <w:insideV w:val="single" w:sz="6" w:color="D9D9D9"/>
             </w:tcBorders>
+            <w:shd w:fill="EAF2F8"/>
           </w:tcPr>
           <w:p>
             <w:pPr>
@@ -12429,7 +12474,7 @@
                 <w:color w:val="000000"/>
                 <w:sz w:val="16"/>
               </w:rPr>
-              <w:t>الدعوة والحسبة</w:t>
+              <w:t>أحاديث الأحكام (١)</w:t>
             </w:r>
           </w:p>
         </w:tc>
@@ -12451,6 +12496,7 @@
               <w:insideH w:val="single" w:sz="6" w:color="D9D9D9"/>
               <w:insideV w:val="single" w:sz="6" w:color="D9D9D9"/>
             </w:tcBorders>
+            <w:shd w:fill="EAF2F8"/>
           </w:tcPr>
           <w:p>
             <w:pPr>
@@ -12490,6 +12536,7 @@
               <w:insideH w:val="single" w:sz="6" w:color="D9D9D9"/>
               <w:insideV w:val="single" w:sz="6" w:color="D9D9D9"/>
             </w:tcBorders>
+            <w:shd w:fill="EAF2F8"/>
           </w:tcPr>
           <w:p>
             <w:pPr>
@@ -12527,6 +12574,7 @@
               <w:insideH w:val="single" w:sz="6" w:color="D9D9D9"/>
               <w:insideV w:val="single" w:sz="6" w:color="D9D9D9"/>
             </w:tcBorders>
+            <w:shd w:fill="EAF2F8"/>
           </w:tcPr>
           <w:p>
             <w:pPr>
@@ -12569,7 +12617,6 @@
               <w:insideH w:val="single" w:sz="6" w:color="D9D9D9"/>
               <w:insideV w:val="single" w:sz="6" w:color="D9D9D9"/>
             </w:tcBorders>
-            <w:shd w:fill="EAF2F8"/>
           </w:tcPr>
           <w:p>
             <w:pPr>
@@ -12577,16 +12624,17 @@
               <w:jc w:val="center"/>
               <w:bidi w:val="1"/>
             </w:pPr>
-            <w:r/>
-            <w:r>
-              <w:rPr>
-                <w:rFonts w:ascii="Arial" w:hAnsi="Arial" w:cs="Arial"/>
-                <w:b w:val="0"/>
-                <w:color w:val="000000"/>
-                <w:sz w:val="16"/>
-              </w:rPr>
+            <w:r>
               <w:t>40</w:t>
             </w:r>
+            <w:r>
+              <w:rPr>
+                <w:rFonts w:ascii="Arial" w:hAnsi="Arial" w:cs="Arial"/>
+                <w:b w:val="0"/>
+                <w:color w:val="000000"/>
+                <w:sz w:val="16"/>
+              </w:rPr>
+            </w:r>
           </w:p>
         </w:tc>
         <w:tc>
@@ -12607,7 +12655,6 @@
               <w:insideH w:val="single" w:sz="6" w:color="D9D9D9"/>
               <w:insideV w:val="single" w:sz="6" w:color="D9D9D9"/>
             </w:tcBorders>
-            <w:shd w:fill="EAF2F8"/>
           </w:tcPr>
           <w:p>
             <w:pPr>
@@ -12623,7 +12670,7 @@
                 <w:color w:val="000000"/>
                 <w:sz w:val="16"/>
               </w:rPr>
-              <w:t>2004269-4</w:t>
+              <w:t>20013101-3</w:t>
             </w:r>
           </w:p>
         </w:tc>
@@ -12645,7 +12692,6 @@
               <w:insideH w:val="single" w:sz="6" w:color="D9D9D9"/>
               <w:insideV w:val="single" w:sz="6" w:color="D9D9D9"/>
             </w:tcBorders>
-            <w:shd w:fill="EAF2F8"/>
           </w:tcPr>
           <w:p>
             <w:pPr>
@@ -12661,7 +12707,7 @@
                 <w:color w:val="000000"/>
                 <w:sz w:val="16"/>
               </w:rPr>
-              <w:t>التخريج ودراسة الأسانيد</w:t>
+              <w:t>الفقه (٤)</w:t>
             </w:r>
           </w:p>
         </w:tc>
@@ -12683,7 +12729,6 @@
               <w:insideH w:val="single" w:sz="6" w:color="D9D9D9"/>
               <w:insideV w:val="single" w:sz="6" w:color="D9D9D9"/>
             </w:tcBorders>
-            <w:shd w:fill="EAF2F8"/>
           </w:tcPr>
           <w:p>
             <w:pPr>
@@ -12723,7 +12768,6 @@
               <w:insideH w:val="single" w:sz="6" w:color="D9D9D9"/>
               <w:insideV w:val="single" w:sz="6" w:color="D9D9D9"/>
             </w:tcBorders>
-            <w:shd w:fill="EAF2F8"/>
           </w:tcPr>
           <w:p>
             <w:pPr>
@@ -12761,7 +12805,6 @@
               <w:insideH w:val="single" w:sz="6" w:color="D9D9D9"/>
               <w:insideV w:val="single" w:sz="6" w:color="D9D9D9"/>
             </w:tcBorders>
-            <w:shd w:fill="EAF2F8"/>
           </w:tcPr>
           <w:p>
             <w:pPr>
@@ -12804,6 +12847,7 @@
               <w:insideH w:val="single" w:sz="6" w:color="D9D9D9"/>
               <w:insideV w:val="single" w:sz="6" w:color="D9D9D9"/>
             </w:tcBorders>
+            <w:shd w:fill="EAF2F8"/>
           </w:tcPr>
           <w:p>
             <w:pPr>
@@ -12811,16 +12855,17 @@
               <w:jc w:val="center"/>
               <w:bidi w:val="1"/>
             </w:pPr>
-            <w:r/>
-            <w:r>
-              <w:rPr>
-                <w:rFonts w:ascii="Arial" w:hAnsi="Arial" w:cs="Arial"/>
-                <w:b w:val="0"/>
-                <w:color w:val="000000"/>
-                <w:sz w:val="16"/>
-              </w:rPr>
+            <w:r>
               <w:t>41</w:t>
             </w:r>
+            <w:r>
+              <w:rPr>
+                <w:rFonts w:ascii="Arial" w:hAnsi="Arial" w:cs="Arial"/>
+                <w:b w:val="0"/>
+                <w:color w:val="000000"/>
+                <w:sz w:val="16"/>
+              </w:rPr>
+            </w:r>
           </w:p>
         </w:tc>
         <w:tc>
@@ -12841,6 +12886,7 @@
               <w:insideH w:val="single" w:sz="6" w:color="D9D9D9"/>
               <w:insideV w:val="single" w:sz="6" w:color="D9D9D9"/>
             </w:tcBorders>
+            <w:shd w:fill="EAF2F8"/>
           </w:tcPr>
           <w:p>
             <w:pPr>
@@ -12856,7 +12902,7 @@
                 <w:color w:val="000000"/>
                 <w:sz w:val="16"/>
               </w:rPr>
-              <w:t>2004272-2</w:t>
+              <w:t>20013201-4</w:t>
             </w:r>
           </w:p>
         </w:tc>
@@ -12878,6 +12924,7 @@
               <w:insideH w:val="single" w:sz="6" w:color="D9D9D9"/>
               <w:insideV w:val="single" w:sz="6" w:color="D9D9D9"/>
             </w:tcBorders>
+            <w:shd w:fill="EAF2F8"/>
           </w:tcPr>
           <w:p>
             <w:pPr>
@@ -12893,7 +12940,7 @@
                 <w:color w:val="000000"/>
                 <w:sz w:val="16"/>
               </w:rPr>
-              <w:t>العمل الخيري</w:t>
+              <w:t>الفقه (٥)</w:t>
             </w:r>
           </w:p>
         </w:tc>
@@ -12915,6 +12962,7 @@
               <w:insideH w:val="single" w:sz="6" w:color="D9D9D9"/>
               <w:insideV w:val="single" w:sz="6" w:color="D9D9D9"/>
             </w:tcBorders>
+            <w:shd w:fill="EAF2F8"/>
           </w:tcPr>
           <w:p>
             <w:pPr>
@@ -12954,6 +13002,7 @@
               <w:insideH w:val="single" w:sz="6" w:color="D9D9D9"/>
               <w:insideV w:val="single" w:sz="6" w:color="D9D9D9"/>
             </w:tcBorders>
+            <w:shd w:fill="EAF2F8"/>
           </w:tcPr>
           <w:p>
             <w:pPr>
@@ -12991,6 +13040,7 @@
               <w:insideH w:val="single" w:sz="6" w:color="D9D9D9"/>
               <w:insideV w:val="single" w:sz="6" w:color="D9D9D9"/>
             </w:tcBorders>
+            <w:shd w:fill="EAF2F8"/>
           </w:tcPr>
           <w:p>
             <w:pPr>
@@ -13041,15 +13091,16 @@
               <w:jc w:val="center"/>
               <w:bidi w:val="1"/>
             </w:pPr>
-            <w:r/>
-            <w:r>
-              <w:rPr>
-                <w:rFonts w:ascii="Arial" w:hAnsi="Arial" w:cs="Arial"/>
-                <w:b w:val="0"/>
-                <w:color w:val="000000"/>
-                <w:sz w:val="16"/>
-              </w:rPr>
+            <w:r>
               <w:t>42</w:t>
+            </w:r>
+            <w:r>
+              <w:rPr>
+                <w:rFonts w:ascii="Arial" w:hAnsi="Arial" w:cs="Arial"/>
+                <w:b w:val="0"/>
+                <w:color w:val="000000"/>
+                <w:sz w:val="16"/>
+              </w:rPr>
             </w:r>
           </w:p>
         </w:tc>
@@ -13087,7 +13138,7 @@
                 <w:color w:val="000000"/>
                 <w:sz w:val="16"/>
               </w:rPr>
-              <w:t>2004305-4</w:t>
+              <w:t>20042111-2</w:t>
             </w:r>
           </w:p>
         </w:tc>
@@ -13125,7 +13176,7 @@
                 <w:color w:val="000000"/>
                 <w:sz w:val="16"/>
               </w:rPr>
-              <w:t>أحاديث الأحكام (١)</w:t>
+              <w:t>العقيدة (٢)</w:t>
             </w:r>
           </w:p>
         </w:tc>
@@ -13275,15 +13326,16 @@
               <w:jc w:val="center"/>
               <w:bidi w:val="1"/>
             </w:pPr>
-            <w:r/>
-            <w:r>
-              <w:rPr>
-                <w:rFonts w:ascii="Arial" w:hAnsi="Arial" w:cs="Arial"/>
-                <w:b w:val="0"/>
-                <w:color w:val="000000"/>
-                <w:sz w:val="16"/>
-              </w:rPr>
+            <w:r>
               <w:t>43</w:t>
+            </w:r>
+            <w:r>
+              <w:rPr>
+                <w:rFonts w:ascii="Arial" w:hAnsi="Arial" w:cs="Arial"/>
+                <w:b w:val="0"/>
+                <w:color w:val="000000"/>
+                <w:sz w:val="16"/>
+              </w:rPr>
             </w:r>
           </w:p>
         </w:tc>
@@ -13320,7 +13372,7 @@
                 <w:color w:val="000000"/>
                 <w:sz w:val="16"/>
               </w:rPr>
-              <w:t>20013101-3</w:t>
+              <w:t>20043105-2</w:t>
             </w:r>
           </w:p>
         </w:tc>
@@ -13357,7 +13409,7 @@
                 <w:color w:val="000000"/>
                 <w:sz w:val="16"/>
               </w:rPr>
-              <w:t>الفقه (٤)</w:t>
+              <w:t>الفقه المقارن</w:t>
             </w:r>
           </w:p>
         </w:tc>
@@ -13396,7 +13448,7 @@
               </w:rPr>
               <w:t>الدراسات الإسلامية</w:t>
               <w:br/>
-              <w:t>الدراسات الإسلامية: جديدة 47</w:t>
+              <w:t>الدراسات الإسلامية: قديمة 39</w:t>
             </w:r>
           </w:p>
         </w:tc>
@@ -13505,15 +13557,16 @@
               <w:jc w:val="center"/>
               <w:bidi w:val="1"/>
             </w:pPr>
-            <w:r/>
-            <w:r>
-              <w:rPr>
-                <w:rFonts w:ascii="Arial" w:hAnsi="Arial" w:cs="Arial"/>
-                <w:b w:val="0"/>
-                <w:color w:val="000000"/>
-                <w:sz w:val="16"/>
-              </w:rPr>
+            <w:r>
               <w:t>44</w:t>
+            </w:r>
+            <w:r>
+              <w:rPr>
+                <w:rFonts w:ascii="Arial" w:hAnsi="Arial" w:cs="Arial"/>
+                <w:b w:val="0"/>
+                <w:color w:val="000000"/>
+                <w:sz w:val="16"/>
+              </w:rPr>
             </w:r>
           </w:p>
         </w:tc>
@@ -13551,7 +13604,7 @@
                 <w:color w:val="000000"/>
                 <w:sz w:val="16"/>
               </w:rPr>
-              <w:t>20013201-4</w:t>
+              <w:t>20043108-2</w:t>
             </w:r>
           </w:p>
         </w:tc>
@@ -13589,7 +13642,7 @@
                 <w:color w:val="000000"/>
                 <w:sz w:val="16"/>
               </w:rPr>
-              <w:t>الفقه (٥)</w:t>
+              <w:t>علم المواريث (1)</w:t>
             </w:r>
           </w:p>
         </w:tc>
@@ -13629,7 +13682,7 @@
               </w:rPr>
               <w:t>الدراسات الإسلامية</w:t>
               <w:br/>
-              <w:t>الدراسات الإسلامية: جديدة 47</w:t>
+              <w:t>الدراسات الإسلامية: قديمة 39</w:t>
             </w:r>
           </w:p>
         </w:tc>
@@ -13739,15 +13792,16 @@
               <w:jc w:val="center"/>
               <w:bidi w:val="1"/>
             </w:pPr>
-            <w:r/>
-            <w:r>
-              <w:rPr>
-                <w:rFonts w:ascii="Arial" w:hAnsi="Arial" w:cs="Arial"/>
-                <w:b w:val="0"/>
-                <w:color w:val="000000"/>
-                <w:sz w:val="16"/>
-              </w:rPr>
+            <w:r>
               <w:t>45</w:t>
+            </w:r>
+            <w:r>
+              <w:rPr>
+                <w:rFonts w:ascii="Arial" w:hAnsi="Arial" w:cs="Arial"/>
+                <w:b w:val="0"/>
+                <w:color w:val="000000"/>
+                <w:sz w:val="16"/>
+              </w:rPr>
             </w:r>
           </w:p>
         </w:tc>
@@ -13784,7 +13838,7 @@
                 <w:color w:val="000000"/>
                 <w:sz w:val="16"/>
               </w:rPr>
-              <w:t>20041201-2</w:t>
+              <w:t>20043109-2</w:t>
             </w:r>
           </w:p>
         </w:tc>
@@ -13821,7 +13875,7 @@
                 <w:color w:val="000000"/>
                 <w:sz w:val="16"/>
               </w:rPr>
-              <w:t>التجويد</w:t>
+              <w:t>دراسات في سير السلف</w:t>
             </w:r>
           </w:p>
         </w:tc>
@@ -13860,7 +13914,7 @@
               </w:rPr>
               <w:t>الدراسات الإسلامية</w:t>
               <w:br/>
-              <w:t>الدراسات الإسلامية: قديمة 39</w:t>
+              <w:t>الدراسات الإسلامية: جديدة 47</w:t>
             </w:r>
           </w:p>
         </w:tc>
@@ -13969,15 +14023,16 @@
               <w:jc w:val="center"/>
               <w:bidi w:val="1"/>
             </w:pPr>
-            <w:r/>
-            <w:r>
-              <w:rPr>
-                <w:rFonts w:ascii="Arial" w:hAnsi="Arial" w:cs="Arial"/>
-                <w:b w:val="0"/>
-                <w:color w:val="000000"/>
-                <w:sz w:val="16"/>
-              </w:rPr>
+            <w:r>
               <w:t>46</w:t>
+            </w:r>
+            <w:r>
+              <w:rPr>
+                <w:rFonts w:ascii="Arial" w:hAnsi="Arial" w:cs="Arial"/>
+                <w:b w:val="0"/>
+                <w:color w:val="000000"/>
+                <w:sz w:val="16"/>
+              </w:rPr>
             </w:r>
           </w:p>
         </w:tc>
@@ -14015,7 +14070,7 @@
                 <w:color w:val="000000"/>
                 <w:sz w:val="16"/>
               </w:rPr>
-              <w:t>20042111-2</w:t>
+              <w:t>20043110-2</w:t>
             </w:r>
           </w:p>
         </w:tc>
@@ -14053,7 +14108,7 @@
                 <w:color w:val="000000"/>
                 <w:sz w:val="16"/>
               </w:rPr>
-              <w:t>العقيدة (٢)</w:t>
+              <w:t>محاسن الإسلام</w:t>
             </w:r>
           </w:p>
         </w:tc>
@@ -14203,15 +14258,16 @@
               <w:jc w:val="center"/>
               <w:bidi w:val="1"/>
             </w:pPr>
-            <w:r/>
-            <w:r>
-              <w:rPr>
-                <w:rFonts w:ascii="Arial" w:hAnsi="Arial" w:cs="Arial"/>
-                <w:b w:val="0"/>
-                <w:color w:val="000000"/>
-                <w:sz w:val="16"/>
-              </w:rPr>
+            <w:r>
               <w:t>47</w:t>
+            </w:r>
+            <w:r>
+              <w:rPr>
+                <w:rFonts w:ascii="Arial" w:hAnsi="Arial" w:cs="Arial"/>
+                <w:b w:val="0"/>
+                <w:color w:val="000000"/>
+                <w:sz w:val="16"/>
+              </w:rPr>
             </w:r>
           </w:p>
         </w:tc>
@@ -14248,7 +14304,7 @@
                 <w:color w:val="000000"/>
                 <w:sz w:val="16"/>
               </w:rPr>
-              <w:t>20043105-2</w:t>
+              <w:t>20043111-2</w:t>
             </w:r>
           </w:p>
         </w:tc>
@@ -14285,7 +14341,7 @@
                 <w:color w:val="000000"/>
                 <w:sz w:val="16"/>
               </w:rPr>
-              <w:t>الفقه المقارن</w:t>
+              <w:t>الأمن الفكري</w:t>
             </w:r>
           </w:p>
         </w:tc>
@@ -14324,7 +14380,7 @@
               </w:rPr>
               <w:t>الدراسات الإسلامية</w:t>
               <w:br/>
-              <w:t>الدراسات الإسلامية: قديمة 39</w:t>
+              <w:t>الدراسات الإسلامية: جديدة 47</w:t>
             </w:r>
           </w:p>
         </w:tc>
@@ -14433,15 +14489,16 @@
               <w:jc w:val="center"/>
               <w:bidi w:val="1"/>
             </w:pPr>
-            <w:r/>
-            <w:r>
-              <w:rPr>
-                <w:rFonts w:ascii="Arial" w:hAnsi="Arial" w:cs="Arial"/>
-                <w:b w:val="0"/>
-                <w:color w:val="000000"/>
-                <w:sz w:val="16"/>
-              </w:rPr>
+            <w:r>
               <w:t>48</w:t>
+            </w:r>
+            <w:r>
+              <w:rPr>
+                <w:rFonts w:ascii="Arial" w:hAnsi="Arial" w:cs="Arial"/>
+                <w:b w:val="0"/>
+                <w:color w:val="000000"/>
+                <w:sz w:val="16"/>
+              </w:rPr>
             </w:r>
           </w:p>
         </w:tc>
@@ -14479,7 +14536,7 @@
                 <w:color w:val="000000"/>
                 <w:sz w:val="16"/>
               </w:rPr>
-              <w:t>20043108-2</w:t>
+              <w:t>20043202-2</w:t>
             </w:r>
           </w:p>
         </w:tc>
@@ -14517,7 +14574,7 @@
                 <w:color w:val="000000"/>
                 <w:sz w:val="16"/>
               </w:rPr>
-              <w:t>علم المواريث (1)</w:t>
+              <w:t>القواعد الفقهية</w:t>
             </w:r>
           </w:p>
         </w:tc>
@@ -14667,15 +14724,16 @@
               <w:jc w:val="center"/>
               <w:bidi w:val="1"/>
             </w:pPr>
-            <w:r/>
-            <w:r>
-              <w:rPr>
-                <w:rFonts w:ascii="Arial" w:hAnsi="Arial" w:cs="Arial"/>
-                <w:b w:val="0"/>
-                <w:color w:val="000000"/>
-                <w:sz w:val="16"/>
-              </w:rPr>
+            <w:r>
               <w:t>49</w:t>
+            </w:r>
+            <w:r>
+              <w:rPr>
+                <w:rFonts w:ascii="Arial" w:hAnsi="Arial" w:cs="Arial"/>
+                <w:b w:val="0"/>
+                <w:color w:val="000000"/>
+                <w:sz w:val="16"/>
+              </w:rPr>
             </w:r>
           </w:p>
         </w:tc>
@@ -14712,7 +14770,7 @@
                 <w:color w:val="000000"/>
                 <w:sz w:val="16"/>
               </w:rPr>
-              <w:t>20043109-2</w:t>
+              <w:t>20044101-2</w:t>
             </w:r>
           </w:p>
         </w:tc>
@@ -14749,7 +14807,7 @@
                 <w:color w:val="000000"/>
                 <w:sz w:val="16"/>
               </w:rPr>
-              <w:t>دراسات في سير السلف</w:t>
+              <w:t>أصول فقه (3)</w:t>
             </w:r>
           </w:p>
         </w:tc>
@@ -14788,7 +14846,7 @@
               </w:rPr>
               <w:t>الدراسات الإسلامية</w:t>
               <w:br/>
-              <w:t>الدراسات الإسلامية: جديدة 47</w:t>
+              <w:t>الدراسات الإسلامية: قديمة 39</w:t>
             </w:r>
           </w:p>
         </w:tc>
@@ -14897,15 +14955,16 @@
               <w:jc w:val="center"/>
               <w:bidi w:val="1"/>
             </w:pPr>
-            <w:r/>
-            <w:r>
-              <w:rPr>
-                <w:rFonts w:ascii="Arial" w:hAnsi="Arial" w:cs="Arial"/>
-                <w:b w:val="0"/>
-                <w:color w:val="000000"/>
-                <w:sz w:val="16"/>
-              </w:rPr>
+            <w:r>
               <w:t>50</w:t>
+            </w:r>
+            <w:r>
+              <w:rPr>
+                <w:rFonts w:ascii="Arial" w:hAnsi="Arial" w:cs="Arial"/>
+                <w:b w:val="0"/>
+                <w:color w:val="000000"/>
+                <w:sz w:val="16"/>
+              </w:rPr>
             </w:r>
           </w:p>
         </w:tc>
@@ -14943,7 +15002,7 @@
                 <w:color w:val="000000"/>
                 <w:sz w:val="16"/>
               </w:rPr>
-              <w:t>20043110-2</w:t>
+              <w:t>20044206-2</w:t>
             </w:r>
           </w:p>
         </w:tc>
@@ -14981,7 +15040,7 @@
                 <w:color w:val="000000"/>
                 <w:sz w:val="16"/>
               </w:rPr>
-              <w:t>محاسن الإسلام</w:t>
+              <w:t>علم المواريث (2)</w:t>
             </w:r>
           </w:p>
         </w:tc>
@@ -15021,7 +15080,7 @@
               </w:rPr>
               <w:t>الدراسات الإسلامية</w:t>
               <w:br/>
-              <w:t>الدراسات الإسلامية: جديدة 47</w:t>
+              <w:t>الدراسات الإسلامية: قديمة 39</w:t>
             </w:r>
           </w:p>
         </w:tc>
@@ -15131,15 +15190,16 @@
               <w:jc w:val="center"/>
               <w:bidi w:val="1"/>
             </w:pPr>
-            <w:r/>
-            <w:r>
-              <w:rPr>
-                <w:rFonts w:ascii="Arial" w:hAnsi="Arial" w:cs="Arial"/>
-                <w:b w:val="0"/>
-                <w:color w:val="000000"/>
-                <w:sz w:val="16"/>
-              </w:rPr>
+            <w:r>
               <w:t>51</w:t>
+            </w:r>
+            <w:r>
+              <w:rPr>
+                <w:rFonts w:ascii="Arial" w:hAnsi="Arial" w:cs="Arial"/>
+                <w:b w:val="0"/>
+                <w:color w:val="000000"/>
+                <w:sz w:val="16"/>
+              </w:rPr>
             </w:r>
           </w:p>
         </w:tc>
@@ -15176,7 +15236,7 @@
                 <w:color w:val="000000"/>
                 <w:sz w:val="16"/>
               </w:rPr>
-              <w:t>20043111-2</w:t>
+              <w:t>20044220-4</w:t>
             </w:r>
           </w:p>
         </w:tc>
@@ -15213,7 +15273,7 @@
                 <w:color w:val="000000"/>
                 <w:sz w:val="16"/>
               </w:rPr>
-              <w:t>الأمن الفكري</w:t>
+              <w:t>التدريب التعاوني</w:t>
             </w:r>
           </w:p>
         </w:tc>
@@ -15361,15 +15421,16 @@
               <w:jc w:val="center"/>
               <w:bidi w:val="1"/>
             </w:pPr>
-            <w:r/>
-            <w:r>
-              <w:rPr>
-                <w:rFonts w:ascii="Arial" w:hAnsi="Arial" w:cs="Arial"/>
-                <w:b w:val="0"/>
-                <w:color w:val="000000"/>
-                <w:sz w:val="16"/>
-              </w:rPr>
+            <w:r>
               <w:t>52</w:t>
+            </w:r>
+            <w:r>
+              <w:rPr>
+                <w:rFonts w:ascii="Arial" w:hAnsi="Arial" w:cs="Arial"/>
+                <w:b w:val="0"/>
+                <w:color w:val="000000"/>
+                <w:sz w:val="16"/>
+              </w:rPr>
             </w:r>
           </w:p>
         </w:tc>
@@ -15407,7 +15468,7 @@
                 <w:color w:val="000000"/>
                 <w:sz w:val="16"/>
               </w:rPr>
-              <w:t>20043202-2</w:t>
+              <w:t>2001192-2</w:t>
             </w:r>
           </w:p>
         </w:tc>
@@ -15445,7 +15506,7 @@
                 <w:color w:val="000000"/>
                 <w:sz w:val="16"/>
               </w:rPr>
-              <w:t>القواعد الفقهية</w:t>
+              <w:t>علوم الحديث (2)</w:t>
             </w:r>
           </w:p>
         </w:tc>
@@ -15483,9 +15544,9 @@
                 <w:color w:val="000000"/>
                 <w:sz w:val="16"/>
               </w:rPr>
-              <w:t>الدراسات الإسلامية</w:t>
+              <w:t>الشريعة</w:t>
               <w:br/>
-              <w:t>الدراسات الإسلامية: قديمة 39</w:t>
+              <w:t>الشريعة: قديمة 38؛ الشريعة: قديمة 39</w:t>
             </w:r>
           </w:p>
         </w:tc>
@@ -15523,7 +15584,7 @@
                 <w:color w:val="000000"/>
                 <w:sz w:val="16"/>
               </w:rPr>
-              <w:t>1</w:t>
+              <w:t>2</w:t>
             </w:r>
           </w:p>
         </w:tc>
@@ -15595,15 +15656,16 @@
               <w:jc w:val="center"/>
               <w:bidi w:val="1"/>
             </w:pPr>
-            <w:r/>
-            <w:r>
-              <w:rPr>
-                <w:rFonts w:ascii="Arial" w:hAnsi="Arial" w:cs="Arial"/>
-                <w:b w:val="0"/>
-                <w:color w:val="000000"/>
-                <w:sz w:val="16"/>
-              </w:rPr>
+            <w:r>
               <w:t>53</w:t>
+            </w:r>
+            <w:r>
+              <w:rPr>
+                <w:rFonts w:ascii="Arial" w:hAnsi="Arial" w:cs="Arial"/>
+                <w:b w:val="0"/>
+                <w:color w:val="000000"/>
+                <w:sz w:val="16"/>
+              </w:rPr>
             </w:r>
           </w:p>
         </w:tc>
@@ -15640,7 +15702,7 @@
                 <w:color w:val="000000"/>
                 <w:sz w:val="16"/>
               </w:rPr>
-              <w:t>20044101-2</w:t>
+              <w:t>2001193-2</w:t>
             </w:r>
           </w:p>
         </w:tc>
@@ -15677,7 +15739,7 @@
                 <w:color w:val="000000"/>
                 <w:sz w:val="16"/>
               </w:rPr>
-              <w:t>أصول فقه (3)</w:t>
+              <w:t>علوم الحديث (1)</w:t>
             </w:r>
           </w:p>
         </w:tc>
@@ -15714,9 +15776,9 @@
                 <w:color w:val="000000"/>
                 <w:sz w:val="16"/>
               </w:rPr>
-              <w:t>الدراسات الإسلامية</w:t>
+              <w:t>الشريعة</w:t>
               <w:br/>
-              <w:t>الدراسات الإسلامية: قديمة 39</w:t>
+              <w:t>الشريعة: قديمة 38؛ الشريعة: قديمة 39</w:t>
             </w:r>
           </w:p>
         </w:tc>
@@ -15753,7 +15815,7 @@
                 <w:color w:val="000000"/>
                 <w:sz w:val="16"/>
               </w:rPr>
-              <w:t>1</w:t>
+              <w:t>2</w:t>
             </w:r>
           </w:p>
         </w:tc>
@@ -15825,15 +15887,16 @@
               <w:jc w:val="center"/>
               <w:bidi w:val="1"/>
             </w:pPr>
-            <w:r/>
-            <w:r>
-              <w:rPr>
-                <w:rFonts w:ascii="Arial" w:hAnsi="Arial" w:cs="Arial"/>
-                <w:b w:val="0"/>
-                <w:color w:val="000000"/>
-                <w:sz w:val="16"/>
-              </w:rPr>
+            <w:r>
               <w:t>54</w:t>
+            </w:r>
+            <w:r>
+              <w:rPr>
+                <w:rFonts w:ascii="Arial" w:hAnsi="Arial" w:cs="Arial"/>
+                <w:b w:val="0"/>
+                <w:color w:val="000000"/>
+                <w:sz w:val="16"/>
+              </w:rPr>
             </w:r>
           </w:p>
         </w:tc>
@@ -15871,7 +15934,7 @@
                 <w:color w:val="000000"/>
                 <w:sz w:val="16"/>
               </w:rPr>
-              <w:t>20044206-2</w:t>
+              <w:t>2001217-4</w:t>
             </w:r>
           </w:p>
         </w:tc>
@@ -15909,7 +15972,7 @@
                 <w:color w:val="000000"/>
                 <w:sz w:val="16"/>
               </w:rPr>
-              <w:t>علم المواريث (2)</w:t>
+              <w:t>أدلة الأحكام الشرعية (2)</w:t>
             </w:r>
           </w:p>
         </w:tc>
@@ -15947,9 +16010,9 @@
                 <w:color w:val="000000"/>
                 <w:sz w:val="16"/>
               </w:rPr>
-              <w:t>الدراسات الإسلامية</w:t>
+              <w:t>الشريعة</w:t>
               <w:br/>
-              <w:t>الدراسات الإسلامية: قديمة 39</w:t>
+              <w:t>الشريعة: قديمة 38؛ الشريعة: قديمة 39</w:t>
             </w:r>
           </w:p>
         </w:tc>
@@ -15987,7 +16050,7 @@
                 <w:color w:val="000000"/>
                 <w:sz w:val="16"/>
               </w:rPr>
-              <w:t>1</w:t>
+              <w:t>2</w:t>
             </w:r>
           </w:p>
         </w:tc>
@@ -16059,15 +16122,16 @@
               <w:jc w:val="center"/>
               <w:bidi w:val="1"/>
             </w:pPr>
-            <w:r/>
-            <w:r>
-              <w:rPr>
-                <w:rFonts w:ascii="Arial" w:hAnsi="Arial" w:cs="Arial"/>
-                <w:b w:val="0"/>
-                <w:color w:val="000000"/>
-                <w:sz w:val="16"/>
-              </w:rPr>
+            <w:r>
               <w:t>55</w:t>
+            </w:r>
+            <w:r>
+              <w:rPr>
+                <w:rFonts w:ascii="Arial" w:hAnsi="Arial" w:cs="Arial"/>
+                <w:b w:val="0"/>
+                <w:color w:val="000000"/>
+                <w:sz w:val="16"/>
+              </w:rPr>
             </w:r>
           </w:p>
         </w:tc>
@@ -16104,7 +16168,7 @@
                 <w:color w:val="000000"/>
                 <w:sz w:val="16"/>
               </w:rPr>
-              <w:t>20044220-4</w:t>
+              <w:t>2001218-2</w:t>
             </w:r>
           </w:p>
         </w:tc>
@@ -16141,7 +16205,7 @@
                 <w:color w:val="000000"/>
                 <w:sz w:val="16"/>
               </w:rPr>
-              <w:t>التدريب التعاوني</w:t>
+              <w:t>قاعة بحث (تطبيقي)</w:t>
             </w:r>
           </w:p>
         </w:tc>
@@ -16178,9 +16242,9 @@
                 <w:color w:val="000000"/>
                 <w:sz w:val="16"/>
               </w:rPr>
-              <w:t>الدراسات الإسلامية</w:t>
+              <w:t>الشريعة</w:t>
               <w:br/>
-              <w:t>الدراسات الإسلامية: جديدة 47</w:t>
+              <w:t>الشريعة: قديمة 38</w:t>
             </w:r>
           </w:p>
         </w:tc>
@@ -16289,15 +16353,16 @@
               <w:jc w:val="center"/>
               <w:bidi w:val="1"/>
             </w:pPr>
-            <w:r/>
-            <w:r>
-              <w:rPr>
-                <w:rFonts w:ascii="Arial" w:hAnsi="Arial" w:cs="Arial"/>
-                <w:b w:val="0"/>
-                <w:color w:val="000000"/>
-                <w:sz w:val="16"/>
-              </w:rPr>
+            <w:r>
               <w:t>56</w:t>
+            </w:r>
+            <w:r>
+              <w:rPr>
+                <w:rFonts w:ascii="Arial" w:hAnsi="Arial" w:cs="Arial"/>
+                <w:b w:val="0"/>
+                <w:color w:val="000000"/>
+                <w:sz w:val="16"/>
+              </w:rPr>
             </w:r>
           </w:p>
         </w:tc>
@@ -16335,7 +16400,7 @@
                 <w:color w:val="000000"/>
                 <w:sz w:val="16"/>
               </w:rPr>
-              <w:t>2001192-2</w:t>
+              <w:t>2001219-3</w:t>
             </w:r>
           </w:p>
         </w:tc>
@@ -16373,7 +16438,7 @@
                 <w:color w:val="000000"/>
                 <w:sz w:val="16"/>
               </w:rPr>
-              <w:t>علوم الحديث (2)</w:t>
+              <w:t>أدلة الأحكام الشرعية (1)</w:t>
             </w:r>
           </w:p>
         </w:tc>
@@ -16523,15 +16588,16 @@
               <w:jc w:val="center"/>
               <w:bidi w:val="1"/>
             </w:pPr>
-            <w:r/>
-            <w:r>
-              <w:rPr>
-                <w:rFonts w:ascii="Arial" w:hAnsi="Arial" w:cs="Arial"/>
-                <w:b w:val="0"/>
-                <w:color w:val="000000"/>
-                <w:sz w:val="16"/>
-              </w:rPr>
+            <w:r>
               <w:t>57</w:t>
+            </w:r>
+            <w:r>
+              <w:rPr>
+                <w:rFonts w:ascii="Arial" w:hAnsi="Arial" w:cs="Arial"/>
+                <w:b w:val="0"/>
+                <w:color w:val="000000"/>
+                <w:sz w:val="16"/>
+              </w:rPr>
             </w:r>
           </w:p>
         </w:tc>
@@ -16568,7 +16634,7 @@
                 <w:color w:val="000000"/>
                 <w:sz w:val="16"/>
               </w:rPr>
-              <w:t>2001193-2</w:t>
+              <w:t>2001231-2</w:t>
             </w:r>
           </w:p>
         </w:tc>
@@ -16605,7 +16671,7 @@
                 <w:color w:val="000000"/>
                 <w:sz w:val="16"/>
               </w:rPr>
-              <w:t>علوم الحديث (1)</w:t>
+              <w:t>أحاديث الأحكام (1)</w:t>
             </w:r>
           </w:p>
         </w:tc>
@@ -16753,15 +16819,16 @@
               <w:jc w:val="center"/>
               <w:bidi w:val="1"/>
             </w:pPr>
-            <w:r/>
-            <w:r>
-              <w:rPr>
-                <w:rFonts w:ascii="Arial" w:hAnsi="Arial" w:cs="Arial"/>
-                <w:b w:val="0"/>
-                <w:color w:val="000000"/>
-                <w:sz w:val="16"/>
-              </w:rPr>
+            <w:r>
               <w:t>58</w:t>
+            </w:r>
+            <w:r>
+              <w:rPr>
+                <w:rFonts w:ascii="Arial" w:hAnsi="Arial" w:cs="Arial"/>
+                <w:b w:val="0"/>
+                <w:color w:val="000000"/>
+                <w:sz w:val="16"/>
+              </w:rPr>
             </w:r>
           </w:p>
         </w:tc>
@@ -16799,7 +16866,7 @@
                 <w:color w:val="000000"/>
                 <w:sz w:val="16"/>
               </w:rPr>
-              <w:t>2001217-4</w:t>
+              <w:t>2001280-2</w:t>
             </w:r>
           </w:p>
         </w:tc>
@@ -16837,7 +16904,7 @@
                 <w:color w:val="000000"/>
                 <w:sz w:val="16"/>
               </w:rPr>
-              <w:t>أدلة الأحكام الشرعية (2)</w:t>
+              <w:t>أصول الدعوة والحسبة</w:t>
             </w:r>
           </w:p>
         </w:tc>
@@ -16987,15 +17054,16 @@
               <w:jc w:val="center"/>
               <w:bidi w:val="1"/>
             </w:pPr>
-            <w:r/>
-            <w:r>
-              <w:rPr>
-                <w:rFonts w:ascii="Arial" w:hAnsi="Arial" w:cs="Arial"/>
-                <w:b w:val="0"/>
-                <w:color w:val="000000"/>
-                <w:sz w:val="16"/>
-              </w:rPr>
+            <w:r>
               <w:t>59</w:t>
+            </w:r>
+            <w:r>
+              <w:rPr>
+                <w:rFonts w:ascii="Arial" w:hAnsi="Arial" w:cs="Arial"/>
+                <w:b w:val="0"/>
+                <w:color w:val="000000"/>
+                <w:sz w:val="16"/>
+              </w:rPr>
             </w:r>
           </w:p>
         </w:tc>
@@ -17032,7 +17100,7 @@
                 <w:color w:val="000000"/>
                 <w:sz w:val="16"/>
               </w:rPr>
-              <w:t>2001218-2</w:t>
+              <w:t>2001301-2</w:t>
             </w:r>
           </w:p>
         </w:tc>
@@ -17069,7 +17137,7 @@
                 <w:color w:val="000000"/>
                 <w:sz w:val="16"/>
               </w:rPr>
-              <w:t>قاعة بحث (تطبيقي)</w:t>
+              <w:t>تدوين السنة</w:t>
             </w:r>
           </w:p>
         </w:tc>
@@ -17108,7 +17176,7 @@
               </w:rPr>
               <w:t>الشريعة</w:t>
               <w:br/>
-              <w:t>الشريعة: قديمة 38</w:t>
+              <w:t>الشريعة: قديمة 38؛ الشريعة: قديمة 39</w:t>
             </w:r>
           </w:p>
         </w:tc>
@@ -17145,7 +17213,7 @@
                 <w:color w:val="000000"/>
                 <w:sz w:val="16"/>
               </w:rPr>
-              <w:t>1</w:t>
+              <w:t>2</w:t>
             </w:r>
           </w:p>
         </w:tc>
@@ -17217,15 +17285,16 @@
               <w:jc w:val="center"/>
               <w:bidi w:val="1"/>
             </w:pPr>
-            <w:r/>
-            <w:r>
-              <w:rPr>
-                <w:rFonts w:ascii="Arial" w:hAnsi="Arial" w:cs="Arial"/>
-                <w:b w:val="0"/>
-                <w:color w:val="000000"/>
-                <w:sz w:val="16"/>
-              </w:rPr>
+            <w:r>
               <w:t>60</w:t>
+            </w:r>
+            <w:r>
+              <w:rPr>
+                <w:rFonts w:ascii="Arial" w:hAnsi="Arial" w:cs="Arial"/>
+                <w:b w:val="0"/>
+                <w:color w:val="000000"/>
+                <w:sz w:val="16"/>
+              </w:rPr>
             </w:r>
           </w:p>
         </w:tc>
@@ -17263,7 +17332,7 @@
                 <w:color w:val="000000"/>
                 <w:sz w:val="16"/>
               </w:rPr>
-              <w:t>2001219-3</w:t>
+              <w:t>2001332-2</w:t>
             </w:r>
           </w:p>
         </w:tc>
@@ -17301,7 +17370,7 @@
                 <w:color w:val="000000"/>
                 <w:sz w:val="16"/>
               </w:rPr>
-              <w:t>أدلة الأحكام الشرعية (1)</w:t>
+              <w:t>أحاديث الأحكام (2)</w:t>
             </w:r>
           </w:p>
         </w:tc>
@@ -17451,15 +17520,16 @@
               <w:jc w:val="center"/>
               <w:bidi w:val="1"/>
             </w:pPr>
-            <w:r/>
-            <w:r>
-              <w:rPr>
-                <w:rFonts w:ascii="Arial" w:hAnsi="Arial" w:cs="Arial"/>
-                <w:b w:val="0"/>
-                <w:color w:val="000000"/>
-                <w:sz w:val="16"/>
-              </w:rPr>
+            <w:r>
               <w:t>61</w:t>
+            </w:r>
+            <w:r>
+              <w:rPr>
+                <w:rFonts w:ascii="Arial" w:hAnsi="Arial" w:cs="Arial"/>
+                <w:b w:val="0"/>
+                <w:color w:val="000000"/>
+                <w:sz w:val="16"/>
+              </w:rPr>
             </w:r>
           </w:p>
         </w:tc>
@@ -17496,7 +17566,7 @@
                 <w:color w:val="000000"/>
                 <w:sz w:val="16"/>
               </w:rPr>
-              <w:t>2001231-2</w:t>
+              <w:t>2001493-2</w:t>
             </w:r>
           </w:p>
         </w:tc>
@@ -17533,7 +17603,7 @@
                 <w:color w:val="000000"/>
                 <w:sz w:val="16"/>
               </w:rPr>
-              <w:t>أحاديث الأحكام (1)</w:t>
+              <w:t>تخريج ودراسة الأسانيد</w:t>
             </w:r>
           </w:p>
         </w:tc>
@@ -17681,15 +17751,16 @@
               <w:jc w:val="center"/>
               <w:bidi w:val="1"/>
             </w:pPr>
-            <w:r/>
-            <w:r>
-              <w:rPr>
-                <w:rFonts w:ascii="Arial" w:hAnsi="Arial" w:cs="Arial"/>
-                <w:b w:val="0"/>
-                <w:color w:val="000000"/>
-                <w:sz w:val="16"/>
-              </w:rPr>
+            <w:r>
               <w:t>62</w:t>
+            </w:r>
+            <w:r>
+              <w:rPr>
+                <w:rFonts w:ascii="Arial" w:hAnsi="Arial" w:cs="Arial"/>
+                <w:b w:val="0"/>
+                <w:color w:val="000000"/>
+                <w:sz w:val="16"/>
+              </w:rPr>
             </w:r>
           </w:p>
         </w:tc>
@@ -17727,7 +17798,7 @@
                 <w:color w:val="000000"/>
                 <w:sz w:val="16"/>
               </w:rPr>
-              <w:t>2001280-2</w:t>
+              <w:t>2003243-2</w:t>
             </w:r>
           </w:p>
         </w:tc>
@@ -17765,7 +17836,7 @@
                 <w:color w:val="000000"/>
                 <w:sz w:val="16"/>
               </w:rPr>
-              <w:t>أصول الدعوة والحسبة</w:t>
+              <w:t>مبادئ القانون الإداري</w:t>
             </w:r>
           </w:p>
         </w:tc>
@@ -17805,7 +17876,7 @@
               </w:rPr>
               <w:t>الشريعة</w:t>
               <w:br/>
-              <w:t>الشريعة: قديمة 38؛ الشريعة: قديمة 39</w:t>
+              <w:t>الشريعة: قديمة 38</w:t>
             </w:r>
           </w:p>
         </w:tc>
@@ -17843,7 +17914,7 @@
                 <w:color w:val="000000"/>
                 <w:sz w:val="16"/>
               </w:rPr>
-              <w:t>2</w:t>
+              <w:t>1</w:t>
             </w:r>
           </w:p>
         </w:tc>
@@ -17915,15 +17986,16 @@
               <w:jc w:val="center"/>
               <w:bidi w:val="1"/>
             </w:pPr>
-            <w:r/>
-            <w:r>
-              <w:rPr>
-                <w:rFonts w:ascii="Arial" w:hAnsi="Arial" w:cs="Arial"/>
-                <w:b w:val="0"/>
-                <w:color w:val="000000"/>
-                <w:sz w:val="16"/>
-              </w:rPr>
+            <w:r>
               <w:t>63</w:t>
+            </w:r>
+            <w:r>
+              <w:rPr>
+                <w:rFonts w:ascii="Arial" w:hAnsi="Arial" w:cs="Arial"/>
+                <w:b w:val="0"/>
+                <w:color w:val="000000"/>
+                <w:sz w:val="16"/>
+              </w:rPr>
             </w:r>
           </w:p>
         </w:tc>
@@ -17960,7 +18032,7 @@
                 <w:color w:val="000000"/>
                 <w:sz w:val="16"/>
               </w:rPr>
-              <w:t>2001301-2</w:t>
+              <w:t>2003325-1</w:t>
             </w:r>
           </w:p>
         </w:tc>
@@ -17997,7 +18069,7 @@
                 <w:color w:val="000000"/>
                 <w:sz w:val="16"/>
               </w:rPr>
-              <w:t>تدوين السنة</w:t>
+              <w:t>نظام المرافعات الشرعية</w:t>
             </w:r>
           </w:p>
         </w:tc>
@@ -18145,15 +18217,16 @@
               <w:jc w:val="center"/>
               <w:bidi w:val="1"/>
             </w:pPr>
-            <w:r/>
-            <w:r>
-              <w:rPr>
-                <w:rFonts w:ascii="Arial" w:hAnsi="Arial" w:cs="Arial"/>
-                <w:b w:val="0"/>
-                <w:color w:val="000000"/>
-                <w:sz w:val="16"/>
-              </w:rPr>
+            <w:r>
               <w:t>64</w:t>
+            </w:r>
+            <w:r>
+              <w:rPr>
+                <w:rFonts w:ascii="Arial" w:hAnsi="Arial" w:cs="Arial"/>
+                <w:b w:val="0"/>
+                <w:color w:val="000000"/>
+                <w:sz w:val="16"/>
+              </w:rPr>
             </w:r>
           </w:p>
         </w:tc>
@@ -18191,7 +18264,7 @@
                 <w:color w:val="000000"/>
                 <w:sz w:val="16"/>
               </w:rPr>
-              <w:t>2001332-2</w:t>
+              <w:t>2003328-1</w:t>
             </w:r>
           </w:p>
         </w:tc>
@@ -18229,7 +18302,7 @@
                 <w:color w:val="000000"/>
                 <w:sz w:val="16"/>
               </w:rPr>
-              <w:t>أحاديث الأحكام (2)</w:t>
+              <w:t>نظام الإجراءات الجزائية</w:t>
             </w:r>
           </w:p>
         </w:tc>
@@ -18379,15 +18452,16 @@
               <w:jc w:val="center"/>
               <w:bidi w:val="1"/>
             </w:pPr>
-            <w:r/>
-            <w:r>
-              <w:rPr>
-                <w:rFonts w:ascii="Arial" w:hAnsi="Arial" w:cs="Arial"/>
-                <w:b w:val="0"/>
-                <w:color w:val="000000"/>
-                <w:sz w:val="16"/>
-              </w:rPr>
+            <w:r>
               <w:t>65</w:t>
+            </w:r>
+            <w:r>
+              <w:rPr>
+                <w:rFonts w:ascii="Arial" w:hAnsi="Arial" w:cs="Arial"/>
+                <w:b w:val="0"/>
+                <w:color w:val="000000"/>
+                <w:sz w:val="16"/>
+              </w:rPr>
             </w:r>
           </w:p>
         </w:tc>
@@ -18424,7 +18498,7 @@
                 <w:color w:val="000000"/>
                 <w:sz w:val="16"/>
               </w:rPr>
-              <w:t>2001493-2</w:t>
+              <w:t>2004301-2</w:t>
             </w:r>
           </w:p>
         </w:tc>
@@ -18461,7 +18535,7 @@
                 <w:color w:val="000000"/>
                 <w:sz w:val="16"/>
               </w:rPr>
-              <w:t>تخريج ودراسة الأسانيد</w:t>
+              <w:t>تدوين السنة</w:t>
             </w:r>
           </w:p>
         </w:tc>
@@ -18500,7 +18574,7 @@
               </w:rPr>
               <w:t>الشريعة</w:t>
               <w:br/>
-              <w:t>الشريعة: قديمة 38؛ الشريعة: قديمة 39</w:t>
+              <w:t>الشريعة: جديدة 47</w:t>
             </w:r>
           </w:p>
         </w:tc>
@@ -18537,7 +18611,7 @@
                 <w:color w:val="000000"/>
                 <w:sz w:val="16"/>
               </w:rPr>
-              <w:t>2</w:t>
+              <w:t>1</w:t>
             </w:r>
           </w:p>
         </w:tc>
@@ -18609,15 +18683,16 @@
               <w:jc w:val="center"/>
               <w:bidi w:val="1"/>
             </w:pPr>
-            <w:r/>
-            <w:r>
-              <w:rPr>
-                <w:rFonts w:ascii="Arial" w:hAnsi="Arial" w:cs="Arial"/>
-                <w:b w:val="0"/>
-                <w:color w:val="000000"/>
-                <w:sz w:val="16"/>
-              </w:rPr>
+            <w:r>
               <w:t>66</w:t>
+            </w:r>
+            <w:r>
+              <w:rPr>
+                <w:rFonts w:ascii="Arial" w:hAnsi="Arial" w:cs="Arial"/>
+                <w:b w:val="0"/>
+                <w:color w:val="000000"/>
+                <w:sz w:val="16"/>
+              </w:rPr>
             </w:r>
           </w:p>
         </w:tc>
@@ -18655,7 +18730,7 @@
                 <w:color w:val="000000"/>
                 <w:sz w:val="16"/>
               </w:rPr>
-              <w:t>2003243-2</w:t>
+              <w:t>2004476-2</w:t>
             </w:r>
           </w:p>
         </w:tc>
@@ -18693,7 +18768,7 @@
                 <w:color w:val="000000"/>
                 <w:sz w:val="16"/>
               </w:rPr>
-              <w:t>مبادئ القانون الإداري</w:t>
+              <w:t>الأديان والفرق</w:t>
             </w:r>
           </w:p>
         </w:tc>
@@ -18733,7 +18808,7 @@
               </w:rPr>
               <w:t>الشريعة</w:t>
               <w:br/>
-              <w:t>الشريعة: قديمة 38</w:t>
+              <w:t>الشريعة: جديدة 47</w:t>
             </w:r>
           </w:p>
         </w:tc>
@@ -18843,15 +18918,16 @@
               <w:jc w:val="center"/>
               <w:bidi w:val="1"/>
             </w:pPr>
-            <w:r/>
-            <w:r>
-              <w:rPr>
-                <w:rFonts w:ascii="Arial" w:hAnsi="Arial" w:cs="Arial"/>
-                <w:b w:val="0"/>
-                <w:color w:val="000000"/>
-                <w:sz w:val="16"/>
-              </w:rPr>
+            <w:r>
               <w:t>67</w:t>
+            </w:r>
+            <w:r>
+              <w:rPr>
+                <w:rFonts w:ascii="Arial" w:hAnsi="Arial" w:cs="Arial"/>
+                <w:b w:val="0"/>
+                <w:color w:val="000000"/>
+                <w:sz w:val="16"/>
+              </w:rPr>
             </w:r>
           </w:p>
         </w:tc>
@@ -18888,7 +18964,7 @@
                 <w:color w:val="000000"/>
                 <w:sz w:val="16"/>
               </w:rPr>
-              <w:t>2003325-1</w:t>
+              <w:t>20014201-2</w:t>
             </w:r>
           </w:p>
         </w:tc>
@@ -18925,7 +19001,7 @@
                 <w:color w:val="000000"/>
                 <w:sz w:val="16"/>
               </w:rPr>
-              <w:t>نظام المرافعات الشرعية</w:t>
+              <w:t>التدريبات العملية</w:t>
             </w:r>
           </w:p>
         </w:tc>
@@ -18964,7 +19040,7 @@
               </w:rPr>
               <w:t>الشريعة</w:t>
               <w:br/>
-              <w:t>الشريعة: قديمة 38؛ الشريعة: قديمة 39</w:t>
+              <w:t>الشريعة: قديمة 39</w:t>
             </w:r>
           </w:p>
         </w:tc>
@@ -19001,7 +19077,7 @@
                 <w:color w:val="000000"/>
                 <w:sz w:val="16"/>
               </w:rPr>
-              <w:t>2</w:t>
+              <w:t>1</w:t>
             </w:r>
           </w:p>
         </w:tc>
@@ -19073,15 +19149,16 @@
               <w:jc w:val="center"/>
               <w:bidi w:val="1"/>
             </w:pPr>
-            <w:r/>
-            <w:r>
-              <w:rPr>
-                <w:rFonts w:ascii="Arial" w:hAnsi="Arial" w:cs="Arial"/>
-                <w:b w:val="0"/>
-                <w:color w:val="000000"/>
-                <w:sz w:val="16"/>
-              </w:rPr>
+            <w:r>
               <w:t>68</w:t>
+            </w:r>
+            <w:r>
+              <w:rPr>
+                <w:rFonts w:ascii="Arial" w:hAnsi="Arial" w:cs="Arial"/>
+                <w:b w:val="0"/>
+                <w:color w:val="000000"/>
+                <w:sz w:val="16"/>
+              </w:rPr>
             </w:r>
           </w:p>
         </w:tc>
@@ -19119,7 +19196,7 @@
                 <w:color w:val="000000"/>
                 <w:sz w:val="16"/>
               </w:rPr>
-              <w:t>2003328-1</w:t>
+              <w:t>20032202-2</w:t>
             </w:r>
           </w:p>
         </w:tc>
@@ -19157,7 +19234,7 @@
                 <w:color w:val="000000"/>
                 <w:sz w:val="16"/>
               </w:rPr>
-              <w:t>نظام الإجراءات الجزائية</w:t>
+              <w:t>المدخل إلى دراسة الأنظمة</w:t>
             </w:r>
           </w:p>
         </w:tc>
@@ -19197,7 +19274,7 @@
               </w:rPr>
               <w:t>الشريعة</w:t>
               <w:br/>
-              <w:t>الشريعة: قديمة 38؛ الشريعة: قديمة 39</w:t>
+              <w:t>الشريعة: قديمة 39</w:t>
             </w:r>
           </w:p>
         </w:tc>
@@ -19235,7 +19312,7 @@
                 <w:color w:val="000000"/>
                 <w:sz w:val="16"/>
               </w:rPr>
-              <w:t>2</w:t>
+              <w:t>1</w:t>
             </w:r>
           </w:p>
         </w:tc>
@@ -19307,15 +19384,16 @@
               <w:jc w:val="center"/>
               <w:bidi w:val="1"/>
             </w:pPr>
-            <w:r/>
-            <w:r>
-              <w:rPr>
-                <w:rFonts w:ascii="Arial" w:hAnsi="Arial" w:cs="Arial"/>
-                <w:b w:val="0"/>
-                <w:color w:val="000000"/>
-                <w:sz w:val="16"/>
-              </w:rPr>
+            <w:r>
               <w:t>69</w:t>
+            </w:r>
+            <w:r>
+              <w:rPr>
+                <w:rFonts w:ascii="Arial" w:hAnsi="Arial" w:cs="Arial"/>
+                <w:b w:val="0"/>
+                <w:color w:val="000000"/>
+                <w:sz w:val="16"/>
+              </w:rPr>
             </w:r>
           </w:p>
         </w:tc>
@@ -19352,7 +19430,7 @@
                 <w:color w:val="000000"/>
                 <w:sz w:val="16"/>
               </w:rPr>
-              <w:t>2004301-2</w:t>
+              <w:t>2003880-2</w:t>
             </w:r>
           </w:p>
         </w:tc>
@@ -19389,7 +19467,7 @@
                 <w:color w:val="000000"/>
                 <w:sz w:val="16"/>
               </w:rPr>
-              <w:t>تدوين السنة</w:t>
+              <w:t>الأنظمة العدلية في السعودية</w:t>
             </w:r>
           </w:p>
         </w:tc>
@@ -19426,9 +19504,9 @@
                 <w:color w:val="000000"/>
                 <w:sz w:val="16"/>
               </w:rPr>
-              <w:t>الشريعة</w:t>
+              <w:t>الفقه</w:t>
               <w:br/>
-              <w:t>الشريعة: جديدة 47</w:t>
+              <w:t>الفقه: جديدة 1</w:t>
             </w:r>
           </w:p>
         </w:tc>
@@ -19537,15 +19615,16 @@
               <w:jc w:val="center"/>
               <w:bidi w:val="1"/>
             </w:pPr>
-            <w:r/>
-            <w:r>
-              <w:rPr>
-                <w:rFonts w:ascii="Arial" w:hAnsi="Arial" w:cs="Arial"/>
-                <w:b w:val="0"/>
-                <w:color w:val="000000"/>
-                <w:sz w:val="16"/>
-              </w:rPr>
+            <w:r>
               <w:t>70</w:t>
+            </w:r>
+            <w:r>
+              <w:rPr>
+                <w:rFonts w:ascii="Arial" w:hAnsi="Arial" w:cs="Arial"/>
+                <w:b w:val="0"/>
+                <w:color w:val="000000"/>
+                <w:sz w:val="16"/>
+              </w:rPr>
             </w:r>
           </w:p>
         </w:tc>
@@ -19583,7 +19662,7 @@
                 <w:color w:val="000000"/>
                 <w:sz w:val="16"/>
               </w:rPr>
-              <w:t>2004476-2</w:t>
+              <w:t>2001205-2</w:t>
             </w:r>
           </w:p>
         </w:tc>
@@ -19621,7 +19700,7 @@
                 <w:color w:val="000000"/>
                 <w:sz w:val="16"/>
               </w:rPr>
-              <w:t>الأديان والفرق</w:t>
+              <w:t>الحديث (1)</w:t>
             </w:r>
           </w:p>
         </w:tc>
@@ -19659,9 +19738,9 @@
                 <w:color w:val="000000"/>
                 <w:sz w:val="16"/>
               </w:rPr>
-              <w:t>الشريعة</w:t>
+              <w:t>القراءات</w:t>
               <w:br/>
-              <w:t>الشريعة: جديدة 47</w:t>
+              <w:t>القراءات: قديمة 38</w:t>
             </w:r>
           </w:p>
         </w:tc>
@@ -19737,7 +19816,7 @@
                 <w:color w:val="000000"/>
                 <w:sz w:val="16"/>
               </w:rPr>
-              <w:t>لا يوجد توصيف تحت الرمز في المستودع</w:t>
+              <w:t>يوجد توصيف مؤسسي لبرنامج القرآن وعلومه فقط</w:t>
             </w:r>
           </w:p>
         </w:tc>
@@ -19771,15 +19850,16 @@
               <w:jc w:val="center"/>
               <w:bidi w:val="1"/>
             </w:pPr>
-            <w:r/>
-            <w:r>
-              <w:rPr>
-                <w:rFonts w:ascii="Arial" w:hAnsi="Arial" w:cs="Arial"/>
-                <w:b w:val="0"/>
-                <w:color w:val="000000"/>
-                <w:sz w:val="16"/>
-              </w:rPr>
+            <w:r>
               <w:t>71</w:t>
+            </w:r>
+            <w:r>
+              <w:rPr>
+                <w:rFonts w:ascii="Arial" w:hAnsi="Arial" w:cs="Arial"/>
+                <w:b w:val="0"/>
+                <w:color w:val="000000"/>
+                <w:sz w:val="16"/>
+              </w:rPr>
             </w:r>
           </w:p>
         </w:tc>
@@ -19816,7 +19896,7 @@
                 <w:color w:val="000000"/>
                 <w:sz w:val="16"/>
               </w:rPr>
-              <w:t>20014201-2</w:t>
+              <w:t>2001209-2</w:t>
             </w:r>
           </w:p>
         </w:tc>
@@ -19853,7 +19933,7 @@
                 <w:color w:val="000000"/>
                 <w:sz w:val="16"/>
               </w:rPr>
-              <w:t>التدريبات العملية</w:t>
+              <w:t>الحديث (2)</w:t>
             </w:r>
           </w:p>
         </w:tc>
@@ -19890,9 +19970,9 @@
                 <w:color w:val="000000"/>
                 <w:sz w:val="16"/>
               </w:rPr>
-              <w:t>الشريعة</w:t>
+              <w:t>القراءات</w:t>
               <w:br/>
-              <w:t>الشريعة: قديمة 39</w:t>
+              <w:t>القراءات: قديمة 38</w:t>
             </w:r>
           </w:p>
         </w:tc>
@@ -19966,7 +20046,7 @@
                 <w:color w:val="000000"/>
                 <w:sz w:val="16"/>
               </w:rPr>
-              <w:t>لا يوجد توصيف تحت الرمز في المستودع</w:t>
+              <w:t>يوجد توصيف مؤسسي لبرنامج القرآن وعلومه فقط</w:t>
             </w:r>
           </w:p>
         </w:tc>
@@ -20001,15 +20081,16 @@
               <w:jc w:val="center"/>
               <w:bidi w:val="1"/>
             </w:pPr>
-            <w:r/>
-            <w:r>
-              <w:rPr>
-                <w:rFonts w:ascii="Arial" w:hAnsi="Arial" w:cs="Arial"/>
-                <w:b w:val="0"/>
-                <w:color w:val="000000"/>
-                <w:sz w:val="16"/>
-              </w:rPr>
+            <w:r>
               <w:t>72</w:t>
+            </w:r>
+            <w:r>
+              <w:rPr>
+                <w:rFonts w:ascii="Arial" w:hAnsi="Arial" w:cs="Arial"/>
+                <w:b w:val="0"/>
+                <w:color w:val="000000"/>
+                <w:sz w:val="16"/>
+              </w:rPr>
             </w:r>
           </w:p>
         </w:tc>
@@ -20047,7 +20128,7 @@
                 <w:color w:val="000000"/>
                 <w:sz w:val="16"/>
               </w:rPr>
-              <w:t>20032202-2</w:t>
+              <w:t>2001221-2</w:t>
             </w:r>
           </w:p>
         </w:tc>
@@ -20085,7 +20166,7 @@
                 <w:color w:val="000000"/>
                 <w:sz w:val="16"/>
               </w:rPr>
-              <w:t>المدخل إلى دراسة الأنظمة</w:t>
+              <w:t>الفقه (1)</w:t>
             </w:r>
           </w:p>
         </w:tc>
@@ -20123,9 +20204,9 @@
                 <w:color w:val="000000"/>
                 <w:sz w:val="16"/>
               </w:rPr>
-              <w:t>الشريعة</w:t>
+              <w:t>القراءات</w:t>
               <w:br/>
-              <w:t>الشريعة: قديمة 39</w:t>
+              <w:t>القراءات: جديدة 47؛ القراءات: قديمة 38</w:t>
             </w:r>
           </w:p>
         </w:tc>
@@ -20163,7 +20244,7 @@
                 <w:color w:val="000000"/>
                 <w:sz w:val="16"/>
               </w:rPr>
-              <w:t>1</w:t>
+              <w:t>2</w:t>
             </w:r>
           </w:p>
         </w:tc>
@@ -20201,7 +20282,7 @@
                 <w:color w:val="000000"/>
                 <w:sz w:val="16"/>
               </w:rPr>
-              <w:t>لا يوجد توصيف تحت الرمز في المستودع</w:t>
+              <w:t>يوجد توصيف مؤسسي لبرنامج القرآن وعلومه فقط</w:t>
             </w:r>
           </w:p>
         </w:tc>
@@ -20235,15 +20316,16 @@
               <w:jc w:val="center"/>
               <w:bidi w:val="1"/>
             </w:pPr>
-            <w:r/>
-            <w:r>
-              <w:rPr>
-                <w:rFonts w:ascii="Arial" w:hAnsi="Arial" w:cs="Arial"/>
-                <w:b w:val="0"/>
-                <w:color w:val="000000"/>
-                <w:sz w:val="16"/>
-              </w:rPr>
+            <w:r>
               <w:t>73</w:t>
+            </w:r>
+            <w:r>
+              <w:rPr>
+                <w:rFonts w:ascii="Arial" w:hAnsi="Arial" w:cs="Arial"/>
+                <w:b w:val="0"/>
+                <w:color w:val="000000"/>
+                <w:sz w:val="16"/>
+              </w:rPr>
             </w:r>
           </w:p>
         </w:tc>
@@ -20280,7 +20362,7 @@
                 <w:color w:val="000000"/>
                 <w:sz w:val="16"/>
               </w:rPr>
-              <w:t>2003880-2</w:t>
+              <w:t>2001273-2</w:t>
             </w:r>
           </w:p>
         </w:tc>
@@ -20317,7 +20399,7 @@
                 <w:color w:val="000000"/>
                 <w:sz w:val="16"/>
               </w:rPr>
-              <w:t>الأنظمة العدلية في السعودية</w:t>
+              <w:t>العقيدة (1)</w:t>
             </w:r>
           </w:p>
         </w:tc>
@@ -20354,9 +20436,9 @@
                 <w:color w:val="000000"/>
                 <w:sz w:val="16"/>
               </w:rPr>
-              <w:t>الفقه</w:t>
+              <w:t>القراءات</w:t>
               <w:br/>
-              <w:t>الفقه: جديدة 1</w:t>
+              <w:t>القراءات: قديمة 38</w:t>
             </w:r>
           </w:p>
         </w:tc>
@@ -20465,15 +20547,16 @@
               <w:jc w:val="center"/>
               <w:bidi w:val="1"/>
             </w:pPr>
-            <w:r/>
-            <w:r>
-              <w:rPr>
-                <w:rFonts w:ascii="Arial" w:hAnsi="Arial" w:cs="Arial"/>
-                <w:b w:val="0"/>
-                <w:color w:val="000000"/>
-                <w:sz w:val="16"/>
-              </w:rPr>
+            <w:r>
               <w:t>74</w:t>
+            </w:r>
+            <w:r>
+              <w:rPr>
+                <w:rFonts w:ascii="Arial" w:hAnsi="Arial" w:cs="Arial"/>
+                <w:b w:val="0"/>
+                <w:color w:val="000000"/>
+                <w:sz w:val="16"/>
+              </w:rPr>
             </w:r>
           </w:p>
         </w:tc>
@@ -20511,7 +20594,7 @@
                 <w:color w:val="000000"/>
                 <w:sz w:val="16"/>
               </w:rPr>
-              <w:t>2001205-2</w:t>
+              <w:t>2001320-2</w:t>
             </w:r>
           </w:p>
         </w:tc>
@@ -20549,7 +20632,7 @@
                 <w:color w:val="000000"/>
                 <w:sz w:val="16"/>
               </w:rPr>
-              <w:t>الحديث (1)</w:t>
+              <w:t>الحديث (3)</w:t>
             </w:r>
           </w:p>
         </w:tc>
@@ -20699,15 +20782,16 @@
               <w:jc w:val="center"/>
               <w:bidi w:val="1"/>
             </w:pPr>
-            <w:r/>
-            <w:r>
-              <w:rPr>
-                <w:rFonts w:ascii="Arial" w:hAnsi="Arial" w:cs="Arial"/>
-                <w:b w:val="0"/>
-                <w:color w:val="000000"/>
-                <w:sz w:val="16"/>
-              </w:rPr>
+            <w:r>
               <w:t>75</w:t>
+            </w:r>
+            <w:r>
+              <w:rPr>
+                <w:rFonts w:ascii="Arial" w:hAnsi="Arial" w:cs="Arial"/>
+                <w:b w:val="0"/>
+                <w:color w:val="000000"/>
+                <w:sz w:val="16"/>
+              </w:rPr>
             </w:r>
           </w:p>
         </w:tc>
@@ -20744,7 +20828,7 @@
                 <w:color w:val="000000"/>
                 <w:sz w:val="16"/>
               </w:rPr>
-              <w:t>2001209-2</w:t>
+              <w:t>2001322-2</w:t>
             </w:r>
           </w:p>
         </w:tc>
@@ -20781,7 +20865,7 @@
                 <w:color w:val="000000"/>
                 <w:sz w:val="16"/>
               </w:rPr>
-              <w:t>الحديث (2)</w:t>
+              <w:t>الفقه (2)</w:t>
             </w:r>
           </w:p>
         </w:tc>
@@ -20929,15 +21013,16 @@
               <w:jc w:val="center"/>
               <w:bidi w:val="1"/>
             </w:pPr>
-            <w:r/>
-            <w:r>
-              <w:rPr>
-                <w:rFonts w:ascii="Arial" w:hAnsi="Arial" w:cs="Arial"/>
-                <w:b w:val="0"/>
-                <w:color w:val="000000"/>
-                <w:sz w:val="16"/>
-              </w:rPr>
+            <w:r>
               <w:t>76</w:t>
+            </w:r>
+            <w:r>
+              <w:rPr>
+                <w:rFonts w:ascii="Arial" w:hAnsi="Arial" w:cs="Arial"/>
+                <w:b w:val="0"/>
+                <w:color w:val="000000"/>
+                <w:sz w:val="16"/>
+              </w:rPr>
             </w:r>
           </w:p>
         </w:tc>
@@ -20975,7 +21060,7 @@
                 <w:color w:val="000000"/>
                 <w:sz w:val="16"/>
               </w:rPr>
-              <w:t>2001221-2</w:t>
+              <w:t>2002111-3</w:t>
             </w:r>
           </w:p>
         </w:tc>
@@ -21013,7 +21098,7 @@
                 <w:color w:val="000000"/>
                 <w:sz w:val="16"/>
               </w:rPr>
-              <w:t>الفقه (1)</w:t>
+              <w:t>عرض القراءات السبع (١)</w:t>
             </w:r>
           </w:p>
         </w:tc>
@@ -21053,7 +21138,7 @@
               </w:rPr>
               <w:t>القراءات</w:t>
               <w:br/>
-              <w:t>القراءات: جديدة 47؛ القراءات: قديمة 38</w:t>
+              <w:t>القراءات: جديدة 47</w:t>
             </w:r>
           </w:p>
         </w:tc>
@@ -21091,7 +21176,7 @@
                 <w:color w:val="000000"/>
                 <w:sz w:val="16"/>
               </w:rPr>
-              <w:t>2</w:t>
+              <w:t>1</w:t>
             </w:r>
           </w:p>
         </w:tc>
@@ -21129,7 +21214,7 @@
                 <w:color w:val="000000"/>
                 <w:sz w:val="16"/>
               </w:rPr>
-              <w:t>يوجد توصيف مؤسسي لبرنامج القرآن وعلومه فقط</w:t>
+              <w:t>لا يوجد توصيف تحت الرمز في المستودع</w:t>
             </w:r>
           </w:p>
         </w:tc>
@@ -21163,15 +21248,16 @@
               <w:jc w:val="center"/>
               <w:bidi w:val="1"/>
             </w:pPr>
-            <w:r/>
-            <w:r>
-              <w:rPr>
-                <w:rFonts w:ascii="Arial" w:hAnsi="Arial" w:cs="Arial"/>
-                <w:b w:val="0"/>
-                <w:color w:val="000000"/>
-                <w:sz w:val="16"/>
-              </w:rPr>
+            <w:r>
               <w:t>77</w:t>
+            </w:r>
+            <w:r>
+              <w:rPr>
+                <w:rFonts w:ascii="Arial" w:hAnsi="Arial" w:cs="Arial"/>
+                <w:b w:val="0"/>
+                <w:color w:val="000000"/>
+                <w:sz w:val="16"/>
+              </w:rPr>
             </w:r>
           </w:p>
         </w:tc>
@@ -21208,7 +21294,7 @@
                 <w:color w:val="000000"/>
                 <w:sz w:val="16"/>
               </w:rPr>
-              <w:t>2001273-2</w:t>
+              <w:t>2002112-3</w:t>
             </w:r>
           </w:p>
         </w:tc>
@@ -21245,7 +21331,7 @@
                 <w:color w:val="000000"/>
                 <w:sz w:val="16"/>
               </w:rPr>
-              <w:t>العقيدة (1)</w:t>
+              <w:t>عرض القراءات السبع (٢)</w:t>
             </w:r>
           </w:p>
         </w:tc>
@@ -21284,7 +21370,7 @@
               </w:rPr>
               <w:t>القراءات</w:t>
               <w:br/>
-              <w:t>القراءات: قديمة 38</w:t>
+              <w:t>القراءات: جديدة 47</w:t>
             </w:r>
           </w:p>
         </w:tc>
@@ -21393,15 +21479,16 @@
               <w:jc w:val="center"/>
               <w:bidi w:val="1"/>
             </w:pPr>
-            <w:r/>
-            <w:r>
-              <w:rPr>
-                <w:rFonts w:ascii="Arial" w:hAnsi="Arial" w:cs="Arial"/>
-                <w:b w:val="0"/>
-                <w:color w:val="000000"/>
-                <w:sz w:val="16"/>
-              </w:rPr>
+            <w:r>
               <w:t>78</w:t>
+            </w:r>
+            <w:r>
+              <w:rPr>
+                <w:rFonts w:ascii="Arial" w:hAnsi="Arial" w:cs="Arial"/>
+                <w:b w:val="0"/>
+                <w:color w:val="000000"/>
+                <w:sz w:val="16"/>
+              </w:rPr>
             </w:r>
           </w:p>
         </w:tc>
@@ -21439,7 +21526,7 @@
                 <w:color w:val="000000"/>
                 <w:sz w:val="16"/>
               </w:rPr>
-              <w:t>2001320-2</w:t>
+              <w:t>2002113-3</w:t>
             </w:r>
           </w:p>
         </w:tc>
@@ -21477,7 +21564,7 @@
                 <w:color w:val="000000"/>
                 <w:sz w:val="16"/>
               </w:rPr>
-              <w:t>الحديث (3)</w:t>
+              <w:t>عرض القراءات السبع (٣)</w:t>
             </w:r>
           </w:p>
         </w:tc>
@@ -21517,7 +21604,7 @@
               </w:rPr>
               <w:t>القراءات</w:t>
               <w:br/>
-              <w:t>القراءات: قديمة 38</w:t>
+              <w:t>القراءات: جديدة 47</w:t>
             </w:r>
           </w:p>
         </w:tc>
@@ -21593,7 +21680,7 @@
                 <w:color w:val="000000"/>
                 <w:sz w:val="16"/>
               </w:rPr>
-              <w:t>يوجد توصيف مؤسسي لبرنامج القرآن وعلومه فقط</w:t>
+              <w:t>لا يوجد توصيف تحت الرمز في المستودع</w:t>
             </w:r>
           </w:p>
         </w:tc>
@@ -21627,15 +21714,16 @@
               <w:jc w:val="center"/>
               <w:bidi w:val="1"/>
             </w:pPr>
-            <w:r/>
-            <w:r>
-              <w:rPr>
-                <w:rFonts w:ascii="Arial" w:hAnsi="Arial" w:cs="Arial"/>
-                <w:b w:val="0"/>
-                <w:color w:val="000000"/>
-                <w:sz w:val="16"/>
-              </w:rPr>
+            <w:r>
               <w:t>79</w:t>
+            </w:r>
+            <w:r>
+              <w:rPr>
+                <w:rFonts w:ascii="Arial" w:hAnsi="Arial" w:cs="Arial"/>
+                <w:b w:val="0"/>
+                <w:color w:val="000000"/>
+                <w:sz w:val="16"/>
+              </w:rPr>
             </w:r>
           </w:p>
         </w:tc>
@@ -21672,7 +21760,7 @@
                 <w:color w:val="000000"/>
                 <w:sz w:val="16"/>
               </w:rPr>
-              <w:t>2001322-2</w:t>
+              <w:t>2002114-3</w:t>
             </w:r>
           </w:p>
         </w:tc>
@@ -21709,7 +21797,7 @@
                 <w:color w:val="000000"/>
                 <w:sz w:val="16"/>
               </w:rPr>
-              <w:t>الفقه (2)</w:t>
+              <w:t>عرض القراءات السبع (٤)</w:t>
             </w:r>
           </w:p>
         </w:tc>
@@ -21748,7 +21836,7 @@
               </w:rPr>
               <w:t>القراءات</w:t>
               <w:br/>
-              <w:t>القراءات: قديمة 38</w:t>
+              <w:t>القراءات: جديدة 47</w:t>
             </w:r>
           </w:p>
         </w:tc>
@@ -21822,7 +21910,7 @@
                 <w:color w:val="000000"/>
                 <w:sz w:val="16"/>
               </w:rPr>
-              <w:t>يوجد توصيف مؤسسي لبرنامج القرآن وعلومه فقط</w:t>
+              <w:t>لا يوجد توصيف تحت الرمز في المستودع</w:t>
             </w:r>
           </w:p>
         </w:tc>
@@ -21857,15 +21945,16 @@
               <w:jc w:val="center"/>
               <w:bidi w:val="1"/>
             </w:pPr>
-            <w:r/>
-            <w:r>
-              <w:rPr>
-                <w:rFonts w:ascii="Arial" w:hAnsi="Arial" w:cs="Arial"/>
-                <w:b w:val="0"/>
-                <w:color w:val="000000"/>
-                <w:sz w:val="16"/>
-              </w:rPr>
+            <w:r>
               <w:t>80</w:t>
+            </w:r>
+            <w:r>
+              <w:rPr>
+                <w:rFonts w:ascii="Arial" w:hAnsi="Arial" w:cs="Arial"/>
+                <w:b w:val="0"/>
+                <w:color w:val="000000"/>
+                <w:sz w:val="16"/>
+              </w:rPr>
             </w:r>
           </w:p>
         </w:tc>
@@ -21903,7 +21992,7 @@
                 <w:color w:val="000000"/>
                 <w:sz w:val="16"/>
               </w:rPr>
-              <w:t>2002111-3</w:t>
+              <w:t>2002238-2</w:t>
             </w:r>
           </w:p>
         </w:tc>
@@ -21941,7 +22030,7 @@
                 <w:color w:val="000000"/>
                 <w:sz w:val="16"/>
               </w:rPr>
-              <w:t>عرض القراءات السبع (١)</w:t>
+              <w:t>الوقف والابتداء</w:t>
             </w:r>
           </w:p>
         </w:tc>
@@ -22091,15 +22180,16 @@
               <w:jc w:val="center"/>
               <w:bidi w:val="1"/>
             </w:pPr>
-            <w:r/>
-            <w:r>
-              <w:rPr>
-                <w:rFonts w:ascii="Arial" w:hAnsi="Arial" w:cs="Arial"/>
-                <w:b w:val="0"/>
-                <w:color w:val="000000"/>
-                <w:sz w:val="16"/>
-              </w:rPr>
+            <w:r>
               <w:t>81</w:t>
+            </w:r>
+            <w:r>
+              <w:rPr>
+                <w:rFonts w:ascii="Arial" w:hAnsi="Arial" w:cs="Arial"/>
+                <w:b w:val="0"/>
+                <w:color w:val="000000"/>
+                <w:sz w:val="16"/>
+              </w:rPr>
             </w:r>
           </w:p>
         </w:tc>
@@ -22136,7 +22226,7 @@
                 <w:color w:val="000000"/>
                 <w:sz w:val="16"/>
               </w:rPr>
-              <w:t>2002112-3</w:t>
+              <w:t>2002239-2</w:t>
             </w:r>
           </w:p>
         </w:tc>
@@ -22173,7 +22263,7 @@
                 <w:color w:val="000000"/>
                 <w:sz w:val="16"/>
               </w:rPr>
-              <w:t>عرض القراءات السبع (٢)</w:t>
+              <w:t>مصادر ومناهج المؤلفين في القراءات</w:t>
             </w:r>
           </w:p>
         </w:tc>
@@ -22321,15 +22411,16 @@
               <w:jc w:val="center"/>
               <w:bidi w:val="1"/>
             </w:pPr>
-            <w:r/>
-            <w:r>
-              <w:rPr>
-                <w:rFonts w:ascii="Arial" w:hAnsi="Arial" w:cs="Arial"/>
-                <w:b w:val="0"/>
-                <w:color w:val="000000"/>
-                <w:sz w:val="16"/>
-              </w:rPr>
+            <w:r>
               <w:t>82</w:t>
+            </w:r>
+            <w:r>
+              <w:rPr>
+                <w:rFonts w:ascii="Arial" w:hAnsi="Arial" w:cs="Arial"/>
+                <w:b w:val="0"/>
+                <w:color w:val="000000"/>
+                <w:sz w:val="16"/>
+              </w:rPr>
             </w:r>
           </w:p>
         </w:tc>
@@ -22367,7 +22458,7 @@
                 <w:color w:val="000000"/>
                 <w:sz w:val="16"/>
               </w:rPr>
-              <w:t>2002113-3</w:t>
+              <w:t>2002266-6</w:t>
             </w:r>
           </w:p>
         </w:tc>
@@ -22405,7 +22496,7 @@
                 <w:color w:val="000000"/>
                 <w:sz w:val="16"/>
               </w:rPr>
-              <w:t>عرض القراءات السبع (٣)</w:t>
+              <w:t>التدريب التعاوني</w:t>
             </w:r>
           </w:p>
         </w:tc>
@@ -22555,15 +22646,16 @@
               <w:jc w:val="center"/>
               <w:bidi w:val="1"/>
             </w:pPr>
-            <w:r/>
-            <w:r>
-              <w:rPr>
-                <w:rFonts w:ascii="Arial" w:hAnsi="Arial" w:cs="Arial"/>
-                <w:b w:val="0"/>
-                <w:color w:val="000000"/>
-                <w:sz w:val="16"/>
-              </w:rPr>
+            <w:r>
               <w:t>83</w:t>
+            </w:r>
+            <w:r>
+              <w:rPr>
+                <w:rFonts w:ascii="Arial" w:hAnsi="Arial" w:cs="Arial"/>
+                <w:b w:val="0"/>
+                <w:color w:val="000000"/>
+                <w:sz w:val="16"/>
+              </w:rPr>
             </w:r>
           </w:p>
         </w:tc>
@@ -22600,7 +22692,7 @@
                 <w:color w:val="000000"/>
                 <w:sz w:val="16"/>
               </w:rPr>
-              <w:t>2002114-3</w:t>
+              <w:t>2002280-2</w:t>
             </w:r>
           </w:p>
         </w:tc>
@@ -22637,7 +22729,7 @@
                 <w:color w:val="000000"/>
                 <w:sz w:val="16"/>
               </w:rPr>
-              <w:t>عرض القراءات السبع (٤)</w:t>
+              <w:t>تدريبات على الجمع والكيفيات</w:t>
             </w:r>
           </w:p>
         </w:tc>
@@ -22785,15 +22877,16 @@
               <w:jc w:val="center"/>
               <w:bidi w:val="1"/>
             </w:pPr>
-            <w:r/>
-            <w:r>
-              <w:rPr>
-                <w:rFonts w:ascii="Arial" w:hAnsi="Arial" w:cs="Arial"/>
-                <w:b w:val="0"/>
-                <w:color w:val="000000"/>
-                <w:sz w:val="16"/>
-              </w:rPr>
+            <w:r>
               <w:t>84</w:t>
+            </w:r>
+            <w:r>
+              <w:rPr>
+                <w:rFonts w:ascii="Arial" w:hAnsi="Arial" w:cs="Arial"/>
+                <w:b w:val="0"/>
+                <w:color w:val="000000"/>
+                <w:sz w:val="16"/>
+              </w:rPr>
             </w:r>
           </w:p>
         </w:tc>
@@ -22831,7 +22924,7 @@
                 <w:color w:val="000000"/>
                 <w:sz w:val="16"/>
               </w:rPr>
-              <w:t>2002238-2</w:t>
+              <w:t>2002352-2</w:t>
             </w:r>
           </w:p>
         </w:tc>
@@ -22869,7 +22962,7 @@
                 <w:color w:val="000000"/>
                 <w:sz w:val="16"/>
               </w:rPr>
-              <w:t>الوقف والابتداء</w:t>
+              <w:t>التفسير التحليلي (2)</w:t>
             </w:r>
           </w:p>
         </w:tc>
@@ -23019,15 +23112,16 @@
               <w:jc w:val="center"/>
               <w:bidi w:val="1"/>
             </w:pPr>
-            <w:r/>
-            <w:r>
-              <w:rPr>
-                <w:rFonts w:ascii="Arial" w:hAnsi="Arial" w:cs="Arial"/>
-                <w:b w:val="0"/>
-                <w:color w:val="000000"/>
-                <w:sz w:val="16"/>
-              </w:rPr>
+            <w:r>
               <w:t>85</w:t>
+            </w:r>
+            <w:r>
+              <w:rPr>
+                <w:rFonts w:ascii="Arial" w:hAnsi="Arial" w:cs="Arial"/>
+                <w:b w:val="0"/>
+                <w:color w:val="000000"/>
+                <w:sz w:val="16"/>
+              </w:rPr>
             </w:r>
           </w:p>
         </w:tc>
@@ -23064,7 +23158,7 @@
                 <w:color w:val="000000"/>
                 <w:sz w:val="16"/>
               </w:rPr>
-              <w:t>2002239-2</w:t>
+              <w:t>2002460-2</w:t>
             </w:r>
           </w:p>
         </w:tc>
@@ -23101,7 +23195,7 @@
                 <w:color w:val="000000"/>
                 <w:sz w:val="16"/>
               </w:rPr>
-              <w:t>مصادر ومناهج المؤلفين في القراءات</w:t>
+              <w:t>عرض القراءات الثلاث (١)</w:t>
             </w:r>
           </w:p>
         </w:tc>
@@ -23249,15 +23343,16 @@
               <w:jc w:val="center"/>
               <w:bidi w:val="1"/>
             </w:pPr>
-            <w:r/>
-            <w:r>
-              <w:rPr>
-                <w:rFonts w:ascii="Arial" w:hAnsi="Arial" w:cs="Arial"/>
-                <w:b w:val="0"/>
-                <w:color w:val="000000"/>
-                <w:sz w:val="16"/>
-              </w:rPr>
+            <w:r>
               <w:t>86</w:t>
+            </w:r>
+            <w:r>
+              <w:rPr>
+                <w:rFonts w:ascii="Arial" w:hAnsi="Arial" w:cs="Arial"/>
+                <w:b w:val="0"/>
+                <w:color w:val="000000"/>
+                <w:sz w:val="16"/>
+              </w:rPr>
             </w:r>
           </w:p>
         </w:tc>
@@ -23295,7 +23390,7 @@
                 <w:color w:val="000000"/>
                 <w:sz w:val="16"/>
               </w:rPr>
-              <w:t>2002266-6</w:t>
+              <w:t>2002461-2</w:t>
             </w:r>
           </w:p>
         </w:tc>
@@ -23333,7 +23428,7 @@
                 <w:color w:val="000000"/>
                 <w:sz w:val="16"/>
               </w:rPr>
-              <w:t>التدريب التعاوني</w:t>
+              <w:t>عرض القراءات الثلاث (٢)</w:t>
             </w:r>
           </w:p>
         </w:tc>
@@ -23483,15 +23578,16 @@
               <w:jc w:val="center"/>
               <w:bidi w:val="1"/>
             </w:pPr>
-            <w:r/>
-            <w:r>
-              <w:rPr>
-                <w:rFonts w:ascii="Arial" w:hAnsi="Arial" w:cs="Arial"/>
-                <w:b w:val="0"/>
-                <w:color w:val="000000"/>
-                <w:sz w:val="16"/>
-              </w:rPr>
+            <w:r>
               <w:t>87</w:t>
+            </w:r>
+            <w:r>
+              <w:rPr>
+                <w:rFonts w:ascii="Arial" w:hAnsi="Arial" w:cs="Arial"/>
+                <w:b w:val="0"/>
+                <w:color w:val="000000"/>
+                <w:sz w:val="16"/>
+              </w:rPr>
             </w:r>
           </w:p>
         </w:tc>
@@ -23528,7 +23624,7 @@
                 <w:color w:val="000000"/>
                 <w:sz w:val="16"/>
               </w:rPr>
-              <w:t>2002280-2</w:t>
+              <w:t>2004102-2</w:t>
             </w:r>
           </w:p>
         </w:tc>
@@ -23565,7 +23661,7 @@
                 <w:color w:val="000000"/>
                 <w:sz w:val="16"/>
               </w:rPr>
-              <w:t>تدريبات على الجمع والكيفيات</w:t>
+              <w:t>مصطلح الحديث</w:t>
             </w:r>
           </w:p>
         </w:tc>
@@ -23602,9 +23698,9 @@
                 <w:color w:val="000000"/>
                 <w:sz w:val="16"/>
               </w:rPr>
-              <w:t>القراءات</w:t>
+              <w:t>القراءات، القرآن وعلومه</w:t>
               <w:br/>
-              <w:t>القراءات: جديدة 47</w:t>
+              <w:t>القراءات: جديدة 47؛ القرآن وعلومه: جديدة 47</w:t>
             </w:r>
           </w:p>
         </w:tc>
@@ -23641,7 +23737,7 @@
                 <w:color w:val="000000"/>
                 <w:sz w:val="16"/>
               </w:rPr>
-              <w:t>1</w:t>
+              <w:t>2</w:t>
             </w:r>
           </w:p>
         </w:tc>
@@ -23713,15 +23809,16 @@
               <w:jc w:val="center"/>
               <w:bidi w:val="1"/>
             </w:pPr>
-            <w:r/>
-            <w:r>
-              <w:rPr>
-                <w:rFonts w:ascii="Arial" w:hAnsi="Arial" w:cs="Arial"/>
-                <w:b w:val="0"/>
-                <w:color w:val="000000"/>
-                <w:sz w:val="16"/>
-              </w:rPr>
+            <w:r>
               <w:t>88</w:t>
+            </w:r>
+            <w:r>
+              <w:rPr>
+                <w:rFonts w:ascii="Arial" w:hAnsi="Arial" w:cs="Arial"/>
+                <w:b w:val="0"/>
+                <w:color w:val="000000"/>
+                <w:sz w:val="16"/>
+              </w:rPr>
             </w:r>
           </w:p>
         </w:tc>
@@ -23759,7 +23856,7 @@
                 <w:color w:val="000000"/>
                 <w:sz w:val="16"/>
               </w:rPr>
-              <w:t>2002352-2</w:t>
+              <w:t>2004205-2</w:t>
             </w:r>
           </w:p>
         </w:tc>
@@ -23797,7 +23894,7 @@
                 <w:color w:val="000000"/>
                 <w:sz w:val="16"/>
               </w:rPr>
-              <w:t>التفسير التحليلي (2)</w:t>
+              <w:t>الحديث (1)</w:t>
             </w:r>
           </w:p>
         </w:tc>
@@ -23835,9 +23932,9 @@
                 <w:color w:val="000000"/>
                 <w:sz w:val="16"/>
               </w:rPr>
-              <w:t>القراءات</w:t>
+              <w:t>القراءات، القرآن وعلومه</w:t>
               <w:br/>
-              <w:t>القراءات: جديدة 47</w:t>
+              <w:t>القراءات: جديدة 47؛ القرآن وعلومه: جديدة 47</w:t>
             </w:r>
           </w:p>
         </w:tc>
@@ -23875,7 +23972,7 @@
                 <w:color w:val="000000"/>
                 <w:sz w:val="16"/>
               </w:rPr>
-              <w:t>1</w:t>
+              <w:t>2</w:t>
             </w:r>
           </w:p>
         </w:tc>
@@ -23947,15 +24044,16 @@
               <w:jc w:val="center"/>
               <w:bidi w:val="1"/>
             </w:pPr>
-            <w:r/>
-            <w:r>
-              <w:rPr>
-                <w:rFonts w:ascii="Arial" w:hAnsi="Arial" w:cs="Arial"/>
-                <w:b w:val="0"/>
-                <w:color w:val="000000"/>
-                <w:sz w:val="16"/>
-              </w:rPr>
+            <w:r>
               <w:t>89</w:t>
+            </w:r>
+            <w:r>
+              <w:rPr>
+                <w:rFonts w:ascii="Arial" w:hAnsi="Arial" w:cs="Arial"/>
+                <w:b w:val="0"/>
+                <w:color w:val="000000"/>
+                <w:sz w:val="16"/>
+              </w:rPr>
             </w:r>
           </w:p>
         </w:tc>
@@ -23992,7 +24090,7 @@
                 <w:color w:val="000000"/>
                 <w:sz w:val="16"/>
               </w:rPr>
-              <w:t>2002460-2</w:t>
+              <w:t>2004209-2</w:t>
             </w:r>
           </w:p>
         </w:tc>
@@ -24029,7 +24127,7 @@
                 <w:color w:val="000000"/>
                 <w:sz w:val="16"/>
               </w:rPr>
-              <w:t>عرض القراءات الثلاث (١)</w:t>
+              <w:t>الحديث (2)</w:t>
             </w:r>
           </w:p>
         </w:tc>
@@ -24066,9 +24164,9 @@
                 <w:color w:val="000000"/>
                 <w:sz w:val="16"/>
               </w:rPr>
-              <w:t>القراءات</w:t>
+              <w:t>القراءات، القرآن وعلومه</w:t>
               <w:br/>
-              <w:t>القراءات: جديدة 47</w:t>
+              <w:t>القراءات: جديدة 47؛ القرآن وعلومه: جديدة 47</w:t>
             </w:r>
           </w:p>
         </w:tc>
@@ -24105,7 +24203,7 @@
                 <w:color w:val="000000"/>
                 <w:sz w:val="16"/>
               </w:rPr>
-              <w:t>1</w:t>
+              <w:t>2</w:t>
             </w:r>
           </w:p>
         </w:tc>
@@ -24177,15 +24275,16 @@
               <w:jc w:val="center"/>
               <w:bidi w:val="1"/>
             </w:pPr>
-            <w:r/>
-            <w:r>
-              <w:rPr>
-                <w:rFonts w:ascii="Arial" w:hAnsi="Arial" w:cs="Arial"/>
-                <w:b w:val="0"/>
-                <w:color w:val="000000"/>
-                <w:sz w:val="16"/>
-              </w:rPr>
+            <w:r>
               <w:t>90</w:t>
+            </w:r>
+            <w:r>
+              <w:rPr>
+                <w:rFonts w:ascii="Arial" w:hAnsi="Arial" w:cs="Arial"/>
+                <w:b w:val="0"/>
+                <w:color w:val="000000"/>
+                <w:sz w:val="16"/>
+              </w:rPr>
             </w:r>
           </w:p>
         </w:tc>
@@ -24223,7 +24322,7 @@
                 <w:color w:val="000000"/>
                 <w:sz w:val="16"/>
               </w:rPr>
-              <w:t>2002461-2</w:t>
+              <w:t>2004320-2</w:t>
             </w:r>
           </w:p>
         </w:tc>
@@ -24261,7 +24360,7 @@
                 <w:color w:val="000000"/>
                 <w:sz w:val="16"/>
               </w:rPr>
-              <w:t>عرض القراءات الثلاث (٢)</w:t>
+              <w:t>الحديث (3)</w:t>
             </w:r>
           </w:p>
         </w:tc>
@@ -24299,9 +24398,9 @@
                 <w:color w:val="000000"/>
                 <w:sz w:val="16"/>
               </w:rPr>
-              <w:t>القراءات</w:t>
+              <w:t>القراءات، القرآن وعلومه</w:t>
               <w:br/>
-              <w:t>القراءات: جديدة 47</w:t>
+              <w:t>القراءات: جديدة 47؛ القرآن وعلومه: جديدة 47</w:t>
             </w:r>
           </w:p>
         </w:tc>
@@ -24339,7 +24438,7 @@
                 <w:color w:val="000000"/>
                 <w:sz w:val="16"/>
               </w:rPr>
-              <w:t>1</w:t>
+              <w:t>2</w:t>
             </w:r>
           </w:p>
         </w:tc>
@@ -24411,15 +24510,16 @@
               <w:jc w:val="center"/>
               <w:bidi w:val="1"/>
             </w:pPr>
-            <w:r/>
-            <w:r>
-              <w:rPr>
-                <w:rFonts w:ascii="Arial" w:hAnsi="Arial" w:cs="Arial"/>
-                <w:b w:val="0"/>
-                <w:color w:val="000000"/>
-                <w:sz w:val="16"/>
-              </w:rPr>
+            <w:r>
               <w:t>91</w:t>
+            </w:r>
+            <w:r>
+              <w:rPr>
+                <w:rFonts w:ascii="Arial" w:hAnsi="Arial" w:cs="Arial"/>
+                <w:b w:val="0"/>
+                <w:color w:val="000000"/>
+                <w:sz w:val="16"/>
+              </w:rPr>
             </w:r>
           </w:p>
         </w:tc>
@@ -24456,7 +24556,7 @@
                 <w:color w:val="000000"/>
                 <w:sz w:val="16"/>
               </w:rPr>
-              <w:t>2004102-2</w:t>
+              <w:t>2004403-2</w:t>
             </w:r>
           </w:p>
         </w:tc>
@@ -24493,7 +24593,7 @@
                 <w:color w:val="000000"/>
                 <w:sz w:val="16"/>
               </w:rPr>
-              <w:t>مصطلح الحديث</w:t>
+              <w:t>الأديان والفرق والمذاهب المعاصرة</w:t>
             </w:r>
           </w:p>
         </w:tc>
@@ -24641,15 +24741,16 @@
               <w:jc w:val="center"/>
               <w:bidi w:val="1"/>
             </w:pPr>
-            <w:r/>
-            <w:r>
-              <w:rPr>
-                <w:rFonts w:ascii="Arial" w:hAnsi="Arial" w:cs="Arial"/>
-                <w:b w:val="0"/>
-                <w:color w:val="000000"/>
-                <w:sz w:val="16"/>
-              </w:rPr>
+            <w:r>
               <w:t>92</w:t>
+            </w:r>
+            <w:r>
+              <w:rPr>
+                <w:rFonts w:ascii="Arial" w:hAnsi="Arial" w:cs="Arial"/>
+                <w:b w:val="0"/>
+                <w:color w:val="000000"/>
+                <w:sz w:val="16"/>
+              </w:rPr>
             </w:r>
           </w:p>
         </w:tc>
@@ -24687,7 +24788,7 @@
                 <w:color w:val="000000"/>
                 <w:sz w:val="16"/>
               </w:rPr>
-              <w:t>2004205-2</w:t>
+              <w:t>101221-2</w:t>
             </w:r>
           </w:p>
         </w:tc>
@@ -24725,7 +24826,7 @@
                 <w:color w:val="000000"/>
                 <w:sz w:val="16"/>
               </w:rPr>
-              <w:t>الحديث (1)</w:t>
+              <w:t>الفقه (1)</w:t>
             </w:r>
           </w:p>
         </w:tc>
@@ -24763,9 +24864,9 @@
                 <w:color w:val="000000"/>
                 <w:sz w:val="16"/>
               </w:rPr>
-              <w:t>القراءات، القرآن وعلومه</w:t>
+              <w:t>القرآن وعلومه</w:t>
               <w:br/>
-              <w:t>القراءات: جديدة 47؛ القرآن وعلومه: جديدة 47</w:t>
+              <w:t>القرآن وعلومه: قديمة 39</w:t>
             </w:r>
           </w:p>
         </w:tc>
@@ -24803,7 +24904,7 @@
                 <w:color w:val="000000"/>
                 <w:sz w:val="16"/>
               </w:rPr>
-              <w:t>2</w:t>
+              <w:t>1</w:t>
             </w:r>
           </w:p>
         </w:tc>
@@ -24875,15 +24976,16 @@
               <w:jc w:val="center"/>
               <w:bidi w:val="1"/>
             </w:pPr>
-            <w:r/>
-            <w:r>
-              <w:rPr>
-                <w:rFonts w:ascii="Arial" w:hAnsi="Arial" w:cs="Arial"/>
-                <w:b w:val="0"/>
-                <w:color w:val="000000"/>
-                <w:sz w:val="16"/>
-              </w:rPr>
+            <w:r>
               <w:t>93</w:t>
+            </w:r>
+            <w:r>
+              <w:rPr>
+                <w:rFonts w:ascii="Arial" w:hAnsi="Arial" w:cs="Arial"/>
+                <w:b w:val="0"/>
+                <w:color w:val="000000"/>
+                <w:sz w:val="16"/>
+              </w:rPr>
             </w:r>
           </w:p>
         </w:tc>
@@ -24920,7 +25022,7 @@
                 <w:color w:val="000000"/>
                 <w:sz w:val="16"/>
               </w:rPr>
-              <w:t>2004209-2</w:t>
+              <w:t>2001160-2</w:t>
             </w:r>
           </w:p>
         </w:tc>
@@ -24957,7 +25059,7 @@
                 <w:color w:val="000000"/>
                 <w:sz w:val="16"/>
               </w:rPr>
-              <w:t>الحديث (2)</w:t>
+              <w:t>المدخل لدراسة الشريعة</w:t>
             </w:r>
           </w:p>
         </w:tc>
@@ -24994,9 +25096,9 @@
                 <w:color w:val="000000"/>
                 <w:sz w:val="16"/>
               </w:rPr>
-              <w:t>القراءات، القرآن وعلومه</w:t>
+              <w:t>القرآن وعلومه</w:t>
               <w:br/>
-              <w:t>القراءات: جديدة 47؛ القرآن وعلومه: جديدة 47</w:t>
+              <w:t>القرآن وعلومه: قديمة 39</w:t>
             </w:r>
           </w:p>
         </w:tc>
@@ -25033,7 +25135,7 @@
                 <w:color w:val="000000"/>
                 <w:sz w:val="16"/>
               </w:rPr>
-              <w:t>2</w:t>
+              <w:t>1</w:t>
             </w:r>
           </w:p>
         </w:tc>
@@ -25105,15 +25207,16 @@
               <w:jc w:val="center"/>
               <w:bidi w:val="1"/>
             </w:pPr>
-            <w:r/>
-            <w:r>
-              <w:rPr>
-                <w:rFonts w:ascii="Arial" w:hAnsi="Arial" w:cs="Arial"/>
-                <w:b w:val="0"/>
-                <w:color w:val="000000"/>
-                <w:sz w:val="16"/>
-              </w:rPr>
+            <w:r>
               <w:t>94</w:t>
+            </w:r>
+            <w:r>
+              <w:rPr>
+                <w:rFonts w:ascii="Arial" w:hAnsi="Arial" w:cs="Arial"/>
+                <w:b w:val="0"/>
+                <w:color w:val="000000"/>
+                <w:sz w:val="16"/>
+              </w:rPr>
             </w:r>
           </w:p>
         </w:tc>
@@ -25151,7 +25254,7 @@
                 <w:color w:val="000000"/>
                 <w:sz w:val="16"/>
               </w:rPr>
-              <w:t>2004320-2</w:t>
+              <w:t>2001424-2</w:t>
             </w:r>
           </w:p>
         </w:tc>
@@ -25189,7 +25292,7 @@
                 <w:color w:val="000000"/>
                 <w:sz w:val="16"/>
               </w:rPr>
-              <w:t>الحديث (3)</w:t>
+              <w:t>الفقه (4)</w:t>
             </w:r>
           </w:p>
         </w:tc>
@@ -25227,9 +25330,9 @@
                 <w:color w:val="000000"/>
                 <w:sz w:val="16"/>
               </w:rPr>
-              <w:t>القراءات، القرآن وعلومه</w:t>
+              <w:t>القرآن وعلومه</w:t>
               <w:br/>
-              <w:t>القراءات: جديدة 47؛ القرآن وعلومه: جديدة 47</w:t>
+              <w:t>القرآن وعلومه: قديمة 39</w:t>
             </w:r>
           </w:p>
         </w:tc>
@@ -25267,7 +25370,7 @@
                 <w:color w:val="000000"/>
                 <w:sz w:val="16"/>
               </w:rPr>
-              <w:t>2</w:t>
+              <w:t>1</w:t>
             </w:r>
           </w:p>
         </w:tc>
@@ -25339,15 +25442,16 @@
               <w:jc w:val="center"/>
               <w:bidi w:val="1"/>
             </w:pPr>
-            <w:r/>
-            <w:r>
-              <w:rPr>
-                <w:rFonts w:ascii="Arial" w:hAnsi="Arial" w:cs="Arial"/>
-                <w:b w:val="0"/>
-                <w:color w:val="000000"/>
-                <w:sz w:val="16"/>
-              </w:rPr>
+            <w:r>
               <w:t>95</w:t>
+            </w:r>
+            <w:r>
+              <w:rPr>
+                <w:rFonts w:ascii="Arial" w:hAnsi="Arial" w:cs="Arial"/>
+                <w:b w:val="0"/>
+                <w:color w:val="000000"/>
+                <w:sz w:val="16"/>
+              </w:rPr>
             </w:r>
           </w:p>
         </w:tc>
@@ -25384,7 +25488,7 @@
                 <w:color w:val="000000"/>
                 <w:sz w:val="16"/>
               </w:rPr>
-              <w:t>2004403-2</w:t>
+              <w:t>2002266-5</w:t>
             </w:r>
           </w:p>
         </w:tc>
@@ -25421,7 +25525,7 @@
                 <w:color w:val="000000"/>
                 <w:sz w:val="16"/>
               </w:rPr>
-              <w:t>الأديان والفرق والمذاهب المعاصرة</w:t>
+              <w:t>التدريب التعاوني</w:t>
             </w:r>
           </w:p>
         </w:tc>
@@ -25458,9 +25562,9 @@
                 <w:color w:val="000000"/>
                 <w:sz w:val="16"/>
               </w:rPr>
-              <w:t>القراءات، القرآن وعلومه</w:t>
+              <w:t>القرآن وعلومه</w:t>
               <w:br/>
-              <w:t>القراءات: جديدة 47؛ القرآن وعلومه: جديدة 47</w:t>
+              <w:t>القرآن وعلومه: جديدة 47</w:t>
             </w:r>
           </w:p>
         </w:tc>
@@ -25497,7 +25601,7 @@
                 <w:color w:val="000000"/>
                 <w:sz w:val="16"/>
               </w:rPr>
-              <w:t>2</w:t>
+              <w:t>1</w:t>
             </w:r>
           </w:p>
         </w:tc>
@@ -25569,943 +25673,16 @@
               <w:jc w:val="center"/>
               <w:bidi w:val="1"/>
             </w:pPr>
-            <w:r/>
-            <w:r>
-              <w:rPr>
-                <w:rFonts w:ascii="Arial" w:hAnsi="Arial" w:cs="Arial"/>
-                <w:b w:val="0"/>
-                <w:color w:val="000000"/>
-                <w:sz w:val="16"/>
-              </w:rPr>
+            <w:r>
               <w:t>96</w:t>
             </w:r>
-          </w:p>
-        </w:tc>
-        <w:tc>
-          <w:tcPr>
-            <w:tcW w:type="dxa" w:w="1368"/>
-            <w:vAlign w:val="center"/>
-            <w:tcMar>
-              <w:top w:w="70" w:type="dxa"/>
-              <w:start w:w="90" w:type="dxa"/>
-              <w:bottom w:w="70" w:type="dxa"/>
-              <w:end w:w="90" w:type="dxa"/>
-            </w:tcMar>
-            <w:tcBorders>
-              <w:top w:val="single" w:sz="6" w:color="D9D9D9"/>
-              <w:left w:val="single" w:sz="6" w:color="D9D9D9"/>
-              <w:bottom w:val="single" w:sz="6" w:color="D9D9D9"/>
-              <w:right w:val="single" w:sz="6" w:color="D9D9D9"/>
-              <w:insideH w:val="single" w:sz="6" w:color="D9D9D9"/>
-              <w:insideV w:val="single" w:sz="6" w:color="D9D9D9"/>
-            </w:tcBorders>
-            <w:shd w:fill="EAF2F8"/>
-          </w:tcPr>
-          <w:p>
-            <w:pPr>
-              <w:spacing w:before="0" w:after="0" w:line="259" w:lineRule="auto"/>
-              <w:jc w:val="center"/>
-              <w:bidi w:val="0"/>
-            </w:pPr>
-            <w:r/>
-            <w:r>
-              <w:rPr>
-                <w:rFonts w:ascii="Arial" w:hAnsi="Arial" w:cs="Arial"/>
-                <w:b w:val="0"/>
-                <w:color w:val="000000"/>
-                <w:sz w:val="16"/>
-              </w:rPr>
-              <w:t>101221-2</w:t>
-            </w:r>
-          </w:p>
-        </w:tc>
-        <w:tc>
-          <w:tcPr>
-            <w:tcW w:type="dxa" w:w="2232"/>
-            <w:vAlign w:val="center"/>
-            <w:tcMar>
-              <w:top w:w="70" w:type="dxa"/>
-              <w:start w:w="90" w:type="dxa"/>
-              <w:bottom w:w="70" w:type="dxa"/>
-              <w:end w:w="90" w:type="dxa"/>
-            </w:tcMar>
-            <w:tcBorders>
-              <w:top w:val="single" w:sz="6" w:color="D9D9D9"/>
-              <w:left w:val="single" w:sz="6" w:color="D9D9D9"/>
-              <w:bottom w:val="single" w:sz="6" w:color="D9D9D9"/>
-              <w:right w:val="single" w:sz="6" w:color="D9D9D9"/>
-              <w:insideH w:val="single" w:sz="6" w:color="D9D9D9"/>
-              <w:insideV w:val="single" w:sz="6" w:color="D9D9D9"/>
-            </w:tcBorders>
-            <w:shd w:fill="EAF2F8"/>
-          </w:tcPr>
-          <w:p>
-            <w:pPr>
-              <w:spacing w:before="0" w:after="0" w:line="259" w:lineRule="auto"/>
-              <w:jc w:val="right"/>
-              <w:bidi w:val="1"/>
-            </w:pPr>
-            <w:r/>
-            <w:r>
-              <w:rPr>
-                <w:rFonts w:ascii="Arial" w:hAnsi="Arial" w:cs="Arial"/>
-                <w:b w:val="0"/>
-                <w:color w:val="000000"/>
-                <w:sz w:val="16"/>
-              </w:rPr>
-              <w:t>الفقه (1)</w:t>
-            </w:r>
-          </w:p>
-        </w:tc>
-        <w:tc>
-          <w:tcPr>
-            <w:tcW w:type="dxa" w:w="2952"/>
-            <w:vAlign w:val="center"/>
-            <w:tcMar>
-              <w:top w:w="70" w:type="dxa"/>
-              <w:start w:w="90" w:type="dxa"/>
-              <w:bottom w:w="70" w:type="dxa"/>
-              <w:end w:w="90" w:type="dxa"/>
-            </w:tcMar>
-            <w:tcBorders>
-              <w:top w:val="single" w:sz="6" w:color="D9D9D9"/>
-              <w:left w:val="single" w:sz="6" w:color="D9D9D9"/>
-              <w:bottom w:val="single" w:sz="6" w:color="D9D9D9"/>
-              <w:right w:val="single" w:sz="6" w:color="D9D9D9"/>
-              <w:insideH w:val="single" w:sz="6" w:color="D9D9D9"/>
-              <w:insideV w:val="single" w:sz="6" w:color="D9D9D9"/>
-            </w:tcBorders>
-            <w:shd w:fill="EAF2F8"/>
-          </w:tcPr>
-          <w:p>
-            <w:pPr>
-              <w:spacing w:before="0" w:after="0" w:line="259" w:lineRule="auto"/>
-              <w:jc w:val="right"/>
-              <w:bidi w:val="1"/>
-            </w:pPr>
-            <w:r/>
-            <w:r>
-              <w:rPr>
-                <w:rFonts w:ascii="Arial" w:hAnsi="Arial" w:cs="Arial"/>
-                <w:b w:val="0"/>
-                <w:color w:val="000000"/>
-                <w:sz w:val="16"/>
-              </w:rPr>
-              <w:t>القرآن وعلومه</w:t>
-              <w:br/>
-              <w:t>القرآن وعلومه: قديمة 39</w:t>
-            </w:r>
-          </w:p>
-        </w:tc>
-        <w:tc>
-          <w:tcPr>
-            <w:tcW w:type="dxa" w:w="864"/>
-            <w:vAlign w:val="center"/>
-            <w:tcMar>
-              <w:top w:w="70" w:type="dxa"/>
-              <w:start w:w="90" w:type="dxa"/>
-              <w:bottom w:w="70" w:type="dxa"/>
-              <w:end w:w="90" w:type="dxa"/>
-            </w:tcMar>
-            <w:tcBorders>
-              <w:top w:val="single" w:sz="6" w:color="D9D9D9"/>
-              <w:left w:val="single" w:sz="6" w:color="D9D9D9"/>
-              <w:bottom w:val="single" w:sz="6" w:color="D9D9D9"/>
-              <w:right w:val="single" w:sz="6" w:color="D9D9D9"/>
-              <w:insideH w:val="single" w:sz="6" w:color="D9D9D9"/>
-              <w:insideV w:val="single" w:sz="6" w:color="D9D9D9"/>
-            </w:tcBorders>
-            <w:shd w:fill="EAF2F8"/>
-          </w:tcPr>
-          <w:p>
-            <w:pPr>
-              <w:spacing w:before="0" w:after="0" w:line="259" w:lineRule="auto"/>
-              <w:jc w:val="center"/>
-              <w:bidi w:val="1"/>
-            </w:pPr>
-            <w:r/>
-            <w:r>
-              <w:rPr>
-                <w:rFonts w:ascii="Arial" w:hAnsi="Arial" w:cs="Arial"/>
-                <w:b w:val="0"/>
-                <w:color w:val="000000"/>
-                <w:sz w:val="16"/>
-              </w:rPr>
-              <w:t>1</w:t>
-            </w:r>
-          </w:p>
-        </w:tc>
-        <w:tc>
-          <w:tcPr>
-            <w:tcW w:type="dxa" w:w="2664"/>
-            <w:vAlign w:val="center"/>
-            <w:tcMar>
-              <w:top w:w="70" w:type="dxa"/>
-              <w:start w:w="90" w:type="dxa"/>
-              <w:bottom w:w="70" w:type="dxa"/>
-              <w:end w:w="90" w:type="dxa"/>
-            </w:tcMar>
-            <w:tcBorders>
-              <w:top w:val="single" w:sz="6" w:color="D9D9D9"/>
-              <w:left w:val="single" w:sz="6" w:color="D9D9D9"/>
-              <w:bottom w:val="single" w:sz="6" w:color="D9D9D9"/>
-              <w:right w:val="single" w:sz="6" w:color="D9D9D9"/>
-              <w:insideH w:val="single" w:sz="6" w:color="D9D9D9"/>
-              <w:insideV w:val="single" w:sz="6" w:color="D9D9D9"/>
-            </w:tcBorders>
-            <w:shd w:fill="EAF2F8"/>
-          </w:tcPr>
-          <w:p>
-            <w:pPr>
-              <w:spacing w:before="0" w:after="0" w:line="259" w:lineRule="auto"/>
-              <w:jc w:val="right"/>
-              <w:bidi w:val="1"/>
-            </w:pPr>
-            <w:r/>
-            <w:r>
-              <w:rPr>
-                <w:rFonts w:ascii="Arial" w:hAnsi="Arial" w:cs="Arial"/>
-                <w:b w:val="0"/>
-                <w:color w:val="000000"/>
-                <w:sz w:val="16"/>
-              </w:rPr>
-              <w:t>لا يوجد توصيف تحت الرمز في المستودع</w:t>
-            </w:r>
-          </w:p>
-        </w:tc>
-      </w:tr>
-      <w:tr>
-        <w:trPr>
-          <w:cantSplit/>
-        </w:trPr>
-        <w:tc>
-          <w:tcPr>
-            <w:tcW w:type="dxa" w:w="648"/>
-            <w:vAlign w:val="center"/>
-            <w:tcMar>
-              <w:top w:w="70" w:type="dxa"/>
-              <w:start w:w="90" w:type="dxa"/>
-              <w:bottom w:w="70" w:type="dxa"/>
-              <w:end w:w="90" w:type="dxa"/>
-            </w:tcMar>
-            <w:tcBorders>
-              <w:top w:val="single" w:sz="6" w:color="D9D9D9"/>
-              <w:left w:val="single" w:sz="6" w:color="D9D9D9"/>
-              <w:bottom w:val="single" w:sz="6" w:color="D9D9D9"/>
-              <w:right w:val="single" w:sz="6" w:color="D9D9D9"/>
-              <w:insideH w:val="single" w:sz="6" w:color="D9D9D9"/>
-              <w:insideV w:val="single" w:sz="6" w:color="D9D9D9"/>
-            </w:tcBorders>
-          </w:tcPr>
-          <w:p>
-            <w:pPr>
-              <w:spacing w:before="0" w:after="0" w:line="259" w:lineRule="auto"/>
-              <w:jc w:val="center"/>
-              <w:bidi w:val="1"/>
-            </w:pPr>
-            <w:r/>
-            <w:r>
-              <w:rPr>
-                <w:rFonts w:ascii="Arial" w:hAnsi="Arial" w:cs="Arial"/>
-                <w:b w:val="0"/>
-                <w:color w:val="000000"/>
-                <w:sz w:val="16"/>
-              </w:rPr>
-              <w:t>97</w:t>
-            </w:r>
-          </w:p>
-        </w:tc>
-        <w:tc>
-          <w:tcPr>
-            <w:tcW w:type="dxa" w:w="1368"/>
-            <w:vAlign w:val="center"/>
-            <w:tcMar>
-              <w:top w:w="70" w:type="dxa"/>
-              <w:start w:w="90" w:type="dxa"/>
-              <w:bottom w:w="70" w:type="dxa"/>
-              <w:end w:w="90" w:type="dxa"/>
-            </w:tcMar>
-            <w:tcBorders>
-              <w:top w:val="single" w:sz="6" w:color="D9D9D9"/>
-              <w:left w:val="single" w:sz="6" w:color="D9D9D9"/>
-              <w:bottom w:val="single" w:sz="6" w:color="D9D9D9"/>
-              <w:right w:val="single" w:sz="6" w:color="D9D9D9"/>
-              <w:insideH w:val="single" w:sz="6" w:color="D9D9D9"/>
-              <w:insideV w:val="single" w:sz="6" w:color="D9D9D9"/>
-            </w:tcBorders>
-          </w:tcPr>
-          <w:p>
-            <w:pPr>
-              <w:spacing w:before="0" w:after="0" w:line="259" w:lineRule="auto"/>
-              <w:jc w:val="center"/>
-              <w:bidi w:val="0"/>
-            </w:pPr>
-            <w:r/>
-            <w:r>
-              <w:rPr>
-                <w:rFonts w:ascii="Arial" w:hAnsi="Arial" w:cs="Arial"/>
-                <w:b w:val="0"/>
-                <w:color w:val="000000"/>
-                <w:sz w:val="16"/>
-              </w:rPr>
-              <w:t>2001160-2</w:t>
-            </w:r>
-          </w:p>
-        </w:tc>
-        <w:tc>
-          <w:tcPr>
-            <w:tcW w:type="dxa" w:w="2232"/>
-            <w:vAlign w:val="center"/>
-            <w:tcMar>
-              <w:top w:w="70" w:type="dxa"/>
-              <w:start w:w="90" w:type="dxa"/>
-              <w:bottom w:w="70" w:type="dxa"/>
-              <w:end w:w="90" w:type="dxa"/>
-            </w:tcMar>
-            <w:tcBorders>
-              <w:top w:val="single" w:sz="6" w:color="D9D9D9"/>
-              <w:left w:val="single" w:sz="6" w:color="D9D9D9"/>
-              <w:bottom w:val="single" w:sz="6" w:color="D9D9D9"/>
-              <w:right w:val="single" w:sz="6" w:color="D9D9D9"/>
-              <w:insideH w:val="single" w:sz="6" w:color="D9D9D9"/>
-              <w:insideV w:val="single" w:sz="6" w:color="D9D9D9"/>
-            </w:tcBorders>
-          </w:tcPr>
-          <w:p>
-            <w:pPr>
-              <w:spacing w:before="0" w:after="0" w:line="259" w:lineRule="auto"/>
-              <w:jc w:val="right"/>
-              <w:bidi w:val="1"/>
-            </w:pPr>
-            <w:r/>
-            <w:r>
-              <w:rPr>
-                <w:rFonts w:ascii="Arial" w:hAnsi="Arial" w:cs="Arial"/>
-                <w:b w:val="0"/>
-                <w:color w:val="000000"/>
-                <w:sz w:val="16"/>
-              </w:rPr>
-              <w:t>المدخل لدراسة الشريعة</w:t>
-            </w:r>
-          </w:p>
-        </w:tc>
-        <w:tc>
-          <w:tcPr>
-            <w:tcW w:type="dxa" w:w="2952"/>
-            <w:vAlign w:val="center"/>
-            <w:tcMar>
-              <w:top w:w="70" w:type="dxa"/>
-              <w:start w:w="90" w:type="dxa"/>
-              <w:bottom w:w="70" w:type="dxa"/>
-              <w:end w:w="90" w:type="dxa"/>
-            </w:tcMar>
-            <w:tcBorders>
-              <w:top w:val="single" w:sz="6" w:color="D9D9D9"/>
-              <w:left w:val="single" w:sz="6" w:color="D9D9D9"/>
-              <w:bottom w:val="single" w:sz="6" w:color="D9D9D9"/>
-              <w:right w:val="single" w:sz="6" w:color="D9D9D9"/>
-              <w:insideH w:val="single" w:sz="6" w:color="D9D9D9"/>
-              <w:insideV w:val="single" w:sz="6" w:color="D9D9D9"/>
-            </w:tcBorders>
-          </w:tcPr>
-          <w:p>
-            <w:pPr>
-              <w:spacing w:before="0" w:after="0" w:line="259" w:lineRule="auto"/>
-              <w:jc w:val="right"/>
-              <w:bidi w:val="1"/>
-            </w:pPr>
-            <w:r/>
-            <w:r>
-              <w:rPr>
-                <w:rFonts w:ascii="Arial" w:hAnsi="Arial" w:cs="Arial"/>
-                <w:b w:val="0"/>
-                <w:color w:val="000000"/>
-                <w:sz w:val="16"/>
-              </w:rPr>
-              <w:t>القرآن وعلومه</w:t>
-              <w:br/>
-              <w:t>القرآن وعلومه: قديمة 39</w:t>
-            </w:r>
-          </w:p>
-        </w:tc>
-        <w:tc>
-          <w:tcPr>
-            <w:tcW w:type="dxa" w:w="864"/>
-            <w:vAlign w:val="center"/>
-            <w:tcMar>
-              <w:top w:w="70" w:type="dxa"/>
-              <w:start w:w="90" w:type="dxa"/>
-              <w:bottom w:w="70" w:type="dxa"/>
-              <w:end w:w="90" w:type="dxa"/>
-            </w:tcMar>
-            <w:tcBorders>
-              <w:top w:val="single" w:sz="6" w:color="D9D9D9"/>
-              <w:left w:val="single" w:sz="6" w:color="D9D9D9"/>
-              <w:bottom w:val="single" w:sz="6" w:color="D9D9D9"/>
-              <w:right w:val="single" w:sz="6" w:color="D9D9D9"/>
-              <w:insideH w:val="single" w:sz="6" w:color="D9D9D9"/>
-              <w:insideV w:val="single" w:sz="6" w:color="D9D9D9"/>
-            </w:tcBorders>
-          </w:tcPr>
-          <w:p>
-            <w:pPr>
-              <w:spacing w:before="0" w:after="0" w:line="259" w:lineRule="auto"/>
-              <w:jc w:val="center"/>
-              <w:bidi w:val="1"/>
-            </w:pPr>
-            <w:r/>
-            <w:r>
-              <w:rPr>
-                <w:rFonts w:ascii="Arial" w:hAnsi="Arial" w:cs="Arial"/>
-                <w:b w:val="0"/>
-                <w:color w:val="000000"/>
-                <w:sz w:val="16"/>
-              </w:rPr>
-              <w:t>1</w:t>
-            </w:r>
-          </w:p>
-        </w:tc>
-        <w:tc>
-          <w:tcPr>
-            <w:tcW w:type="dxa" w:w="2664"/>
-            <w:vAlign w:val="center"/>
-            <w:tcMar>
-              <w:top w:w="70" w:type="dxa"/>
-              <w:start w:w="90" w:type="dxa"/>
-              <w:bottom w:w="70" w:type="dxa"/>
-              <w:end w:w="90" w:type="dxa"/>
-            </w:tcMar>
-            <w:tcBorders>
-              <w:top w:val="single" w:sz="6" w:color="D9D9D9"/>
-              <w:left w:val="single" w:sz="6" w:color="D9D9D9"/>
-              <w:bottom w:val="single" w:sz="6" w:color="D9D9D9"/>
-              <w:right w:val="single" w:sz="6" w:color="D9D9D9"/>
-              <w:insideH w:val="single" w:sz="6" w:color="D9D9D9"/>
-              <w:insideV w:val="single" w:sz="6" w:color="D9D9D9"/>
-            </w:tcBorders>
-          </w:tcPr>
-          <w:p>
-            <w:pPr>
-              <w:spacing w:before="0" w:after="0" w:line="259" w:lineRule="auto"/>
-              <w:jc w:val="right"/>
-              <w:bidi w:val="1"/>
-            </w:pPr>
-            <w:r/>
-            <w:r>
-              <w:rPr>
-                <w:rFonts w:ascii="Arial" w:hAnsi="Arial" w:cs="Arial"/>
-                <w:b w:val="0"/>
-                <w:color w:val="000000"/>
-                <w:sz w:val="16"/>
-              </w:rPr>
-              <w:t>لا يوجد توصيف تحت الرمز في المستودع</w:t>
-            </w:r>
-          </w:p>
-        </w:tc>
-      </w:tr>
-      <w:tr>
-        <w:trPr>
-          <w:cantSplit/>
-        </w:trPr>
-        <w:tc>
-          <w:tcPr>
-            <w:tcW w:type="dxa" w:w="648"/>
-            <w:vAlign w:val="center"/>
-            <w:tcMar>
-              <w:top w:w="70" w:type="dxa"/>
-              <w:start w:w="90" w:type="dxa"/>
-              <w:bottom w:w="70" w:type="dxa"/>
-              <w:end w:w="90" w:type="dxa"/>
-            </w:tcMar>
-            <w:tcBorders>
-              <w:top w:val="single" w:sz="6" w:color="D9D9D9"/>
-              <w:left w:val="single" w:sz="6" w:color="D9D9D9"/>
-              <w:bottom w:val="single" w:sz="6" w:color="D9D9D9"/>
-              <w:right w:val="single" w:sz="6" w:color="D9D9D9"/>
-              <w:insideH w:val="single" w:sz="6" w:color="D9D9D9"/>
-              <w:insideV w:val="single" w:sz="6" w:color="D9D9D9"/>
-            </w:tcBorders>
-            <w:shd w:fill="EAF2F8"/>
-          </w:tcPr>
-          <w:p>
-            <w:pPr>
-              <w:spacing w:before="0" w:after="0" w:line="259" w:lineRule="auto"/>
-              <w:jc w:val="center"/>
-              <w:bidi w:val="1"/>
-            </w:pPr>
-            <w:r/>
-            <w:r>
-              <w:rPr>
-                <w:rFonts w:ascii="Arial" w:hAnsi="Arial" w:cs="Arial"/>
-                <w:b w:val="0"/>
-                <w:color w:val="000000"/>
-                <w:sz w:val="16"/>
-              </w:rPr>
-              <w:t>98</w:t>
-            </w:r>
-          </w:p>
-        </w:tc>
-        <w:tc>
-          <w:tcPr>
-            <w:tcW w:type="dxa" w:w="1368"/>
-            <w:vAlign w:val="center"/>
-            <w:tcMar>
-              <w:top w:w="70" w:type="dxa"/>
-              <w:start w:w="90" w:type="dxa"/>
-              <w:bottom w:w="70" w:type="dxa"/>
-              <w:end w:w="90" w:type="dxa"/>
-            </w:tcMar>
-            <w:tcBorders>
-              <w:top w:val="single" w:sz="6" w:color="D9D9D9"/>
-              <w:left w:val="single" w:sz="6" w:color="D9D9D9"/>
-              <w:bottom w:val="single" w:sz="6" w:color="D9D9D9"/>
-              <w:right w:val="single" w:sz="6" w:color="D9D9D9"/>
-              <w:insideH w:val="single" w:sz="6" w:color="D9D9D9"/>
-              <w:insideV w:val="single" w:sz="6" w:color="D9D9D9"/>
-            </w:tcBorders>
-            <w:shd w:fill="EAF2F8"/>
-          </w:tcPr>
-          <w:p>
-            <w:pPr>
-              <w:spacing w:before="0" w:after="0" w:line="259" w:lineRule="auto"/>
-              <w:jc w:val="center"/>
-              <w:bidi w:val="0"/>
-            </w:pPr>
-            <w:r/>
-            <w:r>
-              <w:rPr>
-                <w:rFonts w:ascii="Arial" w:hAnsi="Arial" w:cs="Arial"/>
-                <w:b w:val="0"/>
-                <w:color w:val="000000"/>
-                <w:sz w:val="16"/>
-              </w:rPr>
-              <w:t>2001424-2</w:t>
-            </w:r>
-          </w:p>
-        </w:tc>
-        <w:tc>
-          <w:tcPr>
-            <w:tcW w:type="dxa" w:w="2232"/>
-            <w:vAlign w:val="center"/>
-            <w:tcMar>
-              <w:top w:w="70" w:type="dxa"/>
-              <w:start w:w="90" w:type="dxa"/>
-              <w:bottom w:w="70" w:type="dxa"/>
-              <w:end w:w="90" w:type="dxa"/>
-            </w:tcMar>
-            <w:tcBorders>
-              <w:top w:val="single" w:sz="6" w:color="D9D9D9"/>
-              <w:left w:val="single" w:sz="6" w:color="D9D9D9"/>
-              <w:bottom w:val="single" w:sz="6" w:color="D9D9D9"/>
-              <w:right w:val="single" w:sz="6" w:color="D9D9D9"/>
-              <w:insideH w:val="single" w:sz="6" w:color="D9D9D9"/>
-              <w:insideV w:val="single" w:sz="6" w:color="D9D9D9"/>
-            </w:tcBorders>
-            <w:shd w:fill="EAF2F8"/>
-          </w:tcPr>
-          <w:p>
-            <w:pPr>
-              <w:spacing w:before="0" w:after="0" w:line="259" w:lineRule="auto"/>
-              <w:jc w:val="right"/>
-              <w:bidi w:val="1"/>
-            </w:pPr>
-            <w:r/>
-            <w:r>
-              <w:rPr>
-                <w:rFonts w:ascii="Arial" w:hAnsi="Arial" w:cs="Arial"/>
-                <w:b w:val="0"/>
-                <w:color w:val="000000"/>
-                <w:sz w:val="16"/>
-              </w:rPr>
-              <w:t>الفقه (4)</w:t>
-            </w:r>
-          </w:p>
-        </w:tc>
-        <w:tc>
-          <w:tcPr>
-            <w:tcW w:type="dxa" w:w="2952"/>
-            <w:vAlign w:val="center"/>
-            <w:tcMar>
-              <w:top w:w="70" w:type="dxa"/>
-              <w:start w:w="90" w:type="dxa"/>
-              <w:bottom w:w="70" w:type="dxa"/>
-              <w:end w:w="90" w:type="dxa"/>
-            </w:tcMar>
-            <w:tcBorders>
-              <w:top w:val="single" w:sz="6" w:color="D9D9D9"/>
-              <w:left w:val="single" w:sz="6" w:color="D9D9D9"/>
-              <w:bottom w:val="single" w:sz="6" w:color="D9D9D9"/>
-              <w:right w:val="single" w:sz="6" w:color="D9D9D9"/>
-              <w:insideH w:val="single" w:sz="6" w:color="D9D9D9"/>
-              <w:insideV w:val="single" w:sz="6" w:color="D9D9D9"/>
-            </w:tcBorders>
-            <w:shd w:fill="EAF2F8"/>
-          </w:tcPr>
-          <w:p>
-            <w:pPr>
-              <w:spacing w:before="0" w:after="0" w:line="259" w:lineRule="auto"/>
-              <w:jc w:val="right"/>
-              <w:bidi w:val="1"/>
-            </w:pPr>
-            <w:r/>
-            <w:r>
-              <w:rPr>
-                <w:rFonts w:ascii="Arial" w:hAnsi="Arial" w:cs="Arial"/>
-                <w:b w:val="0"/>
-                <w:color w:val="000000"/>
-                <w:sz w:val="16"/>
-              </w:rPr>
-              <w:t>القرآن وعلومه</w:t>
-              <w:br/>
-              <w:t>القرآن وعلومه: قديمة 39</w:t>
-            </w:r>
-          </w:p>
-        </w:tc>
-        <w:tc>
-          <w:tcPr>
-            <w:tcW w:type="dxa" w:w="864"/>
-            <w:vAlign w:val="center"/>
-            <w:tcMar>
-              <w:top w:w="70" w:type="dxa"/>
-              <w:start w:w="90" w:type="dxa"/>
-              <w:bottom w:w="70" w:type="dxa"/>
-              <w:end w:w="90" w:type="dxa"/>
-            </w:tcMar>
-            <w:tcBorders>
-              <w:top w:val="single" w:sz="6" w:color="D9D9D9"/>
-              <w:left w:val="single" w:sz="6" w:color="D9D9D9"/>
-              <w:bottom w:val="single" w:sz="6" w:color="D9D9D9"/>
-              <w:right w:val="single" w:sz="6" w:color="D9D9D9"/>
-              <w:insideH w:val="single" w:sz="6" w:color="D9D9D9"/>
-              <w:insideV w:val="single" w:sz="6" w:color="D9D9D9"/>
-            </w:tcBorders>
-            <w:shd w:fill="EAF2F8"/>
-          </w:tcPr>
-          <w:p>
-            <w:pPr>
-              <w:spacing w:before="0" w:after="0" w:line="259" w:lineRule="auto"/>
-              <w:jc w:val="center"/>
-              <w:bidi w:val="1"/>
-            </w:pPr>
-            <w:r/>
-            <w:r>
-              <w:rPr>
-                <w:rFonts w:ascii="Arial" w:hAnsi="Arial" w:cs="Arial"/>
-                <w:b w:val="0"/>
-                <w:color w:val="000000"/>
-                <w:sz w:val="16"/>
-              </w:rPr>
-              <w:t>1</w:t>
-            </w:r>
-          </w:p>
-        </w:tc>
-        <w:tc>
-          <w:tcPr>
-            <w:tcW w:type="dxa" w:w="2664"/>
-            <w:vAlign w:val="center"/>
-            <w:tcMar>
-              <w:top w:w="70" w:type="dxa"/>
-              <w:start w:w="90" w:type="dxa"/>
-              <w:bottom w:w="70" w:type="dxa"/>
-              <w:end w:w="90" w:type="dxa"/>
-            </w:tcMar>
-            <w:tcBorders>
-              <w:top w:val="single" w:sz="6" w:color="D9D9D9"/>
-              <w:left w:val="single" w:sz="6" w:color="D9D9D9"/>
-              <w:bottom w:val="single" w:sz="6" w:color="D9D9D9"/>
-              <w:right w:val="single" w:sz="6" w:color="D9D9D9"/>
-              <w:insideH w:val="single" w:sz="6" w:color="D9D9D9"/>
-              <w:insideV w:val="single" w:sz="6" w:color="D9D9D9"/>
-            </w:tcBorders>
-            <w:shd w:fill="EAF2F8"/>
-          </w:tcPr>
-          <w:p>
-            <w:pPr>
-              <w:spacing w:before="0" w:after="0" w:line="259" w:lineRule="auto"/>
-              <w:jc w:val="right"/>
-              <w:bidi w:val="1"/>
-            </w:pPr>
-            <w:r/>
-            <w:r>
-              <w:rPr>
-                <w:rFonts w:ascii="Arial" w:hAnsi="Arial" w:cs="Arial"/>
-                <w:b w:val="0"/>
-                <w:color w:val="000000"/>
-                <w:sz w:val="16"/>
-              </w:rPr>
-              <w:t>لا يوجد توصيف تحت الرمز في المستودع</w:t>
-            </w:r>
-          </w:p>
-        </w:tc>
-      </w:tr>
-      <w:tr>
-        <w:trPr>
-          <w:cantSplit/>
-        </w:trPr>
-        <w:tc>
-          <w:tcPr>
-            <w:tcW w:type="dxa" w:w="648"/>
-            <w:vAlign w:val="center"/>
-            <w:tcMar>
-              <w:top w:w="70" w:type="dxa"/>
-              <w:start w:w="90" w:type="dxa"/>
-              <w:bottom w:w="70" w:type="dxa"/>
-              <w:end w:w="90" w:type="dxa"/>
-            </w:tcMar>
-            <w:tcBorders>
-              <w:top w:val="single" w:sz="6" w:color="D9D9D9"/>
-              <w:left w:val="single" w:sz="6" w:color="D9D9D9"/>
-              <w:bottom w:val="single" w:sz="6" w:color="D9D9D9"/>
-              <w:right w:val="single" w:sz="6" w:color="D9D9D9"/>
-              <w:insideH w:val="single" w:sz="6" w:color="D9D9D9"/>
-              <w:insideV w:val="single" w:sz="6" w:color="D9D9D9"/>
-            </w:tcBorders>
-          </w:tcPr>
-          <w:p>
-            <w:pPr>
-              <w:spacing w:before="0" w:after="0" w:line="259" w:lineRule="auto"/>
-              <w:jc w:val="center"/>
-              <w:bidi w:val="1"/>
-            </w:pPr>
-            <w:r/>
-            <w:r>
-              <w:rPr>
-                <w:rFonts w:ascii="Arial" w:hAnsi="Arial" w:cs="Arial"/>
-                <w:b w:val="0"/>
-                <w:color w:val="000000"/>
-                <w:sz w:val="16"/>
-              </w:rPr>
-              <w:t>99</w:t>
-            </w:r>
-          </w:p>
-        </w:tc>
-        <w:tc>
-          <w:tcPr>
-            <w:tcW w:type="dxa" w:w="1368"/>
-            <w:vAlign w:val="center"/>
-            <w:tcMar>
-              <w:top w:w="70" w:type="dxa"/>
-              <w:start w:w="90" w:type="dxa"/>
-              <w:bottom w:w="70" w:type="dxa"/>
-              <w:end w:w="90" w:type="dxa"/>
-            </w:tcMar>
-            <w:tcBorders>
-              <w:top w:val="single" w:sz="6" w:color="D9D9D9"/>
-              <w:left w:val="single" w:sz="6" w:color="D9D9D9"/>
-              <w:bottom w:val="single" w:sz="6" w:color="D9D9D9"/>
-              <w:right w:val="single" w:sz="6" w:color="D9D9D9"/>
-              <w:insideH w:val="single" w:sz="6" w:color="D9D9D9"/>
-              <w:insideV w:val="single" w:sz="6" w:color="D9D9D9"/>
-            </w:tcBorders>
-          </w:tcPr>
-          <w:p>
-            <w:pPr>
-              <w:spacing w:before="0" w:after="0" w:line="259" w:lineRule="auto"/>
-              <w:jc w:val="center"/>
-              <w:bidi w:val="0"/>
-            </w:pPr>
-            <w:r/>
-            <w:r>
-              <w:rPr>
-                <w:rFonts w:ascii="Arial" w:hAnsi="Arial" w:cs="Arial"/>
-                <w:b w:val="0"/>
-                <w:color w:val="000000"/>
-                <w:sz w:val="16"/>
-              </w:rPr>
-              <w:t>2002266-5</w:t>
-            </w:r>
-          </w:p>
-        </w:tc>
-        <w:tc>
-          <w:tcPr>
-            <w:tcW w:type="dxa" w:w="2232"/>
-            <w:vAlign w:val="center"/>
-            <w:tcMar>
-              <w:top w:w="70" w:type="dxa"/>
-              <w:start w:w="90" w:type="dxa"/>
-              <w:bottom w:w="70" w:type="dxa"/>
-              <w:end w:w="90" w:type="dxa"/>
-            </w:tcMar>
-            <w:tcBorders>
-              <w:top w:val="single" w:sz="6" w:color="D9D9D9"/>
-              <w:left w:val="single" w:sz="6" w:color="D9D9D9"/>
-              <w:bottom w:val="single" w:sz="6" w:color="D9D9D9"/>
-              <w:right w:val="single" w:sz="6" w:color="D9D9D9"/>
-              <w:insideH w:val="single" w:sz="6" w:color="D9D9D9"/>
-              <w:insideV w:val="single" w:sz="6" w:color="D9D9D9"/>
-            </w:tcBorders>
-          </w:tcPr>
-          <w:p>
-            <w:pPr>
-              <w:spacing w:before="0" w:after="0" w:line="259" w:lineRule="auto"/>
-              <w:jc w:val="right"/>
-              <w:bidi w:val="1"/>
-            </w:pPr>
-            <w:r/>
-            <w:r>
-              <w:rPr>
-                <w:rFonts w:ascii="Arial" w:hAnsi="Arial" w:cs="Arial"/>
-                <w:b w:val="0"/>
-                <w:color w:val="000000"/>
-                <w:sz w:val="16"/>
-              </w:rPr>
-              <w:t>التدريب التعاوني</w:t>
-            </w:r>
-          </w:p>
-        </w:tc>
-        <w:tc>
-          <w:tcPr>
-            <w:tcW w:type="dxa" w:w="2952"/>
-            <w:vAlign w:val="center"/>
-            <w:tcMar>
-              <w:top w:w="70" w:type="dxa"/>
-              <w:start w:w="90" w:type="dxa"/>
-              <w:bottom w:w="70" w:type="dxa"/>
-              <w:end w:w="90" w:type="dxa"/>
-            </w:tcMar>
-            <w:tcBorders>
-              <w:top w:val="single" w:sz="6" w:color="D9D9D9"/>
-              <w:left w:val="single" w:sz="6" w:color="D9D9D9"/>
-              <w:bottom w:val="single" w:sz="6" w:color="D9D9D9"/>
-              <w:right w:val="single" w:sz="6" w:color="D9D9D9"/>
-              <w:insideH w:val="single" w:sz="6" w:color="D9D9D9"/>
-              <w:insideV w:val="single" w:sz="6" w:color="D9D9D9"/>
-            </w:tcBorders>
-          </w:tcPr>
-          <w:p>
-            <w:pPr>
-              <w:spacing w:before="0" w:after="0" w:line="259" w:lineRule="auto"/>
-              <w:jc w:val="right"/>
-              <w:bidi w:val="1"/>
-            </w:pPr>
-            <w:r/>
-            <w:r>
-              <w:rPr>
-                <w:rFonts w:ascii="Arial" w:hAnsi="Arial" w:cs="Arial"/>
-                <w:b w:val="0"/>
-                <w:color w:val="000000"/>
-                <w:sz w:val="16"/>
-              </w:rPr>
-              <w:t>القرآن وعلومه</w:t>
-              <w:br/>
-              <w:t>القرآن وعلومه: جديدة 47</w:t>
-            </w:r>
-          </w:p>
-        </w:tc>
-        <w:tc>
-          <w:tcPr>
-            <w:tcW w:type="dxa" w:w="864"/>
-            <w:vAlign w:val="center"/>
-            <w:tcMar>
-              <w:top w:w="70" w:type="dxa"/>
-              <w:start w:w="90" w:type="dxa"/>
-              <w:bottom w:w="70" w:type="dxa"/>
-              <w:end w:w="90" w:type="dxa"/>
-            </w:tcMar>
-            <w:tcBorders>
-              <w:top w:val="single" w:sz="6" w:color="D9D9D9"/>
-              <w:left w:val="single" w:sz="6" w:color="D9D9D9"/>
-              <w:bottom w:val="single" w:sz="6" w:color="D9D9D9"/>
-              <w:right w:val="single" w:sz="6" w:color="D9D9D9"/>
-              <w:insideH w:val="single" w:sz="6" w:color="D9D9D9"/>
-              <w:insideV w:val="single" w:sz="6" w:color="D9D9D9"/>
-            </w:tcBorders>
-          </w:tcPr>
-          <w:p>
-            <w:pPr>
-              <w:spacing w:before="0" w:after="0" w:line="259" w:lineRule="auto"/>
-              <w:jc w:val="center"/>
-              <w:bidi w:val="1"/>
-            </w:pPr>
-            <w:r/>
-            <w:r>
-              <w:rPr>
-                <w:rFonts w:ascii="Arial" w:hAnsi="Arial" w:cs="Arial"/>
-                <w:b w:val="0"/>
-                <w:color w:val="000000"/>
-                <w:sz w:val="16"/>
-              </w:rPr>
-              <w:t>1</w:t>
-            </w:r>
-          </w:p>
-        </w:tc>
-        <w:tc>
-          <w:tcPr>
-            <w:tcW w:type="dxa" w:w="2664"/>
-            <w:vAlign w:val="center"/>
-            <w:tcMar>
-              <w:top w:w="70" w:type="dxa"/>
-              <w:start w:w="90" w:type="dxa"/>
-              <w:bottom w:w="70" w:type="dxa"/>
-              <w:end w:w="90" w:type="dxa"/>
-            </w:tcMar>
-            <w:tcBorders>
-              <w:top w:val="single" w:sz="6" w:color="D9D9D9"/>
-              <w:left w:val="single" w:sz="6" w:color="D9D9D9"/>
-              <w:bottom w:val="single" w:sz="6" w:color="D9D9D9"/>
-              <w:right w:val="single" w:sz="6" w:color="D9D9D9"/>
-              <w:insideH w:val="single" w:sz="6" w:color="D9D9D9"/>
-              <w:insideV w:val="single" w:sz="6" w:color="D9D9D9"/>
-            </w:tcBorders>
-          </w:tcPr>
-          <w:p>
-            <w:pPr>
-              <w:spacing w:before="0" w:after="0" w:line="259" w:lineRule="auto"/>
-              <w:jc w:val="right"/>
-              <w:bidi w:val="1"/>
-            </w:pPr>
-            <w:r/>
-            <w:r>
-              <w:rPr>
-                <w:rFonts w:ascii="Arial" w:hAnsi="Arial" w:cs="Arial"/>
-                <w:b w:val="0"/>
-                <w:color w:val="000000"/>
-                <w:sz w:val="16"/>
-              </w:rPr>
-              <w:t>لا يوجد توصيف تحت الرمز في المستودع</w:t>
-            </w:r>
-          </w:p>
-        </w:tc>
-      </w:tr>
-      <w:tr>
-        <w:trPr>
-          <w:cantSplit/>
-        </w:trPr>
-        <w:tc>
-          <w:tcPr>
-            <w:tcW w:type="dxa" w:w="648"/>
-            <w:vAlign w:val="center"/>
-            <w:tcMar>
-              <w:top w:w="70" w:type="dxa"/>
-              <w:start w:w="90" w:type="dxa"/>
-              <w:bottom w:w="70" w:type="dxa"/>
-              <w:end w:w="90" w:type="dxa"/>
-            </w:tcMar>
-            <w:tcBorders>
-              <w:top w:val="single" w:sz="6" w:color="D9D9D9"/>
-              <w:left w:val="single" w:sz="6" w:color="D9D9D9"/>
-              <w:bottom w:val="single" w:sz="6" w:color="D9D9D9"/>
-              <w:right w:val="single" w:sz="6" w:color="D9D9D9"/>
-              <w:insideH w:val="single" w:sz="6" w:color="D9D9D9"/>
-              <w:insideV w:val="single" w:sz="6" w:color="D9D9D9"/>
-            </w:tcBorders>
-            <w:shd w:fill="EAF2F8"/>
-          </w:tcPr>
-          <w:p>
-            <w:pPr>
-              <w:spacing w:before="0" w:after="0" w:line="259" w:lineRule="auto"/>
-              <w:jc w:val="center"/>
-              <w:bidi w:val="1"/>
-            </w:pPr>
-            <w:r/>
-            <w:r>
-              <w:rPr>
-                <w:rFonts w:ascii="Arial" w:hAnsi="Arial" w:cs="Arial"/>
-                <w:b w:val="0"/>
-                <w:color w:val="000000"/>
-                <w:sz w:val="16"/>
-              </w:rPr>
-              <w:t>100</w:t>
+            <w:r>
+              <w:rPr>
+                <w:rFonts w:ascii="Arial" w:hAnsi="Arial" w:cs="Arial"/>
+                <w:b w:val="0"/>
+                <w:color w:val="000000"/>
+                <w:sz w:val="16"/>
+              </w:rPr>
             </w:r>
           </w:p>
         </w:tc>
